--- a/docs/CapstoneReportAllerScan - ManavPatel.docx
+++ b/docs/CapstoneReportAllerScan - ManavPatel.docx
@@ -116,15 +116,7 @@
           <w:sz w:val="32"/>
           <w:szCs w:val="32"/>
         </w:rPr>
-        <w:t xml:space="preserve">Capstone </w:t>
-      </w:r>
-      <w:r>
-        <w:rPr>
-          <w:b/>
-          <w:sz w:val="32"/>
-          <w:szCs w:val="32"/>
-        </w:rPr>
-        <w:t>Report</w:t>
+        <w:t>Capstone Report</w:t>
       </w:r>
     </w:p>
     <w:p>
@@ -323,7 +315,21 @@
           <w:sz w:val="28"/>
           <w:szCs w:val="28"/>
         </w:rPr>
-        <w:t>This report presents the development of AllerScan, an AI-driven mobile application designed to enhance allergen detection in food products. The project aims to address the challenges faced by individuals with allergies by improving the accuracy of allergen detection, particularly in "may contain" sections of ingredient labels. By leveraging advanced Optical Character Recognition (OCR) techniques and personalized allergen filtering, AllerScan provides users with reliable and tailored allergen information.</w:t>
+        <w:t xml:space="preserve">This report presents the development of AllerScan, an AI-driven mobile application designed to enhance allergen detection in food products. The project aims to address the challenges faced by individuals with allergies by improving the accuracy of allergen detection, </w:t>
+      </w:r>
+      <w:r>
+        <w:rPr>
+          <w:sz w:val="28"/>
+          <w:szCs w:val="28"/>
+        </w:rPr>
+        <w:t>with support for both English and French ingredient labels.</w:t>
+      </w:r>
+      <w:r>
+        <w:rPr>
+          <w:sz w:val="28"/>
+          <w:szCs w:val="28"/>
+        </w:rPr>
+        <w:t>. By leveraging advanced Optical Character Recognition (OCR) techniques and personalized allergen filtering, AllerScan provides users with reliable and tailored allergen information.</w:t>
       </w:r>
     </w:p>
     <w:p>
@@ -350,7 +356,35 @@
           <w:sz w:val="28"/>
           <w:szCs w:val="28"/>
         </w:rPr>
-        <w:t>The application employs a multi-strategy OCR approach, utilizing various Page Segmentation Modes (PSM) and Optical Engine Modes (OEM) to optimize text recognition. Character whitelisting is implemented to reduce noise and improve the precision of allergen detection. Additionally, the system incorporates a comprehensive pattern detection mechanism to identify potential allergens listed under "may contain" sections.</w:t>
+        <w:t xml:space="preserve">The application employs a multi-strategy OCR approach, utilizing various Page Segmentation Modes (PSM) and Optical Engine Modes (OEM) to optimize text recognition. </w:t>
+      </w:r>
+      <w:r>
+        <w:rPr>
+          <w:sz w:val="28"/>
+          <w:szCs w:val="28"/>
+        </w:rPr>
+        <w:t>Character whitelisting and language-aware text normalisation reduce OCR noise, while curated bilingual allergen dictionaries keep detection precise</w:t>
+      </w:r>
+      <w:r>
+        <w:rPr>
+          <w:sz w:val="28"/>
+          <w:szCs w:val="28"/>
+        </w:rPr>
+        <w:t>. Additionally, the system incorporates a comprehensive pattern detection mechanism to identify potential allergens listed under "</w:t>
+      </w:r>
+      <w:r>
+        <w:rPr>
+          <w:sz w:val="28"/>
+          <w:szCs w:val="28"/>
+        </w:rPr>
+        <w:t>Your Allergens</w:t>
+      </w:r>
+      <w:r>
+        <w:rPr>
+          <w:sz w:val="28"/>
+          <w:szCs w:val="28"/>
+        </w:rPr>
+        <w:t>" sections.</w:t>
       </w:r>
     </w:p>
     <w:p>
@@ -377,7 +411,28 @@
           <w:sz w:val="28"/>
           <w:szCs w:val="28"/>
         </w:rPr>
-        <w:t>The results demonstrate a significant improvement in allergen detection accuracy, offering a valuable tool for users to make informed food choices. AllerScan's user-friendly interface and robust backend processing ensure a seamless experience, enhancing user confidence and safety.</w:t>
+        <w:t>The results demonstrate a significant improvement in allergen detection accuracy, offering a valuable tool for users to make informed food choices</w:t>
+      </w:r>
+      <w:r>
+        <w:rPr>
+          <w:sz w:val="28"/>
+          <w:szCs w:val="28"/>
+        </w:rPr>
+        <w:t xml:space="preserve">. </w:t>
+      </w:r>
+      <w:r>
+        <w:rPr>
+          <w:sz w:val="28"/>
+          <w:szCs w:val="28"/>
+        </w:rPr>
+        <w:t>AllerScan’s provider-driven localisation, emoji-only onboarding, and purely on-device workflow ensure a seamless experience that increases user confidence and safety</w:t>
+      </w:r>
+      <w:r>
+        <w:rPr>
+          <w:sz w:val="28"/>
+          <w:szCs w:val="28"/>
+        </w:rPr>
+        <w:t>.</w:t>
       </w:r>
     </w:p>
     <w:p>
@@ -446,7 +501,14 @@
           <w:sz w:val="28"/>
           <w:szCs w:val="28"/>
         </w:rPr>
-        <w:t>Food allergies are a significant health concern, affecting millions of individuals worldwide. Accurate labeling and detection of allergens in food products are crucial for consumer safety, as even trace amounts of allergens can trigger severe reactions. Traditional methods of allergen detection often fall short in identifying allergens listed under "may contain" sections, leading to potential health risks for allergy sufferers.</w:t>
+        <w:t xml:space="preserve">Food allergies are a significant health concern, affecting millions of individuals worldwide. Accurate labeling and detection of allergens in food products are crucial for consumer safety, as even trace amounts of allergens can trigger severe reactions. </w:t>
+      </w:r>
+      <w:r>
+        <w:rPr>
+          <w:sz w:val="28"/>
+          <w:szCs w:val="28"/>
+        </w:rPr>
+        <w:t>Traditional label review breaks down when layouts shift across brands or languages, leaving critical warnings easy to miss.</w:t>
       </w:r>
     </w:p>
     <w:p>
@@ -500,26 +562,8 @@
           <w:sz w:val="28"/>
           <w:szCs w:val="28"/>
         </w:rPr>
-        <w:t xml:space="preserve">The primary objective of this project is to develop AllerScan, an AI-enhanced mobile application that improves the accuracy of allergen detection in food products. The application aims to </w:t>
-      </w:r>
-      <w:r>
-        <w:rPr>
-          <w:sz w:val="28"/>
-          <w:szCs w:val="28"/>
-        </w:rPr>
-        <w:lastRenderedPageBreak/>
-        <w:t>provide users with reliable and personalized allergen information, enabling them to make informed food choices</w:t>
-      </w:r>
-    </w:p>
-    <w:p>
-      <w:pPr>
-        <w:pStyle w:val="ListParagraph"/>
-        <w:ind w:left="1080"/>
-        <w:rPr>
-          <w:sz w:val="28"/>
-          <w:szCs w:val="28"/>
-        </w:rPr>
-      </w:pPr>
+        <w:t>The primary objective is to deliver AllerScan, an offline Flutter application that scans ingredient labels, normalizes English/French text, and highlights profile-specific allergens so users can decide quickly.</w:t>
+      </w:r>
     </w:p>
     <w:p>
       <w:pPr>
@@ -538,6 +582,7 @@
           <w:sz w:val="28"/>
           <w:szCs w:val="28"/>
         </w:rPr>
+        <w:lastRenderedPageBreak/>
         <w:t>Importance</w:t>
       </w:r>
     </w:p>
@@ -555,7 +600,14 @@
           <w:sz w:val="28"/>
           <w:szCs w:val="28"/>
         </w:rPr>
-        <w:t>AllerScan addresses a critical need for enhanced allergen detection by leveraging advanced AI technologies. By improving the accuracy of allergen identification, particularly in "may contain" sections, the application enhances user confidence and safety. This project not only benefits individuals with allergies but also contributes to the broader goal of improving food safety standards.</w:t>
+        <w:t xml:space="preserve">AllerScan addresses a critical need for enhanced allergen detection by leveraging advanced AI technologies. </w:t>
+      </w:r>
+      <w:r>
+        <w:rPr>
+          <w:sz w:val="28"/>
+          <w:szCs w:val="28"/>
+        </w:rPr>
+        <w:t>By combining on-device OCR, curated bilingual dictionaries, and instant localisation, the app boosts user confidence while keeping sensitive data private.</w:t>
       </w:r>
     </w:p>
     <w:p>
@@ -633,7 +685,21 @@
           <w:sz w:val="28"/>
           <w:szCs w:val="28"/>
         </w:rPr>
-        <w:t>The detection and labeling of allergens in food products have traditionally relied on manual processes and standard labeling practices. These methods often lack the precision needed to identify allergens listed under ambiguous "may contain" sections. Current technologies in allergen detection primarily focus on direct ingredient analysis, which may not account for cross-contamination or trace allergens.</w:t>
+        <w:t xml:space="preserve">The detection and labeling of allergens in food products have traditionally relied on manual processes and standard labeling practices. These methods often lack the precision needed to identify allergens listed under ambiguous "may contain" sections. </w:t>
+      </w:r>
+      <w:r>
+        <w:rPr>
+          <w:sz w:val="28"/>
+          <w:szCs w:val="28"/>
+        </w:rPr>
+        <w:t>Current tools rarely reconcile cross-contamination warnings or bilingual labelling, so users still rely on manual review.</w:t>
+      </w:r>
+      <w:r>
+        <w:rPr>
+          <w:sz w:val="28"/>
+          <w:szCs w:val="28"/>
+        </w:rPr>
+        <w:t xml:space="preserve"> </w:t>
       </w:r>
     </w:p>
     <w:p>
@@ -687,7 +753,14 @@
           <w:sz w:val="28"/>
           <w:szCs w:val="28"/>
         </w:rPr>
-        <w:t>Recent advancements in Artificial Intelligence (AI) have opened new avenues for improving allergen detection accuracy. AI techniques, such as Optical Character Recognition (OCR), have been employed to automate the extraction of textual information from food labels. However, the effectiveness of these systems is often limited by the complexity of label designs and the variability in text presentation.</w:t>
+        <w:t xml:space="preserve">Recent advancements in Artificial Intelligence (AI) have opened new avenues for improving allergen detection accuracy. AI techniques, such as Optical Character Recognition (OCR), have been employed to automate the extraction of textual information from food labels. </w:t>
+      </w:r>
+      <w:r>
+        <w:rPr>
+          <w:sz w:val="28"/>
+          <w:szCs w:val="28"/>
+        </w:rPr>
+        <w:t>OCR pipelines help automate extraction, yet their accuracy drops when fonts, languages, or layouts shift between brands.</w:t>
       </w:r>
     </w:p>
     <w:p>
@@ -741,16 +814,55 @@
           <w:sz w:val="28"/>
           <w:szCs w:val="28"/>
         </w:rPr>
-        <w:t xml:space="preserve">The primary challenge in allergen detection is the accurate identification of allergens in unstructured text, particularly in "may contain" sections. This project explores the potential of AI to bridge this gap by implementing a multi-strategy OCR system that enhances text recognition accuracy. By incorporating character whitelisting and comprehensive </w:t>
-      </w:r>
-      <w:r>
-        <w:rPr>
-          <w:sz w:val="28"/>
-          <w:szCs w:val="28"/>
-        </w:rPr>
-        <w:lastRenderedPageBreak/>
-        <w:t>pattern detection, AllerScan aims to provide a more reliable solution for allergen detection.</w:t>
-      </w:r>
+        <w:t>The key challenge is pulling reliable signals from noisy, mixed-language ingredient lists. AllerScan addresses this by combining multi-pass OCR, language-aware text normalisation, and curated English/French allergen dictionaries so user-specific allergens are highlighted consistently.</w:t>
+      </w:r>
+      <w:r>
+        <w:rPr>
+          <w:sz w:val="28"/>
+          <w:szCs w:val="28"/>
+        </w:rPr>
+        <w:t xml:space="preserve"> </w:t>
+      </w:r>
+    </w:p>
+    <w:p>
+      <w:pPr>
+        <w:pStyle w:val="ListParagraph"/>
+        <w:ind w:left="1440"/>
+        <w:rPr>
+          <w:sz w:val="28"/>
+          <w:szCs w:val="28"/>
+        </w:rPr>
+      </w:pPr>
+    </w:p>
+    <w:p>
+      <w:pPr>
+        <w:pStyle w:val="ListParagraph"/>
+        <w:ind w:left="1440"/>
+        <w:rPr>
+          <w:sz w:val="28"/>
+          <w:szCs w:val="28"/>
+        </w:rPr>
+      </w:pPr>
+    </w:p>
+    <w:p>
+      <w:pPr>
+        <w:pStyle w:val="ListParagraph"/>
+        <w:ind w:left="1440"/>
+        <w:rPr>
+          <w:sz w:val="28"/>
+          <w:szCs w:val="28"/>
+        </w:rPr>
+      </w:pPr>
+    </w:p>
+    <w:p>
+      <w:pPr>
+        <w:pStyle w:val="ListParagraph"/>
+        <w:ind w:left="1440"/>
+        <w:rPr>
+          <w:sz w:val="28"/>
+          <w:szCs w:val="28"/>
+        </w:rPr>
+      </w:pPr>
     </w:p>
     <w:p>
       <w:pPr>
@@ -781,6 +893,7 @@
           <w:sz w:val="28"/>
           <w:szCs w:val="28"/>
         </w:rPr>
+        <w:lastRenderedPageBreak/>
         <w:t>Methodology</w:t>
       </w:r>
     </w:p>
@@ -818,7 +931,14 @@
           <w:sz w:val="28"/>
           <w:szCs w:val="28"/>
         </w:rPr>
-        <w:t>The AllerScan project employs a multi-strategy Optical Character Recognition (OCR) approach to enhance the detection of allergens in food labels. The system is designed to accurately identify allergens, particularly those listed under "may contain" sections, by leveraging advanced AI techniques and user-specific filtering.</w:t>
+        <w:t xml:space="preserve">The AllerScan project employs a multi-strategy Optical Character Recognition (OCR) approach to enhance the detection of allergens in food labels. </w:t>
+      </w:r>
+      <w:r>
+        <w:rPr>
+          <w:sz w:val="28"/>
+          <w:szCs w:val="28"/>
+        </w:rPr>
+        <w:t>The pipeline captures a label image, runs multiple on-device OCR passes tuned for English and French packaging, normalises the text, and matches the results against the user’s saved allergen list.</w:t>
       </w:r>
     </w:p>
     <w:p>
@@ -868,7 +988,14 @@
           <w:sz w:val="28"/>
           <w:szCs w:val="28"/>
         </w:rPr>
-        <w:t>Framework: Flutter for cross-platform mobile application development.</w:t>
+        <w:t xml:space="preserve">Framework: </w:t>
+      </w:r>
+      <w:r>
+        <w:rPr>
+          <w:sz w:val="28"/>
+          <w:szCs w:val="28"/>
+        </w:rPr>
+        <w:t>Flutter (Android build) with Dart 3.</w:t>
       </w:r>
     </w:p>
     <w:p>
@@ -888,7 +1015,51 @@
           <w:sz w:val="28"/>
           <w:szCs w:val="28"/>
         </w:rPr>
-        <w:t>OCR Engine: Tesseract OCR, integrated with Dart for efficient text recognition.</w:t>
+        <w:t xml:space="preserve">OCR Engine: </w:t>
+      </w:r>
+      <w:r>
+        <w:rPr>
+          <w:sz w:val="28"/>
+          <w:szCs w:val="28"/>
+        </w:rPr>
+        <w:t>‘</w:t>
+      </w:r>
+      <w:r>
+        <w:rPr>
+          <w:sz w:val="28"/>
+          <w:szCs w:val="28"/>
+        </w:rPr>
+        <w:t>flutter_tesseract_ocr</w:t>
+      </w:r>
+      <w:r>
+        <w:rPr>
+          <w:sz w:val="28"/>
+          <w:szCs w:val="28"/>
+        </w:rPr>
+        <w:t>’</w:t>
+      </w:r>
+      <w:r>
+        <w:rPr>
+          <w:sz w:val="28"/>
+          <w:szCs w:val="28"/>
+        </w:rPr>
+        <w:t xml:space="preserve"> (bundled </w:t>
+      </w:r>
+      <w:proofErr w:type="spellStart"/>
+      <w:r>
+        <w:rPr>
+          <w:sz w:val="28"/>
+          <w:szCs w:val="28"/>
+        </w:rPr>
+        <w:t>tessdata</w:t>
+      </w:r>
+      <w:proofErr w:type="spellEnd"/>
+      <w:r>
+        <w:rPr>
+          <w:sz w:val="28"/>
+          <w:szCs w:val="28"/>
+        </w:rPr>
+        <w:t xml:space="preserve"> configs per language).”</w:t>
       </w:r>
     </w:p>
     <w:p>
@@ -908,7 +1079,30 @@
           <w:sz w:val="28"/>
           <w:szCs w:val="28"/>
         </w:rPr>
-        <w:t xml:space="preserve">Image Processing: </w:t>
+        <w:t>Image handling: ‘</w:t>
+      </w:r>
+      <w:proofErr w:type="spellStart"/>
+      <w:r>
+        <w:rPr>
+          <w:sz w:val="28"/>
+          <w:szCs w:val="28"/>
+        </w:rPr>
+        <w:t>image_picker</w:t>
+      </w:r>
+      <w:proofErr w:type="spellEnd"/>
+      <w:r>
+        <w:rPr>
+          <w:sz w:val="28"/>
+          <w:szCs w:val="28"/>
+        </w:rPr>
+        <w:t>’</w:t>
+      </w:r>
+      <w:r>
+        <w:rPr>
+          <w:sz w:val="28"/>
+          <w:szCs w:val="28"/>
+        </w:rPr>
+        <w:t xml:space="preserve"> plus </w:t>
       </w:r>
       <w:r>
         <w:rPr>
@@ -936,7 +1130,7 @@
           <w:sz w:val="28"/>
           <w:szCs w:val="28"/>
         </w:rPr>
-        <w:t xml:space="preserve"> package for image cropping and preprocessing.</w:t>
+        <w:t xml:space="preserve"> for capture and preprocessing.”</w:t>
       </w:r>
     </w:p>
     <w:p>
@@ -956,18 +1150,135 @@
           <w:sz w:val="28"/>
           <w:szCs w:val="28"/>
         </w:rPr>
-        <w:t>Data Management: User profiles are managed to tailor allergen detection based on individual needs.</w:t>
-      </w:r>
-    </w:p>
-    <w:p>
-      <w:pPr>
-        <w:pStyle w:val="ListParagraph"/>
-        <w:ind w:left="2160"/>
-        <w:rPr>
-          <w:sz w:val="28"/>
-          <w:szCs w:val="28"/>
-        </w:rPr>
-      </w:pPr>
+        <w:t xml:space="preserve">State and Localisation: </w:t>
+      </w:r>
+      <w:r>
+        <w:rPr>
+          <w:sz w:val="28"/>
+          <w:szCs w:val="28"/>
+        </w:rPr>
+        <w:t>Provider-driven</w:t>
+      </w:r>
+      <w:r>
+        <w:rPr>
+          <w:sz w:val="28"/>
+          <w:szCs w:val="28"/>
+        </w:rPr>
+        <w:t>,</w:t>
+      </w:r>
+      <w:r>
+        <w:rPr>
+          <w:sz w:val="28"/>
+          <w:szCs w:val="28"/>
+        </w:rPr>
+        <w:t xml:space="preserve"> ‘</w:t>
+      </w:r>
+      <w:r>
+        <w:rPr>
+          <w:sz w:val="28"/>
+          <w:szCs w:val="28"/>
+        </w:rPr>
+        <w:t>LanguageProvider</w:t>
+      </w:r>
+      <w:r>
+        <w:rPr>
+          <w:sz w:val="28"/>
+          <w:szCs w:val="28"/>
+        </w:rPr>
+        <w:t xml:space="preserve">’ </w:t>
+      </w:r>
+      <w:r>
+        <w:rPr>
+          <w:sz w:val="28"/>
+          <w:szCs w:val="28"/>
+        </w:rPr>
+        <w:t xml:space="preserve">with </w:t>
+      </w:r>
+      <w:r>
+        <w:rPr>
+          <w:sz w:val="28"/>
+          <w:szCs w:val="28"/>
+        </w:rPr>
+        <w:t>‘</w:t>
+      </w:r>
+      <w:proofErr w:type="spellStart"/>
+      <w:r>
+        <w:rPr>
+          <w:sz w:val="28"/>
+          <w:szCs w:val="28"/>
+        </w:rPr>
+        <w:t>shared_preferences</w:t>
+      </w:r>
+      <w:proofErr w:type="spellEnd"/>
+      <w:r>
+        <w:rPr>
+          <w:sz w:val="28"/>
+          <w:szCs w:val="28"/>
+        </w:rPr>
+        <w:t>’</w:t>
+      </w:r>
+      <w:r>
+        <w:rPr>
+          <w:sz w:val="28"/>
+          <w:szCs w:val="28"/>
+        </w:rPr>
+        <w:t xml:space="preserve"> persistence.</w:t>
+      </w:r>
+    </w:p>
+    <w:p>
+      <w:pPr>
+        <w:pStyle w:val="ListParagraph"/>
+        <w:numPr>
+          <w:ilvl w:val="0"/>
+          <w:numId w:val="23"/>
+        </w:numPr>
+        <w:rPr>
+          <w:sz w:val="28"/>
+          <w:szCs w:val="28"/>
+        </w:rPr>
+      </w:pPr>
+      <w:r>
+        <w:rPr>
+          <w:sz w:val="28"/>
+          <w:szCs w:val="28"/>
+        </w:rPr>
+        <w:t>Text normalisation</w:t>
+      </w:r>
+      <w:r>
+        <w:rPr>
+          <w:sz w:val="28"/>
+          <w:szCs w:val="28"/>
+        </w:rPr>
+        <w:t xml:space="preserve">: </w:t>
+      </w:r>
+      <w:r>
+        <w:rPr>
+          <w:sz w:val="28"/>
+          <w:szCs w:val="28"/>
+        </w:rPr>
+        <w:t>‘</w:t>
+      </w:r>
+      <w:r>
+        <w:rPr>
+          <w:sz w:val="28"/>
+          <w:szCs w:val="28"/>
+        </w:rPr>
+        <w:t>characters</w:t>
+      </w:r>
+      <w:r>
+        <w:rPr>
+          <w:sz w:val="28"/>
+          <w:szCs w:val="28"/>
+        </w:rPr>
+        <w:t>’</w:t>
+      </w:r>
+      <w:r>
+        <w:rPr>
+          <w:sz w:val="28"/>
+          <w:szCs w:val="28"/>
+        </w:rPr>
+        <w:t xml:space="preserve"> package and custom helpers for bilingual cleanup.</w:t>
+      </w:r>
     </w:p>
     <w:p>
       <w:pPr>
@@ -1013,7 +1324,7 @@
           <w:sz w:val="28"/>
           <w:szCs w:val="28"/>
         </w:rPr>
-        <w:t>Multi-Strategy OCR: Utilizes various Page Segmentation Modes (PSM) and Optical Engine Modes (OEM) to optimize text recognition accuracy.</w:t>
+        <w:t>Multi-pass OCR (PSM/OEM combos per language) to improve recognition on varied layouts.</w:t>
       </w:r>
     </w:p>
     <w:p>
@@ -1033,7 +1344,7 @@
           <w:sz w:val="28"/>
           <w:szCs w:val="28"/>
         </w:rPr>
-        <w:t>Character Whitelisting: Filters out non-essential characters to reduce OCR noise and improve precision.</w:t>
+        <w:t>Character whitelisting and language-aware normalisation to strip OCR noise.”</w:t>
       </w:r>
     </w:p>
     <w:p>
@@ -1053,7 +1364,7 @@
           <w:sz w:val="28"/>
           <w:szCs w:val="28"/>
         </w:rPr>
-        <w:t>Pattern Detection: Implements comprehensive pattern detection to identify potential allergens listed under "may contain" sections.</w:t>
+        <w:t>Dictionary matching against curated English/French JSON allergen lists, filtered by profile.</w:t>
       </w:r>
     </w:p>
     <w:p>
@@ -1073,38 +1384,8 @@
           <w:sz w:val="28"/>
           <w:szCs w:val="28"/>
         </w:rPr>
-        <w:t>Confidence-Based Scoring: Employs a dynamic scoring system to prioritize allergen detection results based on confidence levels and context.</w:t>
-      </w:r>
-    </w:p>
-    <w:p>
-      <w:pPr>
-        <w:pStyle w:val="ListParagraph"/>
-        <w:ind w:left="2160"/>
-        <w:rPr>
-          <w:sz w:val="28"/>
-          <w:szCs w:val="28"/>
-        </w:rPr>
-      </w:pPr>
-    </w:p>
-    <w:p>
-      <w:pPr>
-        <w:pStyle w:val="ListParagraph"/>
-        <w:ind w:left="2160"/>
-        <w:rPr>
-          <w:sz w:val="28"/>
-          <w:szCs w:val="28"/>
-        </w:rPr>
-      </w:pPr>
-    </w:p>
-    <w:p>
-      <w:pPr>
-        <w:pStyle w:val="ListParagraph"/>
-        <w:ind w:left="2160"/>
-        <w:rPr>
-          <w:sz w:val="28"/>
-          <w:szCs w:val="28"/>
-        </w:rPr>
-      </w:pPr>
+        <w:t>Confidence heuristics to prioritise high-certainty matches and drop duplicates.</w:t>
+      </w:r>
     </w:p>
     <w:p>
       <w:pPr>
@@ -1123,7 +1404,6 @@
           <w:sz w:val="28"/>
           <w:szCs w:val="28"/>
         </w:rPr>
-        <w:lastRenderedPageBreak/>
         <w:t>Implementation Steps</w:t>
       </w:r>
     </w:p>
@@ -1204,7 +1484,29 @@
           <w:sz w:val="28"/>
           <w:szCs w:val="28"/>
         </w:rPr>
-        <w:t>Allergen Detection: Extracted text is analyzed to identify allergens, with a focus on "may contain" sections.</w:t>
+        <w:lastRenderedPageBreak/>
+        <w:t xml:space="preserve">Allergen Detection: Extracted text is </w:t>
+      </w:r>
+      <w:r>
+        <w:rPr>
+          <w:sz w:val="28"/>
+          <w:szCs w:val="28"/>
+        </w:rPr>
+        <w:t xml:space="preserve">normalised </w:t>
+      </w:r>
+      <w:r>
+        <w:rPr>
+          <w:sz w:val="28"/>
+          <w:szCs w:val="28"/>
+        </w:rPr>
+        <w:t>then</w:t>
+      </w:r>
+      <w:r>
+        <w:rPr>
+          <w:sz w:val="28"/>
+          <w:szCs w:val="28"/>
+        </w:rPr>
+        <w:t xml:space="preserve"> with the appropriate language dictionary and surface confirmed matches from the user’s profile.</w:t>
       </w:r>
     </w:p>
     <w:p>
@@ -1229,6 +1531,14 @@
     </w:p>
     <w:p>
       <w:pPr>
+        <w:rPr>
+          <w:sz w:val="28"/>
+          <w:szCs w:val="28"/>
+        </w:rPr>
+      </w:pPr>
+    </w:p>
+    <w:p>
+      <w:pPr>
         <w:pStyle w:val="ListParagraph"/>
         <w:numPr>
           <w:ilvl w:val="0"/>
@@ -1310,7 +1620,42 @@
           <w:sz w:val="28"/>
           <w:szCs w:val="28"/>
         </w:rPr>
-        <w:t>Frontend: Developed using Flutter, providing a responsive and intuitive user interface for capturing and analyzing food labels.</w:t>
+        <w:t xml:space="preserve">Frontend: </w:t>
+      </w:r>
+      <w:r>
+        <w:rPr>
+          <w:sz w:val="28"/>
+          <w:szCs w:val="28"/>
+        </w:rPr>
+        <w:t xml:space="preserve">Flutter screens (Onboarding, Home, Upload, Results, Profile) driven by a </w:t>
+      </w:r>
+      <w:r>
+        <w:rPr>
+          <w:sz w:val="28"/>
+          <w:szCs w:val="28"/>
+        </w:rPr>
+        <w:t>‘</w:t>
+      </w:r>
+      <w:r>
+        <w:rPr>
+          <w:sz w:val="28"/>
+          <w:szCs w:val="28"/>
+        </w:rPr>
+        <w:t>LanguageProvider</w:t>
+      </w:r>
+      <w:r>
+        <w:rPr>
+          <w:sz w:val="28"/>
+          <w:szCs w:val="28"/>
+        </w:rPr>
+        <w:t xml:space="preserve">’ </w:t>
+      </w:r>
+      <w:r>
+        <w:rPr>
+          <w:sz w:val="28"/>
+          <w:szCs w:val="28"/>
+        </w:rPr>
+        <w:t>for instant EN/FR updates.</w:t>
       </w:r>
     </w:p>
     <w:p>
@@ -1330,7 +1675,98 @@
           <w:sz w:val="28"/>
           <w:szCs w:val="28"/>
         </w:rPr>
-        <w:t>Backend: Utilizes Tesseract OCR for text extraction and Dart for processing and managing data.</w:t>
+        <w:t>On-device services</w:t>
+      </w:r>
+      <w:r>
+        <w:rPr>
+          <w:sz w:val="28"/>
+          <w:szCs w:val="28"/>
+        </w:rPr>
+        <w:t xml:space="preserve">: </w:t>
+      </w:r>
+      <w:r>
+        <w:rPr>
+          <w:sz w:val="28"/>
+          <w:szCs w:val="28"/>
+        </w:rPr>
+        <w:t>‘</w:t>
+      </w:r>
+      <w:r>
+        <w:rPr>
+          <w:sz w:val="28"/>
+          <w:szCs w:val="28"/>
+        </w:rPr>
+        <w:t>flutter_tesseract_ocr</w:t>
+      </w:r>
+      <w:r>
+        <w:rPr>
+          <w:sz w:val="28"/>
+          <w:szCs w:val="28"/>
+        </w:rPr>
+        <w:t>’</w:t>
+      </w:r>
+      <w:r>
+        <w:rPr>
+          <w:sz w:val="28"/>
+          <w:szCs w:val="28"/>
+        </w:rPr>
+        <w:t xml:space="preserve"> handles text extraction; Dart utilities (text normalisation, allergen detector, </w:t>
+      </w:r>
+      <w:r>
+        <w:rPr>
+          <w:sz w:val="28"/>
+          <w:szCs w:val="28"/>
+        </w:rPr>
+        <w:t>‘</w:t>
+      </w:r>
+      <w:r>
+        <w:rPr>
+          <w:sz w:val="28"/>
+          <w:szCs w:val="28"/>
+        </w:rPr>
+        <w:t>ProfileService</w:t>
+      </w:r>
+      <w:r>
+        <w:rPr>
+          <w:sz w:val="28"/>
+          <w:szCs w:val="28"/>
+        </w:rPr>
+        <w:t>’</w:t>
+      </w:r>
+      <w:r>
+        <w:rPr>
+          <w:sz w:val="28"/>
+          <w:szCs w:val="28"/>
+        </w:rPr>
+        <w:t xml:space="preserve">) process results and persist user data via </w:t>
+      </w:r>
+      <w:r>
+        <w:rPr>
+          <w:sz w:val="28"/>
+          <w:szCs w:val="28"/>
+        </w:rPr>
+        <w:t>‘</w:t>
+      </w:r>
+      <w:r>
+        <w:rPr>
+          <w:sz w:val="28"/>
+          <w:szCs w:val="28"/>
+        </w:rPr>
+        <w:t>SharedPreferences</w:t>
+      </w:r>
+      <w:r>
+        <w:rPr>
+          <w:sz w:val="28"/>
+          <w:szCs w:val="28"/>
+        </w:rPr>
+        <w:t>’</w:t>
+      </w:r>
+      <w:r>
+        <w:rPr>
+          <w:sz w:val="28"/>
+          <w:szCs w:val="28"/>
+        </w:rPr>
+        <w:t>.</w:t>
       </w:r>
     </w:p>
     <w:p>
@@ -1356,53 +1792,140 @@
     <w:p>
       <w:pPr>
         <w:pStyle w:val="ListParagraph"/>
-        <w:ind w:left="1440"/>
-        <w:rPr>
-          <w:sz w:val="28"/>
-          <w:szCs w:val="28"/>
-        </w:rPr>
-      </w:pPr>
-      <w:r>
-        <w:rPr>
-          <w:sz w:val="28"/>
-          <w:szCs w:val="28"/>
-        </w:rPr>
-        <w:t>Multi-Strategy OCR: The system employs multiple OCR configurations, including different Page Segmentation Modes (PSM) and Optical Engine Modes (OEM), to enhance text recognition accuracy. This approach ensures comprehensive detection of allergens, especially in "may contain" sections.</w:t>
-      </w:r>
-    </w:p>
-    <w:p>
-      <w:pPr>
-        <w:pStyle w:val="ListParagraph"/>
-        <w:ind w:left="1440"/>
-        <w:rPr>
-          <w:sz w:val="28"/>
-          <w:szCs w:val="28"/>
-        </w:rPr>
-      </w:pPr>
-      <w:r>
-        <w:rPr>
-          <w:sz w:val="28"/>
-          <w:szCs w:val="28"/>
-        </w:rPr>
-        <w:t>Character Whitelisting: A character whitelist is implemented to filter out irrelevant text, reducing noise and improving the precision of allergen detection.</w:t>
-      </w:r>
-    </w:p>
-    <w:p>
-      <w:pPr>
-        <w:pStyle w:val="ListParagraph"/>
-        <w:ind w:left="1440"/>
-        <w:rPr>
-          <w:sz w:val="28"/>
-          <w:szCs w:val="28"/>
-        </w:rPr>
-      </w:pPr>
-      <w:r>
-        <w:rPr>
-          <w:sz w:val="28"/>
-          <w:szCs w:val="28"/>
-        </w:rPr>
-        <w:t>Pattern Detection: The application includes a robust pattern detection mechanism to identify potential allergens listed under "may contain" sections. This feature enhances the system's ability to detect allergens that may not be explicitly listed in the ingredients.</w:t>
-      </w:r>
+        <w:numPr>
+          <w:ilvl w:val="0"/>
+          <w:numId w:val="32"/>
+        </w:numPr>
+        <w:rPr>
+          <w:sz w:val="28"/>
+          <w:szCs w:val="28"/>
+        </w:rPr>
+      </w:pPr>
+      <w:r>
+        <w:rPr>
+          <w:sz w:val="28"/>
+          <w:szCs w:val="28"/>
+        </w:rPr>
+        <w:t xml:space="preserve">Multi-Strategy OCR: </w:t>
+      </w:r>
+      <w:r>
+        <w:rPr>
+          <w:sz w:val="28"/>
+          <w:szCs w:val="28"/>
+        </w:rPr>
+        <w:t>Multiple PSM/OEM combinations per language ensure reliable recognition even when label layouts differ.</w:t>
+      </w:r>
+    </w:p>
+    <w:p>
+      <w:pPr>
+        <w:pStyle w:val="ListParagraph"/>
+        <w:numPr>
+          <w:ilvl w:val="0"/>
+          <w:numId w:val="32"/>
+        </w:numPr>
+        <w:rPr>
+          <w:sz w:val="28"/>
+          <w:szCs w:val="28"/>
+        </w:rPr>
+      </w:pPr>
+      <w:r>
+        <w:rPr>
+          <w:sz w:val="28"/>
+          <w:szCs w:val="28"/>
+        </w:rPr>
+        <w:t>Noise reduction &amp; normalisation</w:t>
+      </w:r>
+      <w:r>
+        <w:rPr>
+          <w:sz w:val="28"/>
+          <w:szCs w:val="28"/>
+        </w:rPr>
+        <w:t xml:space="preserve">: </w:t>
+      </w:r>
+      <w:r>
+        <w:rPr>
+          <w:sz w:val="28"/>
+          <w:szCs w:val="28"/>
+        </w:rPr>
+        <w:t>Character whitelisting plus bilingual typo mapping clean OCR output before matching.</w:t>
+      </w:r>
+    </w:p>
+    <w:p>
+      <w:pPr>
+        <w:pStyle w:val="ListParagraph"/>
+        <w:numPr>
+          <w:ilvl w:val="0"/>
+          <w:numId w:val="32"/>
+        </w:numPr>
+        <w:rPr>
+          <w:sz w:val="28"/>
+          <w:szCs w:val="28"/>
+        </w:rPr>
+      </w:pPr>
+      <w:r>
+        <w:rPr>
+          <w:sz w:val="28"/>
+          <w:szCs w:val="28"/>
+        </w:rPr>
+        <w:t>Curated allergen dictionaries</w:t>
+      </w:r>
+      <w:r>
+        <w:rPr>
+          <w:sz w:val="28"/>
+          <w:szCs w:val="28"/>
+        </w:rPr>
+        <w:t xml:space="preserve">: </w:t>
+      </w:r>
+      <w:r>
+        <w:rPr>
+          <w:sz w:val="28"/>
+          <w:szCs w:val="28"/>
+        </w:rPr>
+        <w:t>English/French JSON sources are filtered through the user’s saved allergen list so only relevant hits appear.</w:t>
+      </w:r>
+    </w:p>
+    <w:p>
+      <w:pPr>
+        <w:pStyle w:val="ListParagraph"/>
+        <w:numPr>
+          <w:ilvl w:val="0"/>
+          <w:numId w:val="32"/>
+        </w:numPr>
+        <w:rPr>
+          <w:sz w:val="28"/>
+          <w:szCs w:val="28"/>
+        </w:rPr>
+      </w:pPr>
+      <w:r>
+        <w:rPr>
+          <w:sz w:val="28"/>
+          <w:szCs w:val="28"/>
+        </w:rPr>
+        <w:t xml:space="preserve">Localised presentation: </w:t>
+      </w:r>
+      <w:r>
+        <w:rPr>
+          <w:sz w:val="28"/>
+          <w:szCs w:val="28"/>
+        </w:rPr>
+        <w:t>Provider-driven strings and allergen labels keep the UI consistent when users switch languages or reset their profile.</w:t>
+      </w:r>
+    </w:p>
+    <w:p>
+      <w:pPr>
+        <w:rPr>
+          <w:sz w:val="28"/>
+          <w:szCs w:val="28"/>
+        </w:rPr>
+      </w:pPr>
+    </w:p>
+    <w:p>
+      <w:pPr>
+        <w:rPr>
+          <w:sz w:val="28"/>
+          <w:szCs w:val="28"/>
+        </w:rPr>
+      </w:pPr>
     </w:p>
     <w:p>
       <w:pPr>
@@ -1434,56 +1957,22 @@
         <w:lastRenderedPageBreak/>
         <w:t>Screenshots</w:t>
       </w:r>
-    </w:p>
-    <w:p>
-      <w:pPr>
-        <w:ind w:left="1440"/>
-        <w:rPr>
-          <w:sz w:val="28"/>
-          <w:szCs w:val="28"/>
-        </w:rPr>
-      </w:pPr>
-      <w:r>
-        <w:rPr>
-          <w:sz w:val="28"/>
-          <w:szCs w:val="28"/>
-        </w:rPr>
-        <w:t>User Interface: The app features a clean and intuitive interface, allowing users to easily capture images of food labels and receive allergen information.</w:t>
-      </w:r>
-    </w:p>
-    <w:p>
-      <w:pPr>
-        <w:ind w:left="1440"/>
-        <w:rPr>
-          <w:sz w:val="28"/>
-          <w:szCs w:val="28"/>
-        </w:rPr>
-      </w:pPr>
-    </w:p>
-    <w:p>
-      <w:pPr>
-        <w:ind w:left="1440"/>
-        <w:rPr>
-          <w:sz w:val="28"/>
-          <w:szCs w:val="28"/>
-        </w:rPr>
-      </w:pPr>
-    </w:p>
-    <w:p>
-      <w:pPr>
-        <w:ind w:left="1440"/>
+      <w:r>
         <w:rPr>
           <w:sz w:val="52"/>
           <w:szCs w:val="52"/>
         </w:rPr>
-      </w:pPr>
-      <w:r>
+        <w:t xml:space="preserve">          </w:t>
+      </w:r>
+    </w:p>
+    <w:p>
+      <w:pPr>
+        <w:ind w:left="1440"/>
         <w:rPr>
           <w:sz w:val="52"/>
           <w:szCs w:val="52"/>
         </w:rPr>
-        <w:t xml:space="preserve">           </w:t>
-      </w:r>
+      </w:pPr>
     </w:p>
     <w:p>
       <w:pPr>
@@ -1516,324 +2005,1302 @@
       <w:pPr>
         <w:ind w:left="1440"/>
         <w:rPr>
-          <w:sz w:val="52"/>
-          <w:szCs w:val="52"/>
-        </w:rPr>
-      </w:pPr>
-    </w:p>
-    <w:p>
-      <w:pPr>
-        <w:ind w:left="1440"/>
-        <w:rPr>
-          <w:sz w:val="28"/>
-          <w:szCs w:val="28"/>
-        </w:rPr>
-      </w:pPr>
-    </w:p>
-    <w:p>
-      <w:pPr>
-        <w:ind w:left="1440"/>
-        <w:rPr>
-          <w:sz w:val="28"/>
-          <w:szCs w:val="28"/>
-        </w:rPr>
-      </w:pPr>
-    </w:p>
-    <w:p>
-      <w:pPr>
-        <w:ind w:left="1440"/>
-        <w:rPr>
-          <w:sz w:val="28"/>
-          <w:szCs w:val="28"/>
-        </w:rPr>
-      </w:pPr>
-      <w:r>
+          <w:sz w:val="28"/>
+          <w:szCs w:val="28"/>
+        </w:rPr>
+      </w:pPr>
+    </w:p>
+    <w:p>
+      <w:pPr>
+        <w:ind w:left="1440"/>
+        <w:rPr>
+          <w:sz w:val="28"/>
+          <w:szCs w:val="28"/>
+        </w:rPr>
+      </w:pPr>
+    </w:p>
+    <w:p>
+      <w:pPr>
+        <w:ind w:left="1440"/>
+        <w:rPr>
+          <w:sz w:val="28"/>
+          <w:szCs w:val="28"/>
+        </w:rPr>
+      </w:pPr>
+    </w:p>
+    <w:p>
+      <w:pPr>
+        <w:ind w:left="1440"/>
+        <w:rPr>
+          <w:sz w:val="28"/>
+          <w:szCs w:val="28"/>
+        </w:rPr>
+      </w:pPr>
+    </w:p>
+    <w:p>
+      <w:pPr>
+        <w:ind w:left="1440"/>
+        <w:rPr>
+          <w:sz w:val="28"/>
+          <w:szCs w:val="28"/>
+        </w:rPr>
+      </w:pPr>
+    </w:p>
+    <w:p>
+      <w:pPr>
+        <w:ind w:left="1440"/>
+        <w:rPr>
+          <w:sz w:val="28"/>
+          <w:szCs w:val="28"/>
+        </w:rPr>
+      </w:pPr>
+    </w:p>
+    <w:p>
+      <w:pPr>
+        <w:ind w:left="1440"/>
+        <w:rPr>
+          <w:sz w:val="28"/>
+          <w:szCs w:val="28"/>
+        </w:rPr>
+      </w:pPr>
+    </w:p>
+    <w:p>
+      <w:pPr>
+        <w:ind w:left="1440"/>
+        <w:rPr>
+          <w:sz w:val="28"/>
+          <w:szCs w:val="28"/>
+        </w:rPr>
+      </w:pPr>
+    </w:p>
+    <w:p>
+      <w:pPr>
+        <w:ind w:left="1440"/>
+        <w:rPr>
+          <w:sz w:val="28"/>
+          <w:szCs w:val="28"/>
+        </w:rPr>
+      </w:pPr>
+    </w:p>
+    <w:p>
+      <w:pPr>
+        <w:ind w:left="1440"/>
+        <w:rPr>
+          <w:sz w:val="28"/>
+          <w:szCs w:val="28"/>
+        </w:rPr>
+      </w:pPr>
+    </w:p>
+    <w:p>
+      <w:pPr>
+        <w:ind w:left="1440"/>
+        <w:rPr>
+          <w:sz w:val="28"/>
+          <w:szCs w:val="28"/>
+        </w:rPr>
+      </w:pPr>
+    </w:p>
+    <w:p>
+      <w:pPr>
+        <w:rPr>
+          <w:sz w:val="28"/>
+          <w:szCs w:val="28"/>
+        </w:rPr>
+      </w:pPr>
+    </w:p>
+    <w:p>
+      <w:pPr>
+        <w:rPr>
+          <w:sz w:val="28"/>
+          <w:szCs w:val="28"/>
+        </w:rPr>
+      </w:pPr>
+    </w:p>
+    <w:p>
+      <w:pPr>
+        <w:rPr>
+          <w:sz w:val="28"/>
+          <w:szCs w:val="28"/>
+        </w:rPr>
+      </w:pPr>
+    </w:p>
+    <w:p>
+      <w:pPr>
+        <w:rPr>
+          <w:sz w:val="28"/>
+          <w:szCs w:val="28"/>
+        </w:rPr>
+      </w:pPr>
+    </w:p>
+    <w:p>
+      <w:pPr>
+        <w:rPr>
+          <w:sz w:val="28"/>
+          <w:szCs w:val="28"/>
+        </w:rPr>
+      </w:pPr>
+    </w:p>
+    <w:p>
+      <w:pPr>
+        <w:rPr>
+          <w:sz w:val="28"/>
+          <w:szCs w:val="28"/>
+        </w:rPr>
+      </w:pPr>
+    </w:p>
+    <w:p>
+      <w:pPr>
+        <w:rPr>
+          <w:sz w:val="28"/>
+          <w:szCs w:val="28"/>
+        </w:rPr>
+      </w:pPr>
+    </w:p>
+    <w:p>
+      <w:pPr>
+        <w:rPr>
+          <w:sz w:val="28"/>
+          <w:szCs w:val="28"/>
+        </w:rPr>
+      </w:pPr>
+    </w:p>
+    <w:p>
+      <w:pPr>
+        <w:rPr>
+          <w:sz w:val="28"/>
+          <w:szCs w:val="28"/>
+        </w:rPr>
+      </w:pPr>
+    </w:p>
+    <w:p>
+      <w:pPr>
+        <w:rPr>
+          <w:sz w:val="28"/>
+          <w:szCs w:val="28"/>
+        </w:rPr>
+      </w:pPr>
+    </w:p>
+    <w:p>
+      <w:pPr>
+        <w:rPr>
+          <w:sz w:val="28"/>
+          <w:szCs w:val="28"/>
+        </w:rPr>
+      </w:pPr>
+    </w:p>
+    <w:p>
+      <w:pPr>
+        <w:rPr>
+          <w:sz w:val="28"/>
+          <w:szCs w:val="28"/>
+        </w:rPr>
+      </w:pPr>
+    </w:p>
+    <w:p>
+      <w:pPr>
+        <w:spacing w:line="600" w:lineRule="auto"/>
         <w:rPr>
           <w:b/>
           <w:bCs/>
+          <w:sz w:val="44"/>
+          <w:szCs w:val="44"/>
+        </w:rPr>
+      </w:pPr>
+    </w:p>
+    <w:p>
+      <w:pPr>
+        <w:spacing w:line="600" w:lineRule="auto"/>
+        <w:ind w:left="1440"/>
+        <w:rPr>
+          <w:b/>
+          <w:bCs/>
+          <w:sz w:val="44"/>
+          <w:szCs w:val="44"/>
+        </w:rPr>
+      </w:pPr>
+      <w:r>
+        <w:rPr>
+          <w:b/>
+          <w:bCs/>
+          <w:sz w:val="44"/>
+          <w:szCs w:val="44"/>
+        </w:rPr>
+        <w:t xml:space="preserve">                    </w:t>
+      </w:r>
+    </w:p>
+    <w:p>
+      <w:pPr>
+        <w:rPr>
+          <w:sz w:val="28"/>
+          <w:szCs w:val="28"/>
+        </w:rPr>
+      </w:pPr>
+    </w:p>
+    <w:p>
+      <w:pPr>
+        <w:pStyle w:val="ListParagraph"/>
+        <w:ind w:left="1440"/>
+        <w:rPr>
+          <w:sz w:val="28"/>
+          <w:szCs w:val="28"/>
+        </w:rPr>
+      </w:pPr>
+      <w:r>
+        <w:rPr>
+          <w:sz w:val="28"/>
+          <w:szCs w:val="28"/>
+        </w:rPr>
+        <w:t xml:space="preserve">              </w:t>
+      </w:r>
+    </w:p>
+    <w:p>
+      <w:pPr>
+        <w:pStyle w:val="ListParagraph"/>
+        <w:ind w:left="1440"/>
+        <w:rPr>
+          <w:sz w:val="28"/>
+          <w:szCs w:val="28"/>
+        </w:rPr>
+      </w:pPr>
+    </w:p>
+    <w:p>
+      <w:pPr>
+        <w:pStyle w:val="ListParagraph"/>
+        <w:ind w:left="1440"/>
+        <w:rPr>
+          <w:sz w:val="28"/>
+          <w:szCs w:val="28"/>
+        </w:rPr>
+      </w:pPr>
+    </w:p>
+    <w:p>
+      <w:pPr>
+        <w:pStyle w:val="ListParagraph"/>
+        <w:ind w:left="1440"/>
+        <w:rPr>
+          <w:sz w:val="28"/>
+          <w:szCs w:val="28"/>
+        </w:rPr>
+      </w:pPr>
+      <w:r>
+        <w:rPr>
+          <w:sz w:val="28"/>
+          <w:szCs w:val="28"/>
+        </w:rPr>
+        <w:t xml:space="preserve">             </w:t>
+      </w:r>
+    </w:p>
+    <w:p>
+      <w:pPr>
+        <w:pStyle w:val="ListParagraph"/>
+        <w:ind w:left="1440"/>
+        <w:rPr>
+          <w:sz w:val="28"/>
+          <w:szCs w:val="28"/>
+        </w:rPr>
+      </w:pPr>
+    </w:p>
+    <w:p>
+      <w:pPr>
+        <w:pStyle w:val="ListParagraph"/>
+        <w:ind w:left="1440"/>
+        <w:rPr>
+          <w:sz w:val="28"/>
+          <w:szCs w:val="28"/>
+        </w:rPr>
+      </w:pPr>
+    </w:p>
+    <w:p>
+      <w:pPr>
+        <w:pStyle w:val="ListParagraph"/>
+        <w:ind w:left="1440"/>
+        <w:rPr>
+          <w:sz w:val="28"/>
+          <w:szCs w:val="28"/>
+        </w:rPr>
+      </w:pPr>
+    </w:p>
+    <w:p>
+      <w:pPr>
+        <w:pStyle w:val="ListParagraph"/>
+        <w:ind w:left="1440"/>
+        <w:rPr>
+          <w:sz w:val="28"/>
+          <w:szCs w:val="28"/>
+        </w:rPr>
+      </w:pPr>
+    </w:p>
+    <w:p>
+      <w:pPr>
+        <w:pStyle w:val="ListParagraph"/>
+        <w:ind w:left="1440"/>
+        <w:rPr>
+          <w:sz w:val="28"/>
+          <w:szCs w:val="28"/>
+        </w:rPr>
+      </w:pPr>
+    </w:p>
+    <w:p>
+      <w:pPr>
+        <w:pStyle w:val="ListParagraph"/>
+        <w:ind w:left="1440"/>
+        <w:rPr>
+          <w:sz w:val="28"/>
+          <w:szCs w:val="28"/>
+        </w:rPr>
+      </w:pPr>
+    </w:p>
+    <w:p>
+      <w:pPr>
+        <w:pStyle w:val="ListParagraph"/>
+        <w:ind w:left="1440"/>
+        <w:rPr>
+          <w:sz w:val="28"/>
+          <w:szCs w:val="28"/>
+        </w:rPr>
+      </w:pPr>
+    </w:p>
+    <w:p>
+      <w:pPr>
+        <w:pStyle w:val="ListParagraph"/>
+        <w:ind w:left="1440"/>
+        <w:rPr>
+          <w:sz w:val="28"/>
+          <w:szCs w:val="28"/>
+        </w:rPr>
+      </w:pPr>
+    </w:p>
+    <w:p>
+      <w:pPr>
+        <w:pStyle w:val="ListParagraph"/>
+        <w:ind w:left="1440"/>
+        <w:rPr>
+          <w:sz w:val="28"/>
+          <w:szCs w:val="28"/>
+        </w:rPr>
+      </w:pPr>
+    </w:p>
+    <w:p>
+      <w:pPr>
+        <w:pStyle w:val="ListParagraph"/>
+        <w:ind w:left="1440"/>
+        <w:rPr>
+          <w:sz w:val="28"/>
+          <w:szCs w:val="28"/>
+        </w:rPr>
+      </w:pPr>
+    </w:p>
+    <w:p>
+      <w:pPr>
+        <w:pStyle w:val="ListParagraph"/>
+        <w:ind w:left="1440"/>
+        <w:rPr>
+          <w:sz w:val="28"/>
+          <w:szCs w:val="28"/>
+        </w:rPr>
+      </w:pPr>
+    </w:p>
+    <w:p>
+      <w:pPr>
+        <w:pStyle w:val="ListParagraph"/>
+        <w:ind w:left="1440"/>
+        <w:rPr>
+          <w:sz w:val="28"/>
+          <w:szCs w:val="28"/>
+        </w:rPr>
+      </w:pPr>
+    </w:p>
+    <w:p>
+      <w:pPr>
+        <w:pStyle w:val="ListParagraph"/>
+        <w:ind w:left="1440"/>
+        <w:rPr>
+          <w:sz w:val="28"/>
+          <w:szCs w:val="28"/>
+        </w:rPr>
+      </w:pPr>
+    </w:p>
+    <w:p>
+      <w:pPr>
+        <w:pStyle w:val="ListParagraph"/>
+        <w:ind w:left="1440"/>
+        <w:rPr>
+          <w:sz w:val="28"/>
+          <w:szCs w:val="28"/>
+        </w:rPr>
+      </w:pPr>
+    </w:p>
+    <w:p>
+      <w:pPr>
+        <w:pStyle w:val="ListParagraph"/>
+        <w:ind w:left="1440"/>
+        <w:rPr>
+          <w:sz w:val="28"/>
+          <w:szCs w:val="28"/>
+        </w:rPr>
+      </w:pPr>
+    </w:p>
+    <w:p>
+      <w:pPr>
+        <w:pStyle w:val="ListParagraph"/>
+        <w:ind w:left="1440"/>
+        <w:rPr>
+          <w:sz w:val="28"/>
+          <w:szCs w:val="28"/>
+        </w:rPr>
+      </w:pPr>
+    </w:p>
+    <w:p>
+      <w:pPr>
+        <w:pStyle w:val="ListParagraph"/>
+        <w:ind w:left="1440"/>
+        <w:rPr>
+          <w:sz w:val="28"/>
+          <w:szCs w:val="28"/>
+        </w:rPr>
+      </w:pPr>
+    </w:p>
+    <w:p>
+      <w:pPr>
+        <w:pStyle w:val="ListParagraph"/>
+        <w:ind w:left="1440"/>
+        <w:rPr>
+          <w:sz w:val="28"/>
+          <w:szCs w:val="28"/>
+        </w:rPr>
+      </w:pPr>
+    </w:p>
+    <w:p>
+      <w:pPr>
+        <w:pStyle w:val="ListParagraph"/>
+        <w:ind w:left="1440"/>
+        <w:rPr>
+          <w:sz w:val="28"/>
+          <w:szCs w:val="28"/>
+        </w:rPr>
+      </w:pPr>
+    </w:p>
+    <w:p>
+      <w:pPr>
+        <w:pStyle w:val="ListParagraph"/>
+        <w:ind w:left="1440"/>
+        <w:rPr>
+          <w:sz w:val="28"/>
+          <w:szCs w:val="28"/>
+        </w:rPr>
+      </w:pPr>
+    </w:p>
+    <w:p>
+      <w:pPr>
+        <w:pStyle w:val="ListParagraph"/>
+        <w:ind w:left="1440"/>
+        <w:rPr>
+          <w:sz w:val="28"/>
+          <w:szCs w:val="28"/>
+        </w:rPr>
+      </w:pPr>
+    </w:p>
+    <w:p>
+      <w:pPr>
+        <w:pStyle w:val="ListParagraph"/>
+        <w:ind w:left="1440"/>
+        <w:rPr>
+          <w:sz w:val="28"/>
+          <w:szCs w:val="28"/>
+        </w:rPr>
+      </w:pPr>
+    </w:p>
+    <w:p>
+      <w:pPr>
+        <w:pStyle w:val="ListParagraph"/>
+        <w:ind w:left="1440"/>
+        <w:rPr>
+          <w:sz w:val="28"/>
+          <w:szCs w:val="28"/>
+        </w:rPr>
+      </w:pPr>
+    </w:p>
+    <w:p>
+      <w:pPr>
+        <w:pStyle w:val="ListParagraph"/>
+        <w:ind w:left="1440"/>
+        <w:rPr>
+          <w:sz w:val="28"/>
+          <w:szCs w:val="28"/>
+        </w:rPr>
+      </w:pPr>
+    </w:p>
+    <w:p>
+      <w:pPr>
+        <w:pStyle w:val="ListParagraph"/>
+        <w:ind w:left="1440"/>
+        <w:rPr>
+          <w:sz w:val="28"/>
+          <w:szCs w:val="28"/>
+        </w:rPr>
+      </w:pPr>
+    </w:p>
+    <w:p>
+      <w:pPr>
+        <w:pStyle w:val="ListParagraph"/>
+        <w:ind w:left="1440"/>
+        <w:rPr>
+          <w:sz w:val="28"/>
+          <w:szCs w:val="28"/>
+        </w:rPr>
+      </w:pPr>
+    </w:p>
+    <w:p>
+      <w:pPr>
+        <w:pStyle w:val="ListParagraph"/>
+        <w:ind w:left="1440"/>
+        <w:rPr>
+          <w:sz w:val="28"/>
+          <w:szCs w:val="28"/>
+        </w:rPr>
+      </w:pPr>
+    </w:p>
+    <w:p>
+      <w:pPr>
+        <w:pStyle w:val="ListParagraph"/>
+        <w:ind w:left="1440"/>
+        <w:rPr>
+          <w:sz w:val="28"/>
+          <w:szCs w:val="28"/>
+        </w:rPr>
+      </w:pPr>
+    </w:p>
+    <w:p>
+      <w:pPr>
+        <w:pStyle w:val="ListParagraph"/>
+        <w:ind w:left="1440"/>
+        <w:rPr>
+          <w:sz w:val="28"/>
+          <w:szCs w:val="28"/>
+        </w:rPr>
+      </w:pPr>
+    </w:p>
+    <w:p>
+      <w:pPr>
+        <w:pStyle w:val="ListParagraph"/>
+        <w:ind w:left="1440"/>
+        <w:rPr>
+          <w:sz w:val="28"/>
+          <w:szCs w:val="28"/>
+        </w:rPr>
+      </w:pPr>
+    </w:p>
+    <w:p>
+      <w:pPr>
+        <w:pStyle w:val="ListParagraph"/>
+        <w:ind w:left="1440"/>
+        <w:rPr>
+          <w:sz w:val="28"/>
+          <w:szCs w:val="28"/>
+        </w:rPr>
+      </w:pPr>
+    </w:p>
+    <w:p>
+      <w:pPr>
+        <w:pStyle w:val="ListParagraph"/>
+        <w:ind w:left="1440"/>
+        <w:rPr>
+          <w:sz w:val="28"/>
+          <w:szCs w:val="28"/>
+        </w:rPr>
+      </w:pPr>
+    </w:p>
+    <w:p>
+      <w:pPr>
+        <w:pStyle w:val="ListParagraph"/>
+        <w:ind w:left="1440"/>
+        <w:rPr>
+          <w:sz w:val="28"/>
+          <w:szCs w:val="28"/>
+        </w:rPr>
+      </w:pPr>
+    </w:p>
+    <w:p>
+      <w:pPr>
+        <w:pStyle w:val="ListParagraph"/>
+        <w:ind w:left="1440"/>
+        <w:rPr>
+          <w:sz w:val="28"/>
+          <w:szCs w:val="28"/>
+        </w:rPr>
+      </w:pPr>
+    </w:p>
+    <w:p>
+      <w:pPr>
+        <w:pStyle w:val="ListParagraph"/>
+        <w:ind w:left="1440"/>
+        <w:rPr>
+          <w:sz w:val="28"/>
+          <w:szCs w:val="28"/>
+        </w:rPr>
+      </w:pPr>
+    </w:p>
+    <w:p>
+      <w:pPr>
+        <w:pStyle w:val="ListParagraph"/>
+        <w:ind w:left="1440"/>
+        <w:rPr>
+          <w:sz w:val="28"/>
+          <w:szCs w:val="28"/>
+        </w:rPr>
+      </w:pPr>
+    </w:p>
+    <w:p>
+      <w:pPr>
+        <w:pStyle w:val="ListParagraph"/>
+        <w:ind w:left="1440"/>
+        <w:rPr>
+          <w:sz w:val="28"/>
+          <w:szCs w:val="28"/>
+        </w:rPr>
+      </w:pPr>
+    </w:p>
+    <w:p>
+      <w:pPr>
+        <w:pStyle w:val="ListParagraph"/>
+        <w:ind w:left="1440"/>
+        <w:rPr>
+          <w:sz w:val="28"/>
+          <w:szCs w:val="28"/>
+        </w:rPr>
+      </w:pPr>
+    </w:p>
+    <w:p>
+      <w:pPr>
+        <w:pStyle w:val="ListParagraph"/>
+        <w:ind w:left="1440"/>
+        <w:rPr>
+          <w:sz w:val="28"/>
+          <w:szCs w:val="28"/>
+        </w:rPr>
+      </w:pPr>
+    </w:p>
+    <w:p>
+      <w:pPr>
+        <w:pStyle w:val="ListParagraph"/>
+        <w:ind w:left="1440"/>
+        <w:rPr>
+          <w:sz w:val="28"/>
+          <w:szCs w:val="28"/>
+        </w:rPr>
+      </w:pPr>
+    </w:p>
+    <w:p>
+      <w:pPr>
+        <w:pStyle w:val="ListParagraph"/>
+        <w:ind w:left="1440"/>
+        <w:rPr>
+          <w:sz w:val="28"/>
+          <w:szCs w:val="28"/>
+        </w:rPr>
+      </w:pPr>
+    </w:p>
+    <w:p>
+      <w:pPr>
+        <w:pStyle w:val="ListParagraph"/>
+        <w:ind w:left="1440"/>
+        <w:rPr>
+          <w:sz w:val="28"/>
+          <w:szCs w:val="28"/>
+        </w:rPr>
+      </w:pPr>
+    </w:p>
+    <w:p>
+      <w:pPr>
+        <w:pStyle w:val="ListParagraph"/>
+        <w:ind w:left="1440"/>
+        <w:rPr>
+          <w:sz w:val="28"/>
+          <w:szCs w:val="28"/>
+        </w:rPr>
+      </w:pPr>
+    </w:p>
+    <w:p>
+      <w:pPr>
+        <w:pStyle w:val="ListParagraph"/>
+        <w:ind w:left="1440"/>
+        <w:rPr>
+          <w:sz w:val="28"/>
+          <w:szCs w:val="28"/>
+        </w:rPr>
+      </w:pPr>
+    </w:p>
+    <w:p>
+      <w:pPr>
+        <w:pStyle w:val="ListParagraph"/>
+        <w:ind w:left="1440"/>
+        <w:rPr>
+          <w:sz w:val="28"/>
+          <w:szCs w:val="28"/>
+        </w:rPr>
+      </w:pPr>
+    </w:p>
+    <w:p>
+      <w:pPr>
+        <w:pStyle w:val="ListParagraph"/>
+        <w:ind w:left="1440"/>
+        <w:rPr>
+          <w:sz w:val="28"/>
+          <w:szCs w:val="28"/>
+        </w:rPr>
+      </w:pPr>
+    </w:p>
+    <w:p>
+      <w:pPr>
+        <w:pStyle w:val="ListParagraph"/>
+        <w:ind w:left="1440"/>
+        <w:rPr>
+          <w:sz w:val="28"/>
+          <w:szCs w:val="28"/>
+        </w:rPr>
+      </w:pPr>
+    </w:p>
+    <w:p>
+      <w:pPr>
+        <w:pStyle w:val="ListParagraph"/>
+        <w:ind w:left="1440"/>
+        <w:rPr>
+          <w:sz w:val="28"/>
+          <w:szCs w:val="28"/>
+        </w:rPr>
+      </w:pPr>
+    </w:p>
+    <w:p>
+      <w:pPr>
+        <w:pStyle w:val="ListParagraph"/>
+        <w:ind w:left="1440"/>
+        <w:rPr>
+          <w:sz w:val="28"/>
+          <w:szCs w:val="28"/>
+        </w:rPr>
+      </w:pPr>
+    </w:p>
+    <w:p>
+      <w:pPr>
+        <w:pStyle w:val="ListParagraph"/>
+        <w:ind w:left="1440"/>
+        <w:rPr>
+          <w:sz w:val="28"/>
+          <w:szCs w:val="28"/>
+        </w:rPr>
+      </w:pPr>
+    </w:p>
+    <w:p>
+      <w:pPr>
+        <w:pStyle w:val="ListParagraph"/>
+        <w:ind w:left="1440"/>
+        <w:rPr>
+          <w:sz w:val="28"/>
+          <w:szCs w:val="28"/>
+        </w:rPr>
+      </w:pPr>
+    </w:p>
+    <w:p>
+      <w:pPr>
+        <w:pStyle w:val="ListParagraph"/>
+        <w:ind w:left="1440"/>
+        <w:rPr>
+          <w:sz w:val="28"/>
+          <w:szCs w:val="28"/>
+        </w:rPr>
+      </w:pPr>
+    </w:p>
+    <w:p>
+      <w:pPr>
+        <w:pStyle w:val="ListParagraph"/>
+        <w:ind w:left="1440"/>
+        <w:rPr>
+          <w:sz w:val="28"/>
+          <w:szCs w:val="28"/>
+        </w:rPr>
+      </w:pPr>
+    </w:p>
+    <w:p>
+      <w:pPr>
+        <w:pStyle w:val="ListParagraph"/>
+        <w:ind w:left="1440"/>
+        <w:rPr>
+          <w:sz w:val="28"/>
+          <w:szCs w:val="28"/>
+        </w:rPr>
+      </w:pPr>
+    </w:p>
+    <w:p>
+      <w:pPr>
+        <w:pStyle w:val="ListParagraph"/>
+        <w:ind w:left="1440"/>
+        <w:rPr>
+          <w:sz w:val="28"/>
+          <w:szCs w:val="28"/>
+        </w:rPr>
+      </w:pPr>
+    </w:p>
+    <w:p>
+      <w:pPr>
+        <w:pStyle w:val="ListParagraph"/>
+        <w:ind w:left="1440"/>
+        <w:rPr>
+          <w:sz w:val="28"/>
+          <w:szCs w:val="28"/>
+        </w:rPr>
+      </w:pPr>
+    </w:p>
+    <w:p>
+      <w:pPr>
+        <w:pStyle w:val="ListParagraph"/>
+        <w:ind w:left="1440"/>
+        <w:rPr>
+          <w:sz w:val="28"/>
+          <w:szCs w:val="28"/>
+        </w:rPr>
+      </w:pPr>
+    </w:p>
+    <w:p>
+      <w:pPr>
+        <w:pStyle w:val="ListParagraph"/>
+        <w:ind w:left="1440"/>
+        <w:rPr>
+          <w:sz w:val="28"/>
+          <w:szCs w:val="28"/>
+        </w:rPr>
+      </w:pPr>
+    </w:p>
+    <w:p>
+      <w:pPr>
+        <w:pStyle w:val="ListParagraph"/>
+        <w:ind w:left="1440"/>
+        <w:rPr>
+          <w:sz w:val="28"/>
+          <w:szCs w:val="28"/>
+        </w:rPr>
+      </w:pPr>
+    </w:p>
+    <w:p>
+      <w:pPr>
+        <w:pStyle w:val="ListParagraph"/>
+        <w:ind w:left="1440"/>
+        <w:rPr>
+          <w:sz w:val="28"/>
+          <w:szCs w:val="28"/>
+        </w:rPr>
+      </w:pPr>
+    </w:p>
+    <w:p>
+      <w:pPr>
+        <w:pStyle w:val="ListParagraph"/>
+        <w:ind w:left="1440"/>
+        <w:rPr>
+          <w:sz w:val="28"/>
+          <w:szCs w:val="28"/>
+        </w:rPr>
+      </w:pPr>
+    </w:p>
+    <w:p>
+      <w:pPr>
+        <w:pStyle w:val="ListParagraph"/>
+        <w:ind w:left="1440"/>
+        <w:rPr>
+          <w:sz w:val="28"/>
+          <w:szCs w:val="28"/>
+        </w:rPr>
+      </w:pPr>
+    </w:p>
+    <w:p>
+      <w:pPr>
+        <w:pStyle w:val="ListParagraph"/>
+        <w:ind w:left="1440"/>
+        <w:rPr>
+          <w:sz w:val="28"/>
+          <w:szCs w:val="28"/>
+        </w:rPr>
+      </w:pPr>
+    </w:p>
+    <w:p>
+      <w:pPr>
+        <w:pStyle w:val="ListParagraph"/>
+        <w:ind w:left="1440"/>
+        <w:rPr>
+          <w:sz w:val="28"/>
+          <w:szCs w:val="28"/>
+        </w:rPr>
+      </w:pPr>
+    </w:p>
+    <w:p>
+      <w:pPr>
+        <w:pStyle w:val="ListParagraph"/>
+        <w:ind w:left="1440"/>
+        <w:rPr>
+          <w:sz w:val="28"/>
+          <w:szCs w:val="28"/>
+        </w:rPr>
+      </w:pPr>
+    </w:p>
+    <w:p>
+      <w:pPr>
+        <w:pStyle w:val="ListParagraph"/>
+        <w:ind w:left="1440"/>
+        <w:rPr>
+          <w:sz w:val="28"/>
+          <w:szCs w:val="28"/>
+        </w:rPr>
+      </w:pPr>
+    </w:p>
+    <w:p>
+      <w:pPr>
+        <w:pStyle w:val="ListParagraph"/>
+        <w:ind w:left="1440"/>
+        <w:rPr>
+          <w:sz w:val="28"/>
+          <w:szCs w:val="28"/>
+        </w:rPr>
+      </w:pPr>
+    </w:p>
+    <w:p>
+      <w:pPr>
+        <w:pStyle w:val="ListParagraph"/>
+        <w:ind w:left="1440"/>
+        <w:rPr>
+          <w:sz w:val="28"/>
+          <w:szCs w:val="28"/>
+        </w:rPr>
+      </w:pPr>
+    </w:p>
+    <w:p>
+      <w:pPr>
+        <w:pStyle w:val="ListParagraph"/>
+        <w:ind w:left="1440"/>
+        <w:rPr>
+          <w:sz w:val="28"/>
+          <w:szCs w:val="28"/>
+        </w:rPr>
+      </w:pPr>
+    </w:p>
+    <w:p>
+      <w:pPr>
+        <w:pStyle w:val="ListParagraph"/>
+        <w:ind w:left="1440"/>
+        <w:rPr>
+          <w:sz w:val="28"/>
+          <w:szCs w:val="28"/>
+        </w:rPr>
+      </w:pPr>
+    </w:p>
+    <w:p>
+      <w:pPr>
+        <w:pStyle w:val="ListParagraph"/>
+        <w:ind w:left="1440"/>
+        <w:rPr>
+          <w:sz w:val="28"/>
+          <w:szCs w:val="28"/>
+        </w:rPr>
+      </w:pPr>
+    </w:p>
+    <w:p>
+      <w:pPr>
+        <w:pStyle w:val="ListParagraph"/>
+        <w:ind w:left="1440"/>
+        <w:rPr>
+          <w:sz w:val="28"/>
+          <w:szCs w:val="28"/>
+        </w:rPr>
+      </w:pPr>
+    </w:p>
+    <w:p>
+      <w:pPr>
+        <w:pStyle w:val="ListParagraph"/>
+        <w:ind w:left="1440"/>
+        <w:rPr>
+          <w:sz w:val="28"/>
+          <w:szCs w:val="28"/>
+        </w:rPr>
+      </w:pPr>
+    </w:p>
+    <w:p>
+      <w:pPr>
+        <w:pStyle w:val="ListParagraph"/>
+        <w:ind w:left="1440"/>
+        <w:rPr>
+          <w:sz w:val="28"/>
+          <w:szCs w:val="28"/>
+        </w:rPr>
+      </w:pPr>
+    </w:p>
+    <w:p>
+      <w:pPr>
+        <w:pStyle w:val="ListParagraph"/>
+        <w:ind w:left="1440"/>
+        <w:rPr>
+          <w:sz w:val="28"/>
+          <w:szCs w:val="28"/>
+        </w:rPr>
+      </w:pPr>
+    </w:p>
+    <w:p>
+      <w:pPr>
+        <w:pStyle w:val="ListParagraph"/>
+        <w:ind w:left="1440"/>
+        <w:rPr>
+          <w:sz w:val="28"/>
+          <w:szCs w:val="28"/>
+        </w:rPr>
+      </w:pPr>
+    </w:p>
+    <w:p>
+      <w:pPr>
+        <w:pStyle w:val="ListParagraph"/>
+        <w:ind w:left="1440"/>
+        <w:rPr>
+          <w:sz w:val="28"/>
+          <w:szCs w:val="28"/>
+        </w:rPr>
+      </w:pPr>
+    </w:p>
+    <w:p>
+      <w:pPr>
+        <w:pStyle w:val="ListParagraph"/>
+        <w:ind w:left="1440"/>
+        <w:rPr>
+          <w:sz w:val="28"/>
+          <w:szCs w:val="28"/>
+        </w:rPr>
+      </w:pPr>
+    </w:p>
+    <w:p>
+      <w:pPr>
+        <w:pStyle w:val="ListParagraph"/>
+        <w:ind w:left="1440"/>
+        <w:rPr>
+          <w:sz w:val="28"/>
+          <w:szCs w:val="28"/>
+        </w:rPr>
+      </w:pPr>
+    </w:p>
+    <w:p>
+      <w:pPr>
+        <w:pStyle w:val="ListParagraph"/>
+        <w:ind w:left="1440"/>
+        <w:rPr>
+          <w:sz w:val="28"/>
+          <w:szCs w:val="28"/>
+        </w:rPr>
+      </w:pPr>
+    </w:p>
+    <w:p>
+      <w:pPr>
+        <w:pStyle w:val="ListParagraph"/>
+        <w:ind w:left="1440"/>
+        <w:rPr>
+          <w:sz w:val="28"/>
+          <w:szCs w:val="28"/>
+        </w:rPr>
+      </w:pPr>
+    </w:p>
+    <w:p>
+      <w:pPr>
+        <w:pStyle w:val="ListParagraph"/>
+        <w:ind w:left="1440"/>
+        <w:rPr>
+          <w:sz w:val="28"/>
+          <w:szCs w:val="28"/>
+        </w:rPr>
+      </w:pPr>
+    </w:p>
+    <w:p>
+      <w:pPr>
+        <w:pStyle w:val="ListParagraph"/>
+        <w:ind w:left="1440"/>
+        <w:rPr>
+          <w:sz w:val="28"/>
+          <w:szCs w:val="28"/>
+        </w:rPr>
+      </w:pPr>
+    </w:p>
+    <w:p>
+      <w:pPr>
+        <w:pStyle w:val="ListParagraph"/>
+        <w:ind w:left="1440"/>
+        <w:rPr>
+          <w:sz w:val="28"/>
+          <w:szCs w:val="28"/>
+        </w:rPr>
+      </w:pPr>
+    </w:p>
+    <w:p>
+      <w:pPr>
+        <w:pStyle w:val="ListParagraph"/>
+        <w:ind w:left="1440"/>
+        <w:rPr>
+          <w:sz w:val="28"/>
+          <w:szCs w:val="28"/>
+        </w:rPr>
+      </w:pPr>
+    </w:p>
+    <w:p>
+      <w:pPr>
+        <w:pStyle w:val="ListParagraph"/>
+        <w:ind w:left="1440"/>
+        <w:rPr>
+          <w:sz w:val="28"/>
+          <w:szCs w:val="28"/>
+        </w:rPr>
+      </w:pPr>
+    </w:p>
+    <w:p>
+      <w:pPr>
+        <w:pStyle w:val="ListParagraph"/>
+        <w:ind w:left="1440"/>
+        <w:rPr>
+          <w:sz w:val="28"/>
+          <w:szCs w:val="28"/>
+        </w:rPr>
+      </w:pPr>
+    </w:p>
+    <w:p>
+      <w:pPr>
+        <w:pStyle w:val="ListParagraph"/>
+        <w:ind w:left="1440"/>
+        <w:rPr>
+          <w:sz w:val="28"/>
+          <w:szCs w:val="28"/>
+        </w:rPr>
+      </w:pPr>
+    </w:p>
+    <w:p>
+      <w:pPr>
+        <w:pStyle w:val="ListParagraph"/>
+        <w:ind w:left="1440"/>
+        <w:rPr>
+          <w:sz w:val="28"/>
+          <w:szCs w:val="28"/>
+        </w:rPr>
+      </w:pPr>
+    </w:p>
+    <w:p>
+      <w:pPr>
+        <w:pStyle w:val="ListParagraph"/>
+        <w:ind w:left="1440"/>
+        <w:rPr>
+          <w:sz w:val="28"/>
+          <w:szCs w:val="28"/>
+        </w:rPr>
+      </w:pPr>
+    </w:p>
+    <w:p>
+      <w:pPr>
+        <w:pStyle w:val="ListParagraph"/>
+        <w:ind w:left="1440"/>
+        <w:rPr>
+          <w:sz w:val="28"/>
+          <w:szCs w:val="28"/>
+        </w:rPr>
+      </w:pPr>
+    </w:p>
+    <w:p>
+      <w:pPr>
+        <w:pStyle w:val="ListParagraph"/>
+        <w:ind w:left="1440"/>
+        <w:rPr>
+          <w:sz w:val="28"/>
+          <w:szCs w:val="28"/>
+        </w:rPr>
+      </w:pPr>
+    </w:p>
+    <w:p>
+      <w:pPr>
+        <w:rPr>
+          <w:sz w:val="28"/>
+          <w:szCs w:val="28"/>
+        </w:rPr>
+      </w:pPr>
+    </w:p>
+    <w:p>
+      <w:pPr>
+        <w:pStyle w:val="ListParagraph"/>
+        <w:numPr>
+          <w:ilvl w:val="1"/>
+          <w:numId w:val="26"/>
+        </w:numPr>
+        <w:rPr>
+          <w:sz w:val="28"/>
+          <w:szCs w:val="28"/>
+        </w:rPr>
+      </w:pPr>
+      <w:r>
+        <w:rPr>
+          <w:sz w:val="28"/>
+          <w:szCs w:val="28"/>
+        </w:rPr>
+        <w:lastRenderedPageBreak/>
+        <w:t>Integration with User Profiles</w:t>
+      </w:r>
+    </w:p>
+    <w:p>
+      <w:pPr>
+        <w:ind w:left="1440"/>
+        <w:rPr>
+          <w:sz w:val="28"/>
+          <w:szCs w:val="28"/>
+        </w:rPr>
+      </w:pPr>
+      <w:r>
+        <w:rPr>
+          <w:sz w:val="28"/>
+          <w:szCs w:val="28"/>
+        </w:rPr>
+        <w:t xml:space="preserve">AllerScan stores each user’s allergens, custom entries, language choice, and emoji avatar in SharedPreferences via ProfileService. Onboarding saves the profile, the profile screen updates </w:t>
+      </w:r>
+      <w:r>
+        <w:rPr>
+          <w:sz w:val="28"/>
+          <w:szCs w:val="28"/>
+        </w:rPr>
+        <w:t>it and</w:t>
+      </w:r>
+      <w:r>
+        <w:rPr>
+          <w:sz w:val="28"/>
+          <w:szCs w:val="28"/>
+        </w:rPr>
+        <w:t xml:space="preserve"> deleting it clears the data and resets the language to English.</w:t>
+      </w:r>
+    </w:p>
+    <w:p>
+      <w:pPr>
+        <w:ind w:left="1440"/>
+        <w:rPr>
+          <w:sz w:val="28"/>
+          <w:szCs w:val="28"/>
+        </w:rPr>
+      </w:pPr>
+    </w:p>
+    <w:p>
+      <w:pPr>
+        <w:ind w:left="1440"/>
+        <w:rPr>
+          <w:sz w:val="28"/>
+          <w:szCs w:val="28"/>
+        </w:rPr>
+      </w:pPr>
+      <w:r>
+        <w:rPr>
           <w:noProof/>
           <w:sz w:val="28"/>
           <w:szCs w:val="28"/>
           <w14:ligatures w14:val="standardContextual"/>
         </w:rPr>
         <w:drawing>
-          <wp:anchor distT="0" distB="0" distL="114300" distR="114300" simplePos="0" relativeHeight="251673600" behindDoc="0" locked="0" layoutInCell="1" allowOverlap="1" wp14:anchorId="40FDDC43" wp14:editId="2C2AFD03">
+          <wp:anchor distT="0" distB="0" distL="114300" distR="114300" simplePos="0" relativeHeight="251672576" behindDoc="0" locked="0" layoutInCell="1" allowOverlap="1" wp14:anchorId="6B01B4AB" wp14:editId="3EFD1DB9">
             <wp:simplePos x="0" y="0"/>
             <wp:positionH relativeFrom="margin">
-              <wp:align>left</wp:align>
+              <wp:align>center</wp:align>
             </wp:positionH>
             <wp:positionV relativeFrom="margin">
-              <wp:align>center</wp:align>
-            </wp:positionV>
-            <wp:extent cx="2581275" cy="5737860"/>
-            <wp:effectExtent l="0" t="0" r="9525" b="0"/>
-            <wp:wrapSquare wrapText="bothSides"/>
-            <wp:docPr id="1814466783" name="Picture 1" descr="A screenshot of a phone&#10;&#10;AI-generated content may be incorrect."/>
-            <wp:cNvGraphicFramePr>
-              <a:graphicFrameLocks xmlns:a="http://schemas.openxmlformats.org/drawingml/2006/main" noChangeAspect="1"/>
-            </wp:cNvGraphicFramePr>
-            <a:graphic xmlns:a="http://schemas.openxmlformats.org/drawingml/2006/main">
-              <a:graphicData uri="http://schemas.openxmlformats.org/drawingml/2006/picture">
-                <pic:pic xmlns:pic="http://schemas.openxmlformats.org/drawingml/2006/picture">
-                  <pic:nvPicPr>
-                    <pic:cNvPr id="1814466783" name="Picture 1" descr="A screenshot of a phone&#10;&#10;AI-generated content may be incorrect."/>
-                    <pic:cNvPicPr/>
-                  </pic:nvPicPr>
-                  <pic:blipFill>
-                    <a:blip r:embed="rId6" cstate="print">
-                      <a:extLst>
-                        <a:ext uri="{28A0092B-C50C-407E-A947-70E740481C1C}">
-                          <a14:useLocalDpi xmlns:a14="http://schemas.microsoft.com/office/drawing/2010/main" val="0"/>
-                        </a:ext>
-                      </a:extLst>
-                    </a:blip>
-                    <a:stretch>
-                      <a:fillRect/>
-                    </a:stretch>
-                  </pic:blipFill>
-                  <pic:spPr>
-                    <a:xfrm>
-                      <a:off x="0" y="0"/>
-                      <a:ext cx="2581275" cy="5737860"/>
-                    </a:xfrm>
-                    <a:prstGeom prst="rect">
-                      <a:avLst/>
-                    </a:prstGeom>
-                  </pic:spPr>
-                </pic:pic>
-              </a:graphicData>
-            </a:graphic>
-            <wp14:sizeRelH relativeFrom="margin">
-              <wp14:pctWidth>0</wp14:pctWidth>
-            </wp14:sizeRelH>
-            <wp14:sizeRelV relativeFrom="margin">
-              <wp14:pctHeight>0</wp14:pctHeight>
-            </wp14:sizeRelV>
-          </wp:anchor>
-        </w:drawing>
-      </w:r>
-    </w:p>
-    <w:p>
-      <w:pPr>
-        <w:ind w:left="1440"/>
-        <w:rPr>
-          <w:sz w:val="28"/>
-          <w:szCs w:val="28"/>
-        </w:rPr>
-      </w:pPr>
-      <w:r>
-        <w:rPr>
-          <w:noProof/>
-          <w:sz w:val="28"/>
-          <w:szCs w:val="28"/>
-          <w14:ligatures w14:val="standardContextual"/>
-        </w:rPr>
-        <w:drawing>
-          <wp:anchor distT="0" distB="0" distL="114300" distR="114300" simplePos="0" relativeHeight="251674624" behindDoc="0" locked="0" layoutInCell="1" allowOverlap="1" wp14:anchorId="0946A158" wp14:editId="5C6A4BBD">
-            <wp:simplePos x="0" y="0"/>
-            <wp:positionH relativeFrom="margin">
-              <wp:align>right</wp:align>
-            </wp:positionH>
-            <wp:positionV relativeFrom="margin">
-              <wp:align>center</wp:align>
-            </wp:positionV>
-            <wp:extent cx="2581897" cy="5738400"/>
-            <wp:effectExtent l="0" t="0" r="9525" b="0"/>
-            <wp:wrapSquare wrapText="bothSides"/>
-            <wp:docPr id="952443194" name="Picture 2" descr="Screens screenshot of a phone&#10;&#10;AI-generated content may be incorrect."/>
-            <wp:cNvGraphicFramePr>
-              <a:graphicFrameLocks xmlns:a="http://schemas.openxmlformats.org/drawingml/2006/main" noChangeAspect="1"/>
-            </wp:cNvGraphicFramePr>
-            <a:graphic xmlns:a="http://schemas.openxmlformats.org/drawingml/2006/main">
-              <a:graphicData uri="http://schemas.openxmlformats.org/drawingml/2006/picture">
-                <pic:pic xmlns:pic="http://schemas.openxmlformats.org/drawingml/2006/picture">
-                  <pic:nvPicPr>
-                    <pic:cNvPr id="952443194" name="Picture 2" descr="Screens screenshot of a phone&#10;&#10;AI-generated content may be incorrect."/>
-                    <pic:cNvPicPr/>
-                  </pic:nvPicPr>
-                  <pic:blipFill>
-                    <a:blip r:embed="rId7" cstate="print">
-                      <a:extLst>
-                        <a:ext uri="{28A0092B-C50C-407E-A947-70E740481C1C}">
-                          <a14:useLocalDpi xmlns:a14="http://schemas.microsoft.com/office/drawing/2010/main" val="0"/>
-                        </a:ext>
-                      </a:extLst>
-                    </a:blip>
-                    <a:stretch>
-                      <a:fillRect/>
-                    </a:stretch>
-                  </pic:blipFill>
-                  <pic:spPr>
-                    <a:xfrm>
-                      <a:off x="0" y="0"/>
-                      <a:ext cx="2581897" cy="5738400"/>
-                    </a:xfrm>
-                    <a:prstGeom prst="rect">
-                      <a:avLst/>
-                    </a:prstGeom>
-                  </pic:spPr>
-                </pic:pic>
-              </a:graphicData>
-            </a:graphic>
-            <wp14:sizeRelH relativeFrom="margin">
-              <wp14:pctWidth>0</wp14:pctWidth>
-            </wp14:sizeRelH>
-            <wp14:sizeRelV relativeFrom="margin">
-              <wp14:pctHeight>0</wp14:pctHeight>
-            </wp14:sizeRelV>
-          </wp:anchor>
-        </w:drawing>
-      </w:r>
-    </w:p>
-    <w:p>
-      <w:pPr>
-        <w:ind w:left="1440"/>
-        <w:rPr>
-          <w:sz w:val="28"/>
-          <w:szCs w:val="28"/>
-        </w:rPr>
-      </w:pPr>
-    </w:p>
-    <w:p>
-      <w:pPr>
-        <w:ind w:left="1440"/>
-        <w:rPr>
-          <w:sz w:val="28"/>
-          <w:szCs w:val="28"/>
-        </w:rPr>
-      </w:pPr>
-    </w:p>
-    <w:p>
-      <w:pPr>
-        <w:ind w:left="1440"/>
-        <w:rPr>
-          <w:sz w:val="28"/>
-          <w:szCs w:val="28"/>
-        </w:rPr>
-      </w:pPr>
-    </w:p>
-    <w:p>
-      <w:pPr>
-        <w:ind w:left="1440"/>
-        <w:rPr>
-          <w:sz w:val="28"/>
-          <w:szCs w:val="28"/>
-        </w:rPr>
-      </w:pPr>
-    </w:p>
-    <w:p>
-      <w:pPr>
-        <w:ind w:left="1440"/>
-        <w:rPr>
-          <w:sz w:val="28"/>
-          <w:szCs w:val="28"/>
-        </w:rPr>
-      </w:pPr>
-    </w:p>
-    <w:p>
-      <w:pPr>
-        <w:ind w:left="1440"/>
-        <w:rPr>
-          <w:sz w:val="28"/>
-          <w:szCs w:val="28"/>
-        </w:rPr>
-      </w:pPr>
-    </w:p>
-    <w:p>
-      <w:pPr>
-        <w:ind w:left="1440"/>
-        <w:rPr>
-          <w:sz w:val="28"/>
-          <w:szCs w:val="28"/>
-        </w:rPr>
-      </w:pPr>
-    </w:p>
-    <w:p>
-      <w:pPr>
-        <w:rPr>
-          <w:sz w:val="28"/>
-          <w:szCs w:val="28"/>
-        </w:rPr>
-      </w:pPr>
-    </w:p>
-    <w:p>
-      <w:pPr>
-        <w:rPr>
-          <w:sz w:val="28"/>
-          <w:szCs w:val="28"/>
-        </w:rPr>
-      </w:pPr>
-      <w:r>
-        <w:rPr>
-          <w:sz w:val="28"/>
-          <w:szCs w:val="28"/>
-        </w:rPr>
-        <w:lastRenderedPageBreak/>
-        <w:t>Processing Flow: The application processes images through a series of steps, including cropping, text extraction, and allergen detection, to provide accurate results.</w:t>
-      </w:r>
-    </w:p>
-    <w:p>
-      <w:pPr>
-        <w:rPr>
-          <w:sz w:val="28"/>
-          <w:szCs w:val="28"/>
-        </w:rPr>
-      </w:pPr>
-    </w:p>
-    <w:p>
-      <w:pPr>
-        <w:rPr>
-          <w:sz w:val="28"/>
-          <w:szCs w:val="28"/>
-        </w:rPr>
-      </w:pPr>
-    </w:p>
-    <w:p>
-      <w:pPr>
-        <w:rPr>
-          <w:sz w:val="28"/>
-          <w:szCs w:val="28"/>
-        </w:rPr>
-      </w:pPr>
-    </w:p>
-    <w:p>
-      <w:pPr>
-        <w:rPr>
-          <w:sz w:val="28"/>
-          <w:szCs w:val="28"/>
-        </w:rPr>
-      </w:pPr>
-    </w:p>
-    <w:p>
-      <w:pPr>
-        <w:rPr>
-          <w:sz w:val="28"/>
-          <w:szCs w:val="28"/>
-        </w:rPr>
-      </w:pPr>
-    </w:p>
-    <w:p>
-      <w:pPr>
-        <w:rPr>
-          <w:sz w:val="28"/>
-          <w:szCs w:val="28"/>
-        </w:rPr>
-      </w:pPr>
-      <w:r>
-        <w:rPr>
-          <w:noProof/>
-          <w:sz w:val="28"/>
-          <w:szCs w:val="28"/>
-          <w14:ligatures w14:val="standardContextual"/>
-        </w:rPr>
-        <w:drawing>
-          <wp:anchor distT="0" distB="0" distL="114300" distR="114300" simplePos="0" relativeHeight="251684864" behindDoc="0" locked="0" layoutInCell="1" allowOverlap="1" wp14:anchorId="7D27403C" wp14:editId="74CDC95E">
-            <wp:simplePos x="0" y="0"/>
-            <wp:positionH relativeFrom="margin">
-              <wp:posOffset>-563245</wp:posOffset>
-            </wp:positionH>
-            <wp:positionV relativeFrom="margin">
-              <wp:posOffset>2813050</wp:posOffset>
+              <wp:posOffset>2368770</wp:posOffset>
             </wp:positionV>
             <wp:extent cx="6981190" cy="3926840"/>
             <wp:effectExtent l="0" t="0" r="0" b="0"/>
@@ -1850,7 +3317,7 @@
                     <pic:cNvPicPr/>
                   </pic:nvPicPr>
                   <pic:blipFill>
-                    <a:blip r:embed="rId8" cstate="print">
+                    <a:blip r:embed="rId6" cstate="print">
                       <a:extLst>
                         <a:ext uri="{28A0092B-C50C-407E-A947-70E740481C1C}">
                           <a14:useLocalDpi xmlns:a14="http://schemas.microsoft.com/office/drawing/2010/main" val="0"/>
@@ -1925,1830 +3392,6 @@
     </w:p>
     <w:p>
       <w:pPr>
-        <w:spacing w:line="600" w:lineRule="auto"/>
-        <w:rPr>
-          <w:b/>
-          <w:bCs/>
-          <w:sz w:val="44"/>
-          <w:szCs w:val="44"/>
-        </w:rPr>
-      </w:pPr>
-    </w:p>
-    <w:p>
-      <w:pPr>
-        <w:spacing w:line="600" w:lineRule="auto"/>
-        <w:ind w:left="1440"/>
-        <w:rPr>
-          <w:b/>
-          <w:bCs/>
-          <w:sz w:val="44"/>
-          <w:szCs w:val="44"/>
-        </w:rPr>
-      </w:pPr>
-      <w:r>
-        <w:rPr>
-          <w:b/>
-          <w:bCs/>
-          <w:noProof/>
-          <w:sz w:val="44"/>
-          <w:szCs w:val="44"/>
-          <w14:ligatures w14:val="standardContextual"/>
-        </w:rPr>
-        <w:lastRenderedPageBreak/>
-        <w:drawing>
-          <wp:anchor distT="0" distB="0" distL="114300" distR="114300" simplePos="0" relativeHeight="251676672" behindDoc="0" locked="0" layoutInCell="1" allowOverlap="1" wp14:anchorId="364BA793" wp14:editId="3B0E9BCB">
-            <wp:simplePos x="0" y="0"/>
-            <wp:positionH relativeFrom="margin">
-              <wp:posOffset>-620883</wp:posOffset>
-            </wp:positionH>
-            <wp:positionV relativeFrom="margin">
-              <wp:align>bottom</wp:align>
-            </wp:positionV>
-            <wp:extent cx="3127375" cy="6951345"/>
-            <wp:effectExtent l="0" t="0" r="0" b="1905"/>
-            <wp:wrapSquare wrapText="bothSides"/>
-            <wp:docPr id="2064208284" name="Picture 26" descr="Screens screenshot of a phone&#10;&#10;AI-generated content may be incorrect."/>
-            <wp:cNvGraphicFramePr>
-              <a:graphicFrameLocks xmlns:a="http://schemas.openxmlformats.org/drawingml/2006/main" noChangeAspect="1"/>
-            </wp:cNvGraphicFramePr>
-            <a:graphic xmlns:a="http://schemas.openxmlformats.org/drawingml/2006/main">
-              <a:graphicData uri="http://schemas.openxmlformats.org/drawingml/2006/picture">
-                <pic:pic xmlns:pic="http://schemas.openxmlformats.org/drawingml/2006/picture">
-                  <pic:nvPicPr>
-                    <pic:cNvPr id="2064208284" name="Picture 26" descr="Screens screenshot of a phone&#10;&#10;AI-generated content may be incorrect."/>
-                    <pic:cNvPicPr/>
-                  </pic:nvPicPr>
-                  <pic:blipFill>
-                    <a:blip r:embed="rId9" cstate="print">
-                      <a:extLst>
-                        <a:ext uri="{28A0092B-C50C-407E-A947-70E740481C1C}">
-                          <a14:useLocalDpi xmlns:a14="http://schemas.microsoft.com/office/drawing/2010/main" val="0"/>
-                        </a:ext>
-                      </a:extLst>
-                    </a:blip>
-                    <a:stretch>
-                      <a:fillRect/>
-                    </a:stretch>
-                  </pic:blipFill>
-                  <pic:spPr>
-                    <a:xfrm>
-                      <a:off x="0" y="0"/>
-                      <a:ext cx="3127375" cy="6951345"/>
-                    </a:xfrm>
-                    <a:prstGeom prst="rect">
-                      <a:avLst/>
-                    </a:prstGeom>
-                  </pic:spPr>
-                </pic:pic>
-              </a:graphicData>
-            </a:graphic>
-            <wp14:sizeRelH relativeFrom="margin">
-              <wp14:pctWidth>0</wp14:pctWidth>
-            </wp14:sizeRelH>
-            <wp14:sizeRelV relativeFrom="margin">
-              <wp14:pctHeight>0</wp14:pctHeight>
-            </wp14:sizeRelV>
-          </wp:anchor>
-        </w:drawing>
-      </w:r>
-      <w:r>
-        <w:rPr>
-          <w:noProof/>
-          <w:sz w:val="28"/>
-          <w:szCs w:val="28"/>
-          <w14:ligatures w14:val="standardContextual"/>
-        </w:rPr>
-        <w:drawing>
-          <wp:anchor distT="0" distB="0" distL="114300" distR="114300" simplePos="0" relativeHeight="251677696" behindDoc="0" locked="0" layoutInCell="1" allowOverlap="1" wp14:anchorId="1F2AFCFA" wp14:editId="0CADBFF0">
-            <wp:simplePos x="0" y="0"/>
-            <wp:positionH relativeFrom="margin">
-              <wp:posOffset>3226680</wp:posOffset>
-            </wp:positionH>
-            <wp:positionV relativeFrom="margin">
-              <wp:posOffset>1910080</wp:posOffset>
-            </wp:positionV>
-            <wp:extent cx="3127264" cy="6951600"/>
-            <wp:effectExtent l="0" t="0" r="0" b="1905"/>
-            <wp:wrapSquare wrapText="bothSides"/>
-            <wp:docPr id="61174309" name="Picture 27" descr="A screenshot of a phone&#10;&#10;AI-generated content may be incorrect."/>
-            <wp:cNvGraphicFramePr>
-              <a:graphicFrameLocks xmlns:a="http://schemas.openxmlformats.org/drawingml/2006/main" noChangeAspect="1"/>
-            </wp:cNvGraphicFramePr>
-            <a:graphic xmlns:a="http://schemas.openxmlformats.org/drawingml/2006/main">
-              <a:graphicData uri="http://schemas.openxmlformats.org/drawingml/2006/picture">
-                <pic:pic xmlns:pic="http://schemas.openxmlformats.org/drawingml/2006/picture">
-                  <pic:nvPicPr>
-                    <pic:cNvPr id="61174309" name="Picture 27" descr="A screenshot of a phone&#10;&#10;AI-generated content may be incorrect."/>
-                    <pic:cNvPicPr/>
-                  </pic:nvPicPr>
-                  <pic:blipFill>
-                    <a:blip r:embed="rId10" cstate="print">
-                      <a:extLst>
-                        <a:ext uri="{28A0092B-C50C-407E-A947-70E740481C1C}">
-                          <a14:useLocalDpi xmlns:a14="http://schemas.microsoft.com/office/drawing/2010/main" val="0"/>
-                        </a:ext>
-                      </a:extLst>
-                    </a:blip>
-                    <a:stretch>
-                      <a:fillRect/>
-                    </a:stretch>
-                  </pic:blipFill>
-                  <pic:spPr>
-                    <a:xfrm>
-                      <a:off x="0" y="0"/>
-                      <a:ext cx="3127264" cy="6951600"/>
-                    </a:xfrm>
-                    <a:prstGeom prst="rect">
-                      <a:avLst/>
-                    </a:prstGeom>
-                  </pic:spPr>
-                </pic:pic>
-              </a:graphicData>
-            </a:graphic>
-            <wp14:sizeRelH relativeFrom="margin">
-              <wp14:pctWidth>0</wp14:pctWidth>
-            </wp14:sizeRelH>
-            <wp14:sizeRelV relativeFrom="margin">
-              <wp14:pctHeight>0</wp14:pctHeight>
-            </wp14:sizeRelV>
-          </wp:anchor>
-        </w:drawing>
-      </w:r>
-      <w:r>
-        <w:rPr>
-          <w:b/>
-          <w:bCs/>
-          <w:sz w:val="44"/>
-          <w:szCs w:val="44"/>
-        </w:rPr>
-        <w:t xml:space="preserve">                    </w:t>
-      </w:r>
-    </w:p>
-    <w:p>
-      <w:pPr>
-        <w:rPr>
-          <w:sz w:val="28"/>
-          <w:szCs w:val="28"/>
-        </w:rPr>
-      </w:pPr>
-    </w:p>
-    <w:p>
-      <w:pPr>
-        <w:pStyle w:val="ListParagraph"/>
-        <w:ind w:left="1440"/>
-        <w:rPr>
-          <w:sz w:val="28"/>
-          <w:szCs w:val="28"/>
-        </w:rPr>
-      </w:pPr>
-      <w:r>
-        <w:rPr>
-          <w:sz w:val="28"/>
-          <w:szCs w:val="28"/>
-        </w:rPr>
-        <w:t xml:space="preserve">              </w:t>
-      </w:r>
-    </w:p>
-    <w:p>
-      <w:pPr>
-        <w:pStyle w:val="ListParagraph"/>
-        <w:ind w:left="1440"/>
-        <w:rPr>
-          <w:sz w:val="28"/>
-          <w:szCs w:val="28"/>
-        </w:rPr>
-      </w:pPr>
-    </w:p>
-    <w:p>
-      <w:pPr>
-        <w:pStyle w:val="ListParagraph"/>
-        <w:ind w:left="1440"/>
-        <w:rPr>
-          <w:sz w:val="28"/>
-          <w:szCs w:val="28"/>
-        </w:rPr>
-      </w:pPr>
-    </w:p>
-    <w:p>
-      <w:pPr>
-        <w:pStyle w:val="ListParagraph"/>
-        <w:ind w:left="1440"/>
-        <w:rPr>
-          <w:sz w:val="28"/>
-          <w:szCs w:val="28"/>
-        </w:rPr>
-      </w:pPr>
-      <w:r>
-        <w:rPr>
-          <w:sz w:val="28"/>
-          <w:szCs w:val="28"/>
-        </w:rPr>
-        <w:t xml:space="preserve">             </w:t>
-      </w:r>
-    </w:p>
-    <w:p>
-      <w:pPr>
-        <w:pStyle w:val="ListParagraph"/>
-        <w:ind w:left="1440"/>
-        <w:rPr>
-          <w:sz w:val="28"/>
-          <w:szCs w:val="28"/>
-        </w:rPr>
-      </w:pPr>
-    </w:p>
-    <w:p>
-      <w:pPr>
-        <w:pStyle w:val="ListParagraph"/>
-        <w:ind w:left="1440"/>
-        <w:rPr>
-          <w:sz w:val="28"/>
-          <w:szCs w:val="28"/>
-        </w:rPr>
-      </w:pPr>
-    </w:p>
-    <w:p>
-      <w:pPr>
-        <w:pStyle w:val="ListParagraph"/>
-        <w:ind w:left="1440"/>
-        <w:rPr>
-          <w:sz w:val="28"/>
-          <w:szCs w:val="28"/>
-        </w:rPr>
-      </w:pPr>
-    </w:p>
-    <w:p>
-      <w:pPr>
-        <w:pStyle w:val="ListParagraph"/>
-        <w:ind w:left="1440"/>
-        <w:rPr>
-          <w:sz w:val="28"/>
-          <w:szCs w:val="28"/>
-        </w:rPr>
-      </w:pPr>
-    </w:p>
-    <w:p>
-      <w:pPr>
-        <w:pStyle w:val="ListParagraph"/>
-        <w:ind w:left="1440"/>
-        <w:rPr>
-          <w:sz w:val="28"/>
-          <w:szCs w:val="28"/>
-        </w:rPr>
-      </w:pPr>
-    </w:p>
-    <w:p>
-      <w:pPr>
-        <w:pStyle w:val="ListParagraph"/>
-        <w:ind w:left="1440"/>
-        <w:rPr>
-          <w:sz w:val="28"/>
-          <w:szCs w:val="28"/>
-        </w:rPr>
-      </w:pPr>
-    </w:p>
-    <w:p>
-      <w:pPr>
-        <w:pStyle w:val="ListParagraph"/>
-        <w:ind w:left="1440"/>
-        <w:rPr>
-          <w:sz w:val="28"/>
-          <w:szCs w:val="28"/>
-        </w:rPr>
-      </w:pPr>
-    </w:p>
-    <w:p>
-      <w:pPr>
-        <w:pStyle w:val="ListParagraph"/>
-        <w:ind w:left="1440"/>
-        <w:rPr>
-          <w:sz w:val="28"/>
-          <w:szCs w:val="28"/>
-        </w:rPr>
-      </w:pPr>
-    </w:p>
-    <w:p>
-      <w:pPr>
-        <w:pStyle w:val="ListParagraph"/>
-        <w:ind w:left="1440"/>
-        <w:rPr>
-          <w:sz w:val="28"/>
-          <w:szCs w:val="28"/>
-        </w:rPr>
-      </w:pPr>
-    </w:p>
-    <w:p>
-      <w:pPr>
-        <w:pStyle w:val="ListParagraph"/>
-        <w:ind w:left="1440"/>
-        <w:rPr>
-          <w:sz w:val="28"/>
-          <w:szCs w:val="28"/>
-        </w:rPr>
-      </w:pPr>
-    </w:p>
-    <w:p>
-      <w:pPr>
-        <w:pStyle w:val="ListParagraph"/>
-        <w:ind w:left="1440"/>
-        <w:rPr>
-          <w:sz w:val="28"/>
-          <w:szCs w:val="28"/>
-        </w:rPr>
-      </w:pPr>
-    </w:p>
-    <w:p>
-      <w:pPr>
-        <w:pStyle w:val="ListParagraph"/>
-        <w:ind w:left="1440"/>
-        <w:rPr>
-          <w:sz w:val="28"/>
-          <w:szCs w:val="28"/>
-        </w:rPr>
-      </w:pPr>
-    </w:p>
-    <w:p>
-      <w:pPr>
-        <w:pStyle w:val="ListParagraph"/>
-        <w:ind w:left="1440"/>
-        <w:rPr>
-          <w:sz w:val="28"/>
-          <w:szCs w:val="28"/>
-        </w:rPr>
-      </w:pPr>
-    </w:p>
-    <w:p>
-      <w:pPr>
-        <w:pStyle w:val="ListParagraph"/>
-        <w:ind w:left="1440"/>
-        <w:rPr>
-          <w:sz w:val="28"/>
-          <w:szCs w:val="28"/>
-        </w:rPr>
-      </w:pPr>
-    </w:p>
-    <w:p>
-      <w:pPr>
-        <w:pStyle w:val="ListParagraph"/>
-        <w:ind w:left="1440"/>
-        <w:rPr>
-          <w:sz w:val="28"/>
-          <w:szCs w:val="28"/>
-        </w:rPr>
-      </w:pPr>
-    </w:p>
-    <w:p>
-      <w:pPr>
-        <w:pStyle w:val="ListParagraph"/>
-        <w:ind w:left="1440"/>
-        <w:rPr>
-          <w:sz w:val="28"/>
-          <w:szCs w:val="28"/>
-        </w:rPr>
-      </w:pPr>
-    </w:p>
-    <w:p>
-      <w:pPr>
-        <w:pStyle w:val="ListParagraph"/>
-        <w:ind w:left="1440"/>
-        <w:rPr>
-          <w:sz w:val="28"/>
-          <w:szCs w:val="28"/>
-        </w:rPr>
-      </w:pPr>
-    </w:p>
-    <w:p>
-      <w:pPr>
-        <w:pStyle w:val="ListParagraph"/>
-        <w:ind w:left="1440"/>
-        <w:rPr>
-          <w:sz w:val="28"/>
-          <w:szCs w:val="28"/>
-        </w:rPr>
-      </w:pPr>
-    </w:p>
-    <w:p>
-      <w:pPr>
-        <w:pStyle w:val="ListParagraph"/>
-        <w:ind w:left="1440"/>
-        <w:rPr>
-          <w:sz w:val="28"/>
-          <w:szCs w:val="28"/>
-        </w:rPr>
-      </w:pPr>
-    </w:p>
-    <w:p>
-      <w:pPr>
-        <w:pStyle w:val="ListParagraph"/>
-        <w:ind w:left="1440"/>
-        <w:rPr>
-          <w:sz w:val="28"/>
-          <w:szCs w:val="28"/>
-        </w:rPr>
-      </w:pPr>
-    </w:p>
-    <w:p>
-      <w:pPr>
-        <w:pStyle w:val="ListParagraph"/>
-        <w:ind w:left="1440"/>
-        <w:rPr>
-          <w:sz w:val="28"/>
-          <w:szCs w:val="28"/>
-        </w:rPr>
-      </w:pPr>
-    </w:p>
-    <w:p>
-      <w:pPr>
-        <w:pStyle w:val="ListParagraph"/>
-        <w:ind w:left="1440"/>
-        <w:rPr>
-          <w:sz w:val="28"/>
-          <w:szCs w:val="28"/>
-        </w:rPr>
-      </w:pPr>
-    </w:p>
-    <w:p>
-      <w:pPr>
-        <w:pStyle w:val="ListParagraph"/>
-        <w:ind w:left="1440"/>
-        <w:rPr>
-          <w:sz w:val="28"/>
-          <w:szCs w:val="28"/>
-        </w:rPr>
-      </w:pPr>
-    </w:p>
-    <w:p>
-      <w:pPr>
-        <w:pStyle w:val="ListParagraph"/>
-        <w:ind w:left="1440"/>
-        <w:rPr>
-          <w:sz w:val="28"/>
-          <w:szCs w:val="28"/>
-        </w:rPr>
-      </w:pPr>
-    </w:p>
-    <w:p>
-      <w:pPr>
-        <w:pStyle w:val="ListParagraph"/>
-        <w:ind w:left="1440"/>
-        <w:rPr>
-          <w:sz w:val="28"/>
-          <w:szCs w:val="28"/>
-        </w:rPr>
-      </w:pPr>
-    </w:p>
-    <w:p>
-      <w:pPr>
-        <w:pStyle w:val="ListParagraph"/>
-        <w:ind w:left="1440"/>
-        <w:rPr>
-          <w:sz w:val="28"/>
-          <w:szCs w:val="28"/>
-        </w:rPr>
-      </w:pPr>
-    </w:p>
-    <w:p>
-      <w:pPr>
-        <w:pStyle w:val="ListParagraph"/>
-        <w:ind w:left="1440"/>
-        <w:rPr>
-          <w:sz w:val="28"/>
-          <w:szCs w:val="28"/>
-        </w:rPr>
-      </w:pPr>
-      <w:r>
-        <w:rPr>
-          <w:noProof/>
-          <w:sz w:val="28"/>
-          <w:szCs w:val="28"/>
-          <w14:ligatures w14:val="standardContextual"/>
-        </w:rPr>
-        <w:drawing>
-          <wp:anchor distT="0" distB="0" distL="114300" distR="114300" simplePos="0" relativeHeight="251678720" behindDoc="0" locked="0" layoutInCell="1" allowOverlap="1" wp14:anchorId="6A923D9B" wp14:editId="17F9B86B">
-            <wp:simplePos x="0" y="0"/>
-            <wp:positionH relativeFrom="margin">
-              <wp:posOffset>-609502</wp:posOffset>
-            </wp:positionH>
-            <wp:positionV relativeFrom="margin">
-              <wp:posOffset>1447165</wp:posOffset>
-            </wp:positionV>
-            <wp:extent cx="3128170" cy="6951600"/>
-            <wp:effectExtent l="0" t="0" r="0" b="1905"/>
-            <wp:wrapSquare wrapText="bothSides"/>
-            <wp:docPr id="297539276" name="Picture 31" descr="A close-up of a label&#10;&#10;AI-generated content may be incorrect."/>
-            <wp:cNvGraphicFramePr>
-              <a:graphicFrameLocks xmlns:a="http://schemas.openxmlformats.org/drawingml/2006/main" noChangeAspect="1"/>
-            </wp:cNvGraphicFramePr>
-            <a:graphic xmlns:a="http://schemas.openxmlformats.org/drawingml/2006/main">
-              <a:graphicData uri="http://schemas.openxmlformats.org/drawingml/2006/picture">
-                <pic:pic xmlns:pic="http://schemas.openxmlformats.org/drawingml/2006/picture">
-                  <pic:nvPicPr>
-                    <pic:cNvPr id="297539276" name="Picture 31" descr="A close-up of a label&#10;&#10;AI-generated content may be incorrect."/>
-                    <pic:cNvPicPr/>
-                  </pic:nvPicPr>
-                  <pic:blipFill>
-                    <a:blip r:embed="rId11" cstate="print">
-                      <a:extLst>
-                        <a:ext uri="{28A0092B-C50C-407E-A947-70E740481C1C}">
-                          <a14:useLocalDpi xmlns:a14="http://schemas.microsoft.com/office/drawing/2010/main" val="0"/>
-                        </a:ext>
-                      </a:extLst>
-                    </a:blip>
-                    <a:stretch>
-                      <a:fillRect/>
-                    </a:stretch>
-                  </pic:blipFill>
-                  <pic:spPr>
-                    <a:xfrm>
-                      <a:off x="0" y="0"/>
-                      <a:ext cx="3128170" cy="6951600"/>
-                    </a:xfrm>
-                    <a:prstGeom prst="rect">
-                      <a:avLst/>
-                    </a:prstGeom>
-                  </pic:spPr>
-                </pic:pic>
-              </a:graphicData>
-            </a:graphic>
-          </wp:anchor>
-        </w:drawing>
-      </w:r>
-    </w:p>
-    <w:p>
-      <w:pPr>
-        <w:pStyle w:val="ListParagraph"/>
-        <w:ind w:left="1440"/>
-        <w:rPr>
-          <w:sz w:val="28"/>
-          <w:szCs w:val="28"/>
-        </w:rPr>
-      </w:pPr>
-      <w:r>
-        <w:rPr>
-          <w:noProof/>
-          <w:sz w:val="28"/>
-          <w:szCs w:val="28"/>
-          <w14:ligatures w14:val="standardContextual"/>
-        </w:rPr>
-        <w:drawing>
-          <wp:anchor distT="0" distB="0" distL="114300" distR="114300" simplePos="0" relativeHeight="251679744" behindDoc="0" locked="0" layoutInCell="1" allowOverlap="1" wp14:anchorId="6A651CBF" wp14:editId="4D0842E1">
-            <wp:simplePos x="0" y="0"/>
-            <wp:positionH relativeFrom="margin">
-              <wp:posOffset>3224775</wp:posOffset>
-            </wp:positionH>
-            <wp:positionV relativeFrom="margin">
-              <wp:posOffset>1399931</wp:posOffset>
-            </wp:positionV>
-            <wp:extent cx="3128170" cy="6951600"/>
-            <wp:effectExtent l="0" t="0" r="0" b="1905"/>
-            <wp:wrapSquare wrapText="bothSides"/>
-            <wp:docPr id="1609781285" name="Picture 32" descr="A screenshot of a phone&#10;&#10;AI-generated content may be incorrect."/>
-            <wp:cNvGraphicFramePr>
-              <a:graphicFrameLocks xmlns:a="http://schemas.openxmlformats.org/drawingml/2006/main" noChangeAspect="1"/>
-            </wp:cNvGraphicFramePr>
-            <a:graphic xmlns:a="http://schemas.openxmlformats.org/drawingml/2006/main">
-              <a:graphicData uri="http://schemas.openxmlformats.org/drawingml/2006/picture">
-                <pic:pic xmlns:pic="http://schemas.openxmlformats.org/drawingml/2006/picture">
-                  <pic:nvPicPr>
-                    <pic:cNvPr id="1609781285" name="Picture 32" descr="A screenshot of a phone&#10;&#10;AI-generated content may be incorrect."/>
-                    <pic:cNvPicPr/>
-                  </pic:nvPicPr>
-                  <pic:blipFill>
-                    <a:blip r:embed="rId12" cstate="print">
-                      <a:extLst>
-                        <a:ext uri="{28A0092B-C50C-407E-A947-70E740481C1C}">
-                          <a14:useLocalDpi xmlns:a14="http://schemas.microsoft.com/office/drawing/2010/main" val="0"/>
-                        </a:ext>
-                      </a:extLst>
-                    </a:blip>
-                    <a:stretch>
-                      <a:fillRect/>
-                    </a:stretch>
-                  </pic:blipFill>
-                  <pic:spPr>
-                    <a:xfrm>
-                      <a:off x="0" y="0"/>
-                      <a:ext cx="3128170" cy="6951600"/>
-                    </a:xfrm>
-                    <a:prstGeom prst="rect">
-                      <a:avLst/>
-                    </a:prstGeom>
-                  </pic:spPr>
-                </pic:pic>
-              </a:graphicData>
-            </a:graphic>
-          </wp:anchor>
-        </w:drawing>
-      </w:r>
-    </w:p>
-    <w:p>
-      <w:pPr>
-        <w:pStyle w:val="ListParagraph"/>
-        <w:ind w:left="1440"/>
-        <w:rPr>
-          <w:sz w:val="28"/>
-          <w:szCs w:val="28"/>
-        </w:rPr>
-      </w:pPr>
-    </w:p>
-    <w:p>
-      <w:pPr>
-        <w:pStyle w:val="ListParagraph"/>
-        <w:ind w:left="1440"/>
-        <w:rPr>
-          <w:sz w:val="28"/>
-          <w:szCs w:val="28"/>
-        </w:rPr>
-      </w:pPr>
-    </w:p>
-    <w:p>
-      <w:pPr>
-        <w:pStyle w:val="ListParagraph"/>
-        <w:ind w:left="1440"/>
-        <w:rPr>
-          <w:sz w:val="28"/>
-          <w:szCs w:val="28"/>
-        </w:rPr>
-      </w:pPr>
-    </w:p>
-    <w:p>
-      <w:pPr>
-        <w:pStyle w:val="ListParagraph"/>
-        <w:ind w:left="1440"/>
-        <w:rPr>
-          <w:sz w:val="28"/>
-          <w:szCs w:val="28"/>
-        </w:rPr>
-      </w:pPr>
-    </w:p>
-    <w:p>
-      <w:pPr>
-        <w:pStyle w:val="ListParagraph"/>
-        <w:ind w:left="1440"/>
-        <w:rPr>
-          <w:sz w:val="28"/>
-          <w:szCs w:val="28"/>
-        </w:rPr>
-      </w:pPr>
-    </w:p>
-    <w:p>
-      <w:pPr>
-        <w:pStyle w:val="ListParagraph"/>
-        <w:ind w:left="1440"/>
-        <w:rPr>
-          <w:sz w:val="28"/>
-          <w:szCs w:val="28"/>
-        </w:rPr>
-      </w:pPr>
-    </w:p>
-    <w:p>
-      <w:pPr>
-        <w:pStyle w:val="ListParagraph"/>
-        <w:ind w:left="1440"/>
-        <w:rPr>
-          <w:sz w:val="28"/>
-          <w:szCs w:val="28"/>
-        </w:rPr>
-      </w:pPr>
-    </w:p>
-    <w:p>
-      <w:pPr>
-        <w:pStyle w:val="ListParagraph"/>
-        <w:ind w:left="1440"/>
-        <w:rPr>
-          <w:sz w:val="28"/>
-          <w:szCs w:val="28"/>
-        </w:rPr>
-      </w:pPr>
-    </w:p>
-    <w:p>
-      <w:pPr>
-        <w:pStyle w:val="ListParagraph"/>
-        <w:ind w:left="1440"/>
-        <w:rPr>
-          <w:sz w:val="28"/>
-          <w:szCs w:val="28"/>
-        </w:rPr>
-      </w:pPr>
-    </w:p>
-    <w:p>
-      <w:pPr>
-        <w:pStyle w:val="ListParagraph"/>
-        <w:ind w:left="1440"/>
-        <w:rPr>
-          <w:sz w:val="28"/>
-          <w:szCs w:val="28"/>
-        </w:rPr>
-      </w:pPr>
-    </w:p>
-    <w:p>
-      <w:pPr>
-        <w:pStyle w:val="ListParagraph"/>
-        <w:ind w:left="1440"/>
-        <w:rPr>
-          <w:sz w:val="28"/>
-          <w:szCs w:val="28"/>
-        </w:rPr>
-      </w:pPr>
-    </w:p>
-    <w:p>
-      <w:pPr>
-        <w:pStyle w:val="ListParagraph"/>
-        <w:ind w:left="1440"/>
-        <w:rPr>
-          <w:sz w:val="28"/>
-          <w:szCs w:val="28"/>
-        </w:rPr>
-      </w:pPr>
-    </w:p>
-    <w:p>
-      <w:pPr>
-        <w:pStyle w:val="ListParagraph"/>
-        <w:ind w:left="1440"/>
-        <w:rPr>
-          <w:sz w:val="28"/>
-          <w:szCs w:val="28"/>
-        </w:rPr>
-      </w:pPr>
-    </w:p>
-    <w:p>
-      <w:pPr>
-        <w:pStyle w:val="ListParagraph"/>
-        <w:ind w:left="1440"/>
-        <w:rPr>
-          <w:sz w:val="28"/>
-          <w:szCs w:val="28"/>
-        </w:rPr>
-      </w:pPr>
-    </w:p>
-    <w:p>
-      <w:pPr>
-        <w:pStyle w:val="ListParagraph"/>
-        <w:ind w:left="1440"/>
-        <w:rPr>
-          <w:sz w:val="28"/>
-          <w:szCs w:val="28"/>
-        </w:rPr>
-      </w:pPr>
-    </w:p>
-    <w:p>
-      <w:pPr>
-        <w:pStyle w:val="ListParagraph"/>
-        <w:ind w:left="1440"/>
-        <w:rPr>
-          <w:sz w:val="28"/>
-          <w:szCs w:val="28"/>
-        </w:rPr>
-      </w:pPr>
-    </w:p>
-    <w:p>
-      <w:pPr>
-        <w:pStyle w:val="ListParagraph"/>
-        <w:ind w:left="1440"/>
-        <w:rPr>
-          <w:sz w:val="28"/>
-          <w:szCs w:val="28"/>
-        </w:rPr>
-      </w:pPr>
-    </w:p>
-    <w:p>
-      <w:pPr>
-        <w:pStyle w:val="ListParagraph"/>
-        <w:ind w:left="1440"/>
-        <w:rPr>
-          <w:sz w:val="28"/>
-          <w:szCs w:val="28"/>
-        </w:rPr>
-      </w:pPr>
-    </w:p>
-    <w:p>
-      <w:pPr>
-        <w:pStyle w:val="ListParagraph"/>
-        <w:ind w:left="1440"/>
-        <w:rPr>
-          <w:sz w:val="28"/>
-          <w:szCs w:val="28"/>
-        </w:rPr>
-      </w:pPr>
-    </w:p>
-    <w:p>
-      <w:pPr>
-        <w:pStyle w:val="ListParagraph"/>
-        <w:ind w:left="1440"/>
-        <w:rPr>
-          <w:sz w:val="28"/>
-          <w:szCs w:val="28"/>
-        </w:rPr>
-      </w:pPr>
-    </w:p>
-    <w:p>
-      <w:pPr>
-        <w:pStyle w:val="ListParagraph"/>
-        <w:ind w:left="1440"/>
-        <w:rPr>
-          <w:sz w:val="28"/>
-          <w:szCs w:val="28"/>
-        </w:rPr>
-      </w:pPr>
-    </w:p>
-    <w:p>
-      <w:pPr>
-        <w:pStyle w:val="ListParagraph"/>
-        <w:ind w:left="1440"/>
-        <w:rPr>
-          <w:sz w:val="28"/>
-          <w:szCs w:val="28"/>
-        </w:rPr>
-      </w:pPr>
-    </w:p>
-    <w:p>
-      <w:pPr>
-        <w:pStyle w:val="ListParagraph"/>
-        <w:ind w:left="1440"/>
-        <w:rPr>
-          <w:sz w:val="28"/>
-          <w:szCs w:val="28"/>
-        </w:rPr>
-      </w:pPr>
-    </w:p>
-    <w:p>
-      <w:pPr>
-        <w:pStyle w:val="ListParagraph"/>
-        <w:ind w:left="1440"/>
-        <w:rPr>
-          <w:sz w:val="28"/>
-          <w:szCs w:val="28"/>
-        </w:rPr>
-      </w:pPr>
-    </w:p>
-    <w:p>
-      <w:pPr>
-        <w:pStyle w:val="ListParagraph"/>
-        <w:ind w:left="1440"/>
-        <w:rPr>
-          <w:sz w:val="28"/>
-          <w:szCs w:val="28"/>
-        </w:rPr>
-      </w:pPr>
-    </w:p>
-    <w:p>
-      <w:pPr>
-        <w:pStyle w:val="ListParagraph"/>
-        <w:ind w:left="1440"/>
-        <w:rPr>
-          <w:sz w:val="28"/>
-          <w:szCs w:val="28"/>
-        </w:rPr>
-      </w:pPr>
-    </w:p>
-    <w:p>
-      <w:pPr>
-        <w:pStyle w:val="ListParagraph"/>
-        <w:ind w:left="1440"/>
-        <w:rPr>
-          <w:sz w:val="28"/>
-          <w:szCs w:val="28"/>
-        </w:rPr>
-      </w:pPr>
-    </w:p>
-    <w:p>
-      <w:pPr>
-        <w:pStyle w:val="ListParagraph"/>
-        <w:ind w:left="1440"/>
-        <w:rPr>
-          <w:sz w:val="28"/>
-          <w:szCs w:val="28"/>
-        </w:rPr>
-      </w:pPr>
-    </w:p>
-    <w:p>
-      <w:pPr>
-        <w:pStyle w:val="ListParagraph"/>
-        <w:ind w:left="1440"/>
-        <w:rPr>
-          <w:sz w:val="28"/>
-          <w:szCs w:val="28"/>
-        </w:rPr>
-      </w:pPr>
-    </w:p>
-    <w:p>
-      <w:pPr>
-        <w:pStyle w:val="ListParagraph"/>
-        <w:ind w:left="1440"/>
-        <w:rPr>
-          <w:sz w:val="28"/>
-          <w:szCs w:val="28"/>
-        </w:rPr>
-      </w:pPr>
-    </w:p>
-    <w:p>
-      <w:pPr>
-        <w:pStyle w:val="ListParagraph"/>
-        <w:ind w:left="1440"/>
-        <w:rPr>
-          <w:sz w:val="28"/>
-          <w:szCs w:val="28"/>
-        </w:rPr>
-      </w:pPr>
-    </w:p>
-    <w:p>
-      <w:pPr>
-        <w:pStyle w:val="ListParagraph"/>
-        <w:ind w:left="1440"/>
-        <w:rPr>
-          <w:sz w:val="28"/>
-          <w:szCs w:val="28"/>
-        </w:rPr>
-      </w:pPr>
-    </w:p>
-    <w:p>
-      <w:pPr>
-        <w:pStyle w:val="ListParagraph"/>
-        <w:ind w:left="1440"/>
-        <w:rPr>
-          <w:sz w:val="28"/>
-          <w:szCs w:val="28"/>
-        </w:rPr>
-      </w:pPr>
-    </w:p>
-    <w:p>
-      <w:pPr>
-        <w:pStyle w:val="ListParagraph"/>
-        <w:ind w:left="1440"/>
-        <w:rPr>
-          <w:sz w:val="28"/>
-          <w:szCs w:val="28"/>
-        </w:rPr>
-      </w:pPr>
-    </w:p>
-    <w:p>
-      <w:pPr>
-        <w:pStyle w:val="ListParagraph"/>
-        <w:ind w:left="1440"/>
-        <w:rPr>
-          <w:sz w:val="28"/>
-          <w:szCs w:val="28"/>
-        </w:rPr>
-      </w:pPr>
-      <w:r>
-        <w:rPr>
-          <w:noProof/>
-          <w:sz w:val="28"/>
-          <w:szCs w:val="28"/>
-          <w14:ligatures w14:val="standardContextual"/>
-        </w:rPr>
-        <w:drawing>
-          <wp:anchor distT="0" distB="0" distL="114300" distR="114300" simplePos="0" relativeHeight="251680768" behindDoc="0" locked="0" layoutInCell="1" allowOverlap="1" wp14:anchorId="41E28129" wp14:editId="1CC058AF">
-            <wp:simplePos x="0" y="0"/>
-            <wp:positionH relativeFrom="margin">
-              <wp:posOffset>-679548</wp:posOffset>
-            </wp:positionH>
-            <wp:positionV relativeFrom="margin">
-              <wp:align>center</wp:align>
-            </wp:positionV>
-            <wp:extent cx="3128170" cy="6951600"/>
-            <wp:effectExtent l="0" t="0" r="0" b="1905"/>
-            <wp:wrapSquare wrapText="bothSides"/>
-            <wp:docPr id="2016142522" name="Picture 33" descr="A screenshot of a cell phone&#10;&#10;AI-generated content may be incorrect."/>
-            <wp:cNvGraphicFramePr>
-              <a:graphicFrameLocks xmlns:a="http://schemas.openxmlformats.org/drawingml/2006/main" noChangeAspect="1"/>
-            </wp:cNvGraphicFramePr>
-            <a:graphic xmlns:a="http://schemas.openxmlformats.org/drawingml/2006/main">
-              <a:graphicData uri="http://schemas.openxmlformats.org/drawingml/2006/picture">
-                <pic:pic xmlns:pic="http://schemas.openxmlformats.org/drawingml/2006/picture">
-                  <pic:nvPicPr>
-                    <pic:cNvPr id="2016142522" name="Picture 33" descr="A screenshot of a cell phone&#10;&#10;AI-generated content may be incorrect."/>
-                    <pic:cNvPicPr/>
-                  </pic:nvPicPr>
-                  <pic:blipFill>
-                    <a:blip r:embed="rId13" cstate="print">
-                      <a:extLst>
-                        <a:ext uri="{28A0092B-C50C-407E-A947-70E740481C1C}">
-                          <a14:useLocalDpi xmlns:a14="http://schemas.microsoft.com/office/drawing/2010/main" val="0"/>
-                        </a:ext>
-                      </a:extLst>
-                    </a:blip>
-                    <a:stretch>
-                      <a:fillRect/>
-                    </a:stretch>
-                  </pic:blipFill>
-                  <pic:spPr>
-                    <a:xfrm>
-                      <a:off x="0" y="0"/>
-                      <a:ext cx="3128170" cy="6951600"/>
-                    </a:xfrm>
-                    <a:prstGeom prst="rect">
-                      <a:avLst/>
-                    </a:prstGeom>
-                  </pic:spPr>
-                </pic:pic>
-              </a:graphicData>
-            </a:graphic>
-          </wp:anchor>
-        </w:drawing>
-      </w:r>
-    </w:p>
-    <w:p>
-      <w:pPr>
-        <w:pStyle w:val="ListParagraph"/>
-        <w:ind w:left="1440"/>
-        <w:rPr>
-          <w:sz w:val="28"/>
-          <w:szCs w:val="28"/>
-        </w:rPr>
-      </w:pPr>
-      <w:r>
-        <w:rPr>
-          <w:noProof/>
-          <w:sz w:val="28"/>
-          <w:szCs w:val="28"/>
-          <w14:ligatures w14:val="standardContextual"/>
-        </w:rPr>
-        <w:drawing>
-          <wp:anchor distT="0" distB="0" distL="114300" distR="114300" simplePos="0" relativeHeight="251681792" behindDoc="0" locked="0" layoutInCell="1" allowOverlap="1" wp14:anchorId="61B850C4" wp14:editId="652EABF4">
-            <wp:simplePos x="0" y="0"/>
-            <wp:positionH relativeFrom="margin">
-              <wp:posOffset>3282853</wp:posOffset>
-            </wp:positionH>
-            <wp:positionV relativeFrom="margin">
-              <wp:align>center</wp:align>
-            </wp:positionV>
-            <wp:extent cx="3128010" cy="6951345"/>
-            <wp:effectExtent l="0" t="0" r="0" b="1905"/>
-            <wp:wrapSquare wrapText="bothSides"/>
-            <wp:docPr id="398708855" name="Picture 34" descr="A screenshot of a phone&#10;&#10;AI-generated content may be incorrect."/>
-            <wp:cNvGraphicFramePr>
-              <a:graphicFrameLocks xmlns:a="http://schemas.openxmlformats.org/drawingml/2006/main" noChangeAspect="1"/>
-            </wp:cNvGraphicFramePr>
-            <a:graphic xmlns:a="http://schemas.openxmlformats.org/drawingml/2006/main">
-              <a:graphicData uri="http://schemas.openxmlformats.org/drawingml/2006/picture">
-                <pic:pic xmlns:pic="http://schemas.openxmlformats.org/drawingml/2006/picture">
-                  <pic:nvPicPr>
-                    <pic:cNvPr id="398708855" name="Picture 34" descr="A screenshot of a phone&#10;&#10;AI-generated content may be incorrect."/>
-                    <pic:cNvPicPr/>
-                  </pic:nvPicPr>
-                  <pic:blipFill>
-                    <a:blip r:embed="rId14" cstate="print">
-                      <a:extLst>
-                        <a:ext uri="{28A0092B-C50C-407E-A947-70E740481C1C}">
-                          <a14:useLocalDpi xmlns:a14="http://schemas.microsoft.com/office/drawing/2010/main" val="0"/>
-                        </a:ext>
-                      </a:extLst>
-                    </a:blip>
-                    <a:stretch>
-                      <a:fillRect/>
-                    </a:stretch>
-                  </pic:blipFill>
-                  <pic:spPr>
-                    <a:xfrm>
-                      <a:off x="0" y="0"/>
-                      <a:ext cx="3128010" cy="6951345"/>
-                    </a:xfrm>
-                    <a:prstGeom prst="rect">
-                      <a:avLst/>
-                    </a:prstGeom>
-                  </pic:spPr>
-                </pic:pic>
-              </a:graphicData>
-            </a:graphic>
-          </wp:anchor>
-        </w:drawing>
-      </w:r>
-    </w:p>
-    <w:p>
-      <w:pPr>
-        <w:pStyle w:val="ListParagraph"/>
-        <w:ind w:left="1440"/>
-        <w:rPr>
-          <w:sz w:val="28"/>
-          <w:szCs w:val="28"/>
-        </w:rPr>
-      </w:pPr>
-    </w:p>
-    <w:p>
-      <w:pPr>
-        <w:pStyle w:val="ListParagraph"/>
-        <w:ind w:left="1440"/>
-        <w:rPr>
-          <w:sz w:val="28"/>
-          <w:szCs w:val="28"/>
-        </w:rPr>
-      </w:pPr>
-    </w:p>
-    <w:p>
-      <w:pPr>
-        <w:pStyle w:val="ListParagraph"/>
-        <w:ind w:left="1440"/>
-        <w:rPr>
-          <w:sz w:val="28"/>
-          <w:szCs w:val="28"/>
-        </w:rPr>
-      </w:pPr>
-    </w:p>
-    <w:p>
-      <w:pPr>
-        <w:pStyle w:val="ListParagraph"/>
-        <w:ind w:left="1440"/>
-        <w:rPr>
-          <w:sz w:val="28"/>
-          <w:szCs w:val="28"/>
-        </w:rPr>
-      </w:pPr>
-    </w:p>
-    <w:p>
-      <w:pPr>
-        <w:pStyle w:val="ListParagraph"/>
-        <w:ind w:left="1440"/>
-        <w:rPr>
-          <w:sz w:val="28"/>
-          <w:szCs w:val="28"/>
-        </w:rPr>
-      </w:pPr>
-    </w:p>
-    <w:p>
-      <w:pPr>
-        <w:pStyle w:val="ListParagraph"/>
-        <w:ind w:left="1440"/>
-        <w:rPr>
-          <w:sz w:val="28"/>
-          <w:szCs w:val="28"/>
-        </w:rPr>
-      </w:pPr>
-    </w:p>
-    <w:p>
-      <w:pPr>
-        <w:pStyle w:val="ListParagraph"/>
-        <w:ind w:left="1440"/>
-        <w:rPr>
-          <w:sz w:val="28"/>
-          <w:szCs w:val="28"/>
-        </w:rPr>
-      </w:pPr>
-    </w:p>
-    <w:p>
-      <w:pPr>
-        <w:pStyle w:val="ListParagraph"/>
-        <w:ind w:left="1440"/>
-        <w:rPr>
-          <w:sz w:val="28"/>
-          <w:szCs w:val="28"/>
-        </w:rPr>
-      </w:pPr>
-    </w:p>
-    <w:p>
-      <w:pPr>
-        <w:pStyle w:val="ListParagraph"/>
-        <w:ind w:left="1440"/>
-        <w:rPr>
-          <w:sz w:val="28"/>
-          <w:szCs w:val="28"/>
-        </w:rPr>
-      </w:pPr>
-    </w:p>
-    <w:p>
-      <w:pPr>
-        <w:pStyle w:val="ListParagraph"/>
-        <w:ind w:left="1440"/>
-        <w:rPr>
-          <w:sz w:val="28"/>
-          <w:szCs w:val="28"/>
-        </w:rPr>
-      </w:pPr>
-    </w:p>
-    <w:p>
-      <w:pPr>
-        <w:pStyle w:val="ListParagraph"/>
-        <w:ind w:left="1440"/>
-        <w:rPr>
-          <w:sz w:val="28"/>
-          <w:szCs w:val="28"/>
-        </w:rPr>
-      </w:pPr>
-    </w:p>
-    <w:p>
-      <w:pPr>
-        <w:pStyle w:val="ListParagraph"/>
-        <w:ind w:left="1440"/>
-        <w:rPr>
-          <w:sz w:val="28"/>
-          <w:szCs w:val="28"/>
-        </w:rPr>
-      </w:pPr>
-    </w:p>
-    <w:p>
-      <w:pPr>
-        <w:pStyle w:val="ListParagraph"/>
-        <w:ind w:left="1440"/>
-        <w:rPr>
-          <w:sz w:val="28"/>
-          <w:szCs w:val="28"/>
-        </w:rPr>
-      </w:pPr>
-    </w:p>
-    <w:p>
-      <w:pPr>
-        <w:pStyle w:val="ListParagraph"/>
-        <w:ind w:left="1440"/>
-        <w:rPr>
-          <w:sz w:val="28"/>
-          <w:szCs w:val="28"/>
-        </w:rPr>
-      </w:pPr>
-    </w:p>
-    <w:p>
-      <w:pPr>
-        <w:pStyle w:val="ListParagraph"/>
-        <w:ind w:left="1440"/>
-        <w:rPr>
-          <w:sz w:val="28"/>
-          <w:szCs w:val="28"/>
-        </w:rPr>
-      </w:pPr>
-    </w:p>
-    <w:p>
-      <w:pPr>
-        <w:pStyle w:val="ListParagraph"/>
-        <w:ind w:left="1440"/>
-        <w:rPr>
-          <w:sz w:val="28"/>
-          <w:szCs w:val="28"/>
-        </w:rPr>
-      </w:pPr>
-    </w:p>
-    <w:p>
-      <w:pPr>
-        <w:pStyle w:val="ListParagraph"/>
-        <w:ind w:left="1440"/>
-        <w:rPr>
-          <w:sz w:val="28"/>
-          <w:szCs w:val="28"/>
-        </w:rPr>
-      </w:pPr>
-    </w:p>
-    <w:p>
-      <w:pPr>
-        <w:pStyle w:val="ListParagraph"/>
-        <w:ind w:left="1440"/>
-        <w:rPr>
-          <w:sz w:val="28"/>
-          <w:szCs w:val="28"/>
-        </w:rPr>
-      </w:pPr>
-    </w:p>
-    <w:p>
-      <w:pPr>
-        <w:pStyle w:val="ListParagraph"/>
-        <w:ind w:left="1440"/>
-        <w:rPr>
-          <w:sz w:val="28"/>
-          <w:szCs w:val="28"/>
-        </w:rPr>
-      </w:pPr>
-    </w:p>
-    <w:p>
-      <w:pPr>
-        <w:pStyle w:val="ListParagraph"/>
-        <w:ind w:left="1440"/>
-        <w:rPr>
-          <w:sz w:val="28"/>
-          <w:szCs w:val="28"/>
-        </w:rPr>
-      </w:pPr>
-    </w:p>
-    <w:p>
-      <w:pPr>
-        <w:pStyle w:val="ListParagraph"/>
-        <w:ind w:left="1440"/>
-        <w:rPr>
-          <w:sz w:val="28"/>
-          <w:szCs w:val="28"/>
-        </w:rPr>
-      </w:pPr>
-    </w:p>
-    <w:p>
-      <w:pPr>
-        <w:pStyle w:val="ListParagraph"/>
-        <w:ind w:left="1440"/>
-        <w:rPr>
-          <w:sz w:val="28"/>
-          <w:szCs w:val="28"/>
-        </w:rPr>
-      </w:pPr>
-    </w:p>
-    <w:p>
-      <w:pPr>
-        <w:pStyle w:val="ListParagraph"/>
-        <w:ind w:left="1440"/>
-        <w:rPr>
-          <w:sz w:val="28"/>
-          <w:szCs w:val="28"/>
-        </w:rPr>
-      </w:pPr>
-    </w:p>
-    <w:p>
-      <w:pPr>
-        <w:pStyle w:val="ListParagraph"/>
-        <w:ind w:left="1440"/>
-        <w:rPr>
-          <w:sz w:val="28"/>
-          <w:szCs w:val="28"/>
-        </w:rPr>
-      </w:pPr>
-    </w:p>
-    <w:p>
-      <w:pPr>
-        <w:pStyle w:val="ListParagraph"/>
-        <w:ind w:left="1440"/>
-        <w:rPr>
-          <w:sz w:val="28"/>
-          <w:szCs w:val="28"/>
-        </w:rPr>
-      </w:pPr>
-    </w:p>
-    <w:p>
-      <w:pPr>
-        <w:pStyle w:val="ListParagraph"/>
-        <w:ind w:left="1440"/>
-        <w:rPr>
-          <w:sz w:val="28"/>
-          <w:szCs w:val="28"/>
-        </w:rPr>
-      </w:pPr>
-    </w:p>
-    <w:p>
-      <w:pPr>
-        <w:pStyle w:val="ListParagraph"/>
-        <w:ind w:left="1440"/>
-        <w:rPr>
-          <w:sz w:val="28"/>
-          <w:szCs w:val="28"/>
-        </w:rPr>
-      </w:pPr>
-    </w:p>
-    <w:p>
-      <w:pPr>
-        <w:pStyle w:val="ListParagraph"/>
-        <w:ind w:left="1440"/>
-        <w:rPr>
-          <w:sz w:val="28"/>
-          <w:szCs w:val="28"/>
-        </w:rPr>
-      </w:pPr>
-    </w:p>
-    <w:p>
-      <w:pPr>
-        <w:pStyle w:val="ListParagraph"/>
-        <w:ind w:left="1440"/>
-        <w:rPr>
-          <w:sz w:val="28"/>
-          <w:szCs w:val="28"/>
-        </w:rPr>
-      </w:pPr>
-    </w:p>
-    <w:p>
-      <w:pPr>
-        <w:pStyle w:val="ListParagraph"/>
-        <w:ind w:left="1440"/>
-        <w:rPr>
-          <w:sz w:val="28"/>
-          <w:szCs w:val="28"/>
-        </w:rPr>
-      </w:pPr>
-    </w:p>
-    <w:p>
-      <w:pPr>
-        <w:pStyle w:val="ListParagraph"/>
-        <w:ind w:left="1440"/>
-        <w:rPr>
-          <w:sz w:val="28"/>
-          <w:szCs w:val="28"/>
-        </w:rPr>
-      </w:pPr>
-    </w:p>
-    <w:p>
-      <w:pPr>
-        <w:rPr>
-          <w:sz w:val="28"/>
-          <w:szCs w:val="28"/>
-        </w:rPr>
-      </w:pPr>
-    </w:p>
-    <w:p>
-      <w:pPr>
-        <w:rPr>
-          <w:sz w:val="28"/>
-          <w:szCs w:val="28"/>
-        </w:rPr>
-      </w:pPr>
-    </w:p>
-    <w:p>
-      <w:pPr>
-        <w:rPr>
-          <w:sz w:val="28"/>
-          <w:szCs w:val="28"/>
-        </w:rPr>
-      </w:pPr>
-    </w:p>
-    <w:p>
-      <w:pPr>
-        <w:rPr>
-          <w:sz w:val="28"/>
-          <w:szCs w:val="28"/>
-        </w:rPr>
-      </w:pPr>
-      <w:r>
-        <w:rPr>
-          <w:noProof/>
-          <w:sz w:val="28"/>
-          <w:szCs w:val="28"/>
-          <w14:ligatures w14:val="standardContextual"/>
-        </w:rPr>
-        <w:drawing>
-          <wp:anchor distT="0" distB="0" distL="114300" distR="114300" simplePos="0" relativeHeight="251683840" behindDoc="0" locked="0" layoutInCell="1" allowOverlap="1" wp14:anchorId="31674564" wp14:editId="5F7D13B7">
-            <wp:simplePos x="0" y="0"/>
-            <wp:positionH relativeFrom="margin">
-              <wp:posOffset>-597877</wp:posOffset>
-            </wp:positionH>
-            <wp:positionV relativeFrom="margin">
-              <wp:align>center</wp:align>
-            </wp:positionV>
-            <wp:extent cx="3128170" cy="6951600"/>
-            <wp:effectExtent l="0" t="0" r="0" b="1905"/>
-            <wp:wrapSquare wrapText="bothSides"/>
-            <wp:docPr id="695171181" name="Picture 35" descr="A close up of a bag&#10;&#10;AI-generated content may be incorrect."/>
-            <wp:cNvGraphicFramePr>
-              <a:graphicFrameLocks xmlns:a="http://schemas.openxmlformats.org/drawingml/2006/main" noChangeAspect="1"/>
-            </wp:cNvGraphicFramePr>
-            <a:graphic xmlns:a="http://schemas.openxmlformats.org/drawingml/2006/main">
-              <a:graphicData uri="http://schemas.openxmlformats.org/drawingml/2006/picture">
-                <pic:pic xmlns:pic="http://schemas.openxmlformats.org/drawingml/2006/picture">
-                  <pic:nvPicPr>
-                    <pic:cNvPr id="695171181" name="Picture 35" descr="A close up of a bag&#10;&#10;AI-generated content may be incorrect."/>
-                    <pic:cNvPicPr/>
-                  </pic:nvPicPr>
-                  <pic:blipFill>
-                    <a:blip r:embed="rId15" cstate="print">
-                      <a:extLst>
-                        <a:ext uri="{28A0092B-C50C-407E-A947-70E740481C1C}">
-                          <a14:useLocalDpi xmlns:a14="http://schemas.microsoft.com/office/drawing/2010/main" val="0"/>
-                        </a:ext>
-                      </a:extLst>
-                    </a:blip>
-                    <a:stretch>
-                      <a:fillRect/>
-                    </a:stretch>
-                  </pic:blipFill>
-                  <pic:spPr>
-                    <a:xfrm>
-                      <a:off x="0" y="0"/>
-                      <a:ext cx="3128170" cy="6951600"/>
-                    </a:xfrm>
-                    <a:prstGeom prst="rect">
-                      <a:avLst/>
-                    </a:prstGeom>
-                  </pic:spPr>
-                </pic:pic>
-              </a:graphicData>
-            </a:graphic>
-          </wp:anchor>
-        </w:drawing>
-      </w:r>
-      <w:r>
-        <w:rPr>
-          <w:noProof/>
-          <w:sz w:val="28"/>
-          <w:szCs w:val="28"/>
-          <w14:ligatures w14:val="standardContextual"/>
-        </w:rPr>
-        <w:drawing>
-          <wp:anchor distT="0" distB="0" distL="114300" distR="114300" simplePos="0" relativeHeight="251682816" behindDoc="0" locked="0" layoutInCell="1" allowOverlap="1" wp14:anchorId="45662622" wp14:editId="1C9D7423">
-            <wp:simplePos x="0" y="0"/>
-            <wp:positionH relativeFrom="margin">
-              <wp:posOffset>3259992</wp:posOffset>
-            </wp:positionH>
-            <wp:positionV relativeFrom="margin">
-              <wp:align>center</wp:align>
-            </wp:positionV>
-            <wp:extent cx="3128170" cy="6951600"/>
-            <wp:effectExtent l="0" t="0" r="0" b="1905"/>
-            <wp:wrapSquare wrapText="bothSides"/>
-            <wp:docPr id="1225339020" name="Picture 36" descr="A screenshot of a phone&#10;&#10;AI-generated content may be incorrect."/>
-            <wp:cNvGraphicFramePr>
-              <a:graphicFrameLocks xmlns:a="http://schemas.openxmlformats.org/drawingml/2006/main" noChangeAspect="1"/>
-            </wp:cNvGraphicFramePr>
-            <a:graphic xmlns:a="http://schemas.openxmlformats.org/drawingml/2006/main">
-              <a:graphicData uri="http://schemas.openxmlformats.org/drawingml/2006/picture">
-                <pic:pic xmlns:pic="http://schemas.openxmlformats.org/drawingml/2006/picture">
-                  <pic:nvPicPr>
-                    <pic:cNvPr id="1225339020" name="Picture 36" descr="A screenshot of a phone&#10;&#10;AI-generated content may be incorrect."/>
-                    <pic:cNvPicPr/>
-                  </pic:nvPicPr>
-                  <pic:blipFill>
-                    <a:blip r:embed="rId16" cstate="print">
-                      <a:extLst>
-                        <a:ext uri="{28A0092B-C50C-407E-A947-70E740481C1C}">
-                          <a14:useLocalDpi xmlns:a14="http://schemas.microsoft.com/office/drawing/2010/main" val="0"/>
-                        </a:ext>
-                      </a:extLst>
-                    </a:blip>
-                    <a:stretch>
-                      <a:fillRect/>
-                    </a:stretch>
-                  </pic:blipFill>
-                  <pic:spPr>
-                    <a:xfrm>
-                      <a:off x="0" y="0"/>
-                      <a:ext cx="3128170" cy="6951600"/>
-                    </a:xfrm>
-                    <a:prstGeom prst="rect">
-                      <a:avLst/>
-                    </a:prstGeom>
-                  </pic:spPr>
-                </pic:pic>
-              </a:graphicData>
-            </a:graphic>
-          </wp:anchor>
-        </w:drawing>
-      </w:r>
-    </w:p>
-    <w:p>
-      <w:pPr>
-        <w:rPr>
-          <w:sz w:val="28"/>
-          <w:szCs w:val="28"/>
-        </w:rPr>
-      </w:pPr>
-    </w:p>
-    <w:p>
-      <w:pPr>
-        <w:rPr>
-          <w:sz w:val="28"/>
-          <w:szCs w:val="28"/>
-        </w:rPr>
-      </w:pPr>
-    </w:p>
-    <w:p>
-      <w:pPr>
-        <w:pStyle w:val="ListParagraph"/>
-        <w:numPr>
-          <w:ilvl w:val="1"/>
-          <w:numId w:val="26"/>
-        </w:numPr>
-        <w:rPr>
-          <w:sz w:val="28"/>
-          <w:szCs w:val="28"/>
-        </w:rPr>
-      </w:pPr>
-      <w:r>
-        <w:rPr>
-          <w:sz w:val="28"/>
-          <w:szCs w:val="28"/>
-        </w:rPr>
-        <w:lastRenderedPageBreak/>
-        <w:t>Integration with User Profiles</w:t>
-      </w:r>
-    </w:p>
-    <w:p>
-      <w:pPr>
-        <w:pStyle w:val="ListParagraph"/>
-        <w:ind w:left="1440"/>
-        <w:rPr>
-          <w:sz w:val="28"/>
-          <w:szCs w:val="28"/>
-        </w:rPr>
-      </w:pPr>
-      <w:r>
-        <w:rPr>
-          <w:sz w:val="28"/>
-          <w:szCs w:val="28"/>
-        </w:rPr>
-        <w:t>The application allows users to create profiles that store specific allergen information. This feature enables personalized allergen detection, tailoring results to individual user needs.</w:t>
-      </w:r>
-    </w:p>
-    <w:p>
-      <w:pPr>
-        <w:rPr>
-          <w:sz w:val="28"/>
-          <w:szCs w:val="28"/>
-        </w:rPr>
-      </w:pPr>
-    </w:p>
-    <w:p>
-      <w:pPr>
-        <w:rPr>
-          <w:sz w:val="28"/>
-          <w:szCs w:val="28"/>
-        </w:rPr>
-      </w:pPr>
-      <w:r>
-        <w:rPr>
-          <w:noProof/>
-          <w:sz w:val="28"/>
-          <w:szCs w:val="28"/>
-          <w14:ligatures w14:val="standardContextual"/>
-        </w:rPr>
-        <w:drawing>
-          <wp:anchor distT="0" distB="0" distL="114300" distR="114300" simplePos="0" relativeHeight="251675648" behindDoc="0" locked="0" layoutInCell="1" allowOverlap="1" wp14:anchorId="0D722E22" wp14:editId="3531EECE">
-            <wp:simplePos x="0" y="0"/>
-            <wp:positionH relativeFrom="margin">
-              <wp:posOffset>1019810</wp:posOffset>
-            </wp:positionH>
-            <wp:positionV relativeFrom="margin">
-              <wp:posOffset>1629410</wp:posOffset>
-            </wp:positionV>
-            <wp:extent cx="3691890" cy="7237095"/>
-            <wp:effectExtent l="0" t="0" r="3810" b="1905"/>
-            <wp:wrapSquare wrapText="bothSides"/>
-            <wp:docPr id="1838880535" name="Picture 25" descr="A screenshot of a phone&#10;&#10;AI-generated content may be incorrect."/>
-            <wp:cNvGraphicFramePr>
-              <a:graphicFrameLocks xmlns:a="http://schemas.openxmlformats.org/drawingml/2006/main" noChangeAspect="1"/>
-            </wp:cNvGraphicFramePr>
-            <a:graphic xmlns:a="http://schemas.openxmlformats.org/drawingml/2006/main">
-              <a:graphicData uri="http://schemas.openxmlformats.org/drawingml/2006/picture">
-                <pic:pic xmlns:pic="http://schemas.openxmlformats.org/drawingml/2006/picture">
-                  <pic:nvPicPr>
-                    <pic:cNvPr id="1838880535" name="Picture 25" descr="A screenshot of a phone&#10;&#10;AI-generated content may be incorrect."/>
-                    <pic:cNvPicPr/>
-                  </pic:nvPicPr>
-                  <pic:blipFill>
-                    <a:blip r:embed="rId17" cstate="print">
-                      <a:extLst>
-                        <a:ext uri="{28A0092B-C50C-407E-A947-70E740481C1C}">
-                          <a14:useLocalDpi xmlns:a14="http://schemas.microsoft.com/office/drawing/2010/main" val="0"/>
-                        </a:ext>
-                      </a:extLst>
-                    </a:blip>
-                    <a:stretch>
-                      <a:fillRect/>
-                    </a:stretch>
-                  </pic:blipFill>
-                  <pic:spPr>
-                    <a:xfrm>
-                      <a:off x="0" y="0"/>
-                      <a:ext cx="3691890" cy="7237095"/>
-                    </a:xfrm>
-                    <a:prstGeom prst="rect">
-                      <a:avLst/>
-                    </a:prstGeom>
-                  </pic:spPr>
-                </pic:pic>
-              </a:graphicData>
-            </a:graphic>
-            <wp14:sizeRelH relativeFrom="margin">
-              <wp14:pctWidth>0</wp14:pctWidth>
-            </wp14:sizeRelH>
-            <wp14:sizeRelV relativeFrom="margin">
-              <wp14:pctHeight>0</wp14:pctHeight>
-            </wp14:sizeRelV>
-          </wp:anchor>
-        </w:drawing>
-      </w:r>
-    </w:p>
-    <w:p>
-      <w:pPr>
-        <w:rPr>
-          <w:sz w:val="28"/>
-          <w:szCs w:val="28"/>
-        </w:rPr>
-      </w:pPr>
-    </w:p>
-    <w:p>
-      <w:pPr>
-        <w:rPr>
-          <w:sz w:val="28"/>
-          <w:szCs w:val="28"/>
-        </w:rPr>
-      </w:pPr>
-    </w:p>
-    <w:p>
-      <w:pPr>
-        <w:rPr>
-          <w:sz w:val="28"/>
-          <w:szCs w:val="28"/>
-        </w:rPr>
-      </w:pPr>
-    </w:p>
-    <w:p>
-      <w:pPr>
-        <w:rPr>
-          <w:sz w:val="28"/>
-          <w:szCs w:val="28"/>
-        </w:rPr>
-      </w:pPr>
-    </w:p>
-    <w:p>
-      <w:pPr>
-        <w:rPr>
-          <w:sz w:val="28"/>
-          <w:szCs w:val="28"/>
-        </w:rPr>
-      </w:pPr>
-    </w:p>
-    <w:p>
-      <w:pPr>
-        <w:rPr>
-          <w:sz w:val="28"/>
-          <w:szCs w:val="28"/>
-        </w:rPr>
-      </w:pPr>
-    </w:p>
-    <w:p>
-      <w:pPr>
-        <w:rPr>
-          <w:sz w:val="28"/>
-          <w:szCs w:val="28"/>
-        </w:rPr>
-      </w:pPr>
-    </w:p>
-    <w:p>
-      <w:pPr>
-        <w:rPr>
-          <w:sz w:val="28"/>
-          <w:szCs w:val="28"/>
-        </w:rPr>
-      </w:pPr>
-    </w:p>
-    <w:p>
-      <w:pPr>
-        <w:rPr>
-          <w:sz w:val="28"/>
-          <w:szCs w:val="28"/>
-        </w:rPr>
-      </w:pPr>
-    </w:p>
-    <w:p>
-      <w:pPr>
-        <w:rPr>
-          <w:sz w:val="28"/>
-          <w:szCs w:val="28"/>
-        </w:rPr>
-      </w:pPr>
-    </w:p>
-    <w:p>
-      <w:pPr>
-        <w:rPr>
-          <w:sz w:val="28"/>
-          <w:szCs w:val="28"/>
-        </w:rPr>
-      </w:pPr>
-    </w:p>
-    <w:p>
-      <w:pPr>
-        <w:rPr>
-          <w:sz w:val="28"/>
-          <w:szCs w:val="28"/>
-        </w:rPr>
-      </w:pPr>
-    </w:p>
-    <w:p>
-      <w:pPr>
-        <w:rPr>
-          <w:sz w:val="28"/>
-          <w:szCs w:val="28"/>
-        </w:rPr>
-      </w:pPr>
-    </w:p>
-    <w:p>
-      <w:pPr>
-        <w:rPr>
-          <w:sz w:val="28"/>
-          <w:szCs w:val="28"/>
-        </w:rPr>
-      </w:pPr>
-    </w:p>
-    <w:p>
-      <w:pPr>
-        <w:rPr>
-          <w:sz w:val="28"/>
-          <w:szCs w:val="28"/>
-        </w:rPr>
-      </w:pPr>
-    </w:p>
-    <w:p>
-      <w:pPr>
-        <w:rPr>
-          <w:sz w:val="28"/>
-          <w:szCs w:val="28"/>
-        </w:rPr>
-      </w:pPr>
-    </w:p>
-    <w:p>
-      <w:pPr>
-        <w:rPr>
-          <w:sz w:val="28"/>
-          <w:szCs w:val="28"/>
-        </w:rPr>
-      </w:pPr>
-    </w:p>
-    <w:p>
-      <w:pPr>
-        <w:rPr>
-          <w:sz w:val="28"/>
-          <w:szCs w:val="28"/>
-        </w:rPr>
-      </w:pPr>
-    </w:p>
-    <w:p>
-      <w:pPr>
         <w:rPr>
           <w:sz w:val="28"/>
           <w:szCs w:val="28"/>
@@ -3827,7 +3470,7 @@
           <w:sz w:val="28"/>
           <w:szCs w:val="28"/>
         </w:rPr>
-        <w:t>The AllerScan application demonstrates significant improvements in allergen detection accuracy, particularly in identifying allergens listed under "may contain" sections. The multi-strategy OCR approach effectively reduces false positives and enhances the precision of allergen identification.</w:t>
+        <w:t>Manual testing across English and French labels showed that the multi-pass OCR pipeline consistently surfaced confirmed allergens from the user’s profile while filtering out text that wasn’t relevant, cutting down false positives.</w:t>
       </w:r>
     </w:p>
     <w:p>
@@ -3867,7 +3510,21 @@
           <w:sz w:val="28"/>
           <w:szCs w:val="28"/>
         </w:rPr>
-        <w:t>Accuracy: The enhanced OCR system achieves a detection accuracy of over 90% for allergens in "may contain" sections, compared to traditional methods.</w:t>
+        <w:t>Detection consistency</w:t>
+      </w:r>
+      <w:r>
+        <w:rPr>
+          <w:sz w:val="28"/>
+          <w:szCs w:val="28"/>
+        </w:rPr>
+        <w:t xml:space="preserve">: </w:t>
+      </w:r>
+      <w:r>
+        <w:rPr>
+          <w:sz w:val="28"/>
+          <w:szCs w:val="28"/>
+        </w:rPr>
+        <w:t>The combined OCR + normalization pipeline reliably extracted ingredients across differently formatted labels.</w:t>
       </w:r>
     </w:p>
     <w:p>
@@ -3887,7 +3544,7 @@
           <w:sz w:val="28"/>
           <w:szCs w:val="28"/>
         </w:rPr>
-        <w:t>Processing Speed: The application processes images and provides allergen information within seconds, ensuring a seamless user experience.</w:t>
+        <w:t>Response time: A typical scan (capture → OCR → match) finished within a few seconds on mid-range Android hardware.</w:t>
       </w:r>
     </w:p>
     <w:p>
@@ -3907,7 +3564,7 @@
           <w:sz w:val="28"/>
           <w:szCs w:val="28"/>
         </w:rPr>
-        <w:t>User Satisfaction: Feedback from initial user testing indicates high satisfaction with the application's ease of use and accuracy.</w:t>
+        <w:t>User feedback: Early testers highlighted the localized UI and straightforward allergen alerts as the main usability wins.</w:t>
       </w:r>
     </w:p>
     <w:p>
@@ -3975,18 +3632,8 @@
           <w:sz w:val="28"/>
           <w:szCs w:val="28"/>
         </w:rPr>
-        <w:t>The project successfully meets its primary objectives of improving allergen detection accuracy and providing personalized allergen information. The implementation of character whitelisting and comprehensive pattern detection contributes to the system's effectiveness.</w:t>
-      </w:r>
-    </w:p>
-    <w:p>
-      <w:pPr>
-        <w:pStyle w:val="ListParagraph"/>
-        <w:ind w:left="1440"/>
-        <w:rPr>
-          <w:sz w:val="28"/>
-          <w:szCs w:val="28"/>
-        </w:rPr>
-      </w:pPr>
+        <w:t>AllerScan met its objectives: it delivers accurate, profile-specific allergen flags, keeps everything on-device, and localizes the entire experience through the provider-based language system.</w:t>
+      </w:r>
     </w:p>
     <w:p>
       <w:pPr>
@@ -4054,7 +3701,7 @@
                     <pic:cNvPicPr/>
                   </pic:nvPicPr>
                   <pic:blipFill rotWithShape="1">
-                    <a:blip r:embed="rId18">
+                    <a:blip r:embed="rId7">
                       <a:extLst>
                         <a:ext uri="{28A0092B-C50C-407E-A947-70E740481C1C}">
                           <a14:useLocalDpi xmlns:a14="http://schemas.microsoft.com/office/drawing/2010/main" val="0"/>
@@ -4156,7 +3803,7 @@
           <w:sz w:val="28"/>
           <w:szCs w:val="28"/>
         </w:rPr>
-        <w:t>The results of the AllerScan project indicate a significant advancement in allergen detection capabilities. The multi-strategy OCR approach, combined with character whitelisting and pattern detection, has proven effective in accurately identifying allergens, particularly those listed under "may contain" sections. The high accuracy rates and positive user feedback underscore the system's potential to enhance food safety for individuals with allergies.</w:t>
+        <w:t>AllerScan’s multi-pass OCR, language-aware normalisation, and curated allergen dictionaries consistently highlighted the profile-specific allergens we set out to detect, validating the offline-first approach and the localisation work.</w:t>
       </w:r>
     </w:p>
     <w:p>
@@ -4203,8 +3850,39 @@
           <w:sz w:val="28"/>
           <w:szCs w:val="28"/>
         </w:rPr>
-        <w:t>Several challenges were encountered during the development of AllerScan. Integrating multiple OCR configurations required careful calibration to balance accuracy and processing speed. Additionally, ensuring compatibility with various label designs and text presentations posed technical challenges that were addressed through iterative testing and refinement.</w:t>
-      </w:r>
+        <w:t xml:space="preserve">Several challenges were encountered during the development of AllerScan. </w:t>
+      </w:r>
+      <w:r>
+        <w:rPr>
+          <w:sz w:val="28"/>
+          <w:szCs w:val="28"/>
+        </w:rPr>
+        <w:t>The main hurdles were tuning OCR configs for mixed-language packaging, keeping dictionaries in sync with the current locale, and hardening the provider so language switches persisted reliably.</w:t>
+      </w:r>
+      <w:r>
+        <w:rPr>
+          <w:sz w:val="28"/>
+          <w:szCs w:val="28"/>
+        </w:rPr>
+        <w:t xml:space="preserve"> </w:t>
+      </w:r>
+      <w:r>
+        <w:rPr>
+          <w:sz w:val="28"/>
+          <w:szCs w:val="28"/>
+        </w:rPr>
+        <w:t>Integrating multiple OCR configurations required careful calibration to balance accuracy and processing speed. Additionally, ensuring compatibility with various label designs and text presentations posed technical challenges that were addressed through iterative testing and refinement.</w:t>
+      </w:r>
+    </w:p>
+    <w:p>
+      <w:pPr>
+        <w:pStyle w:val="ListParagraph"/>
+        <w:ind w:left="1440"/>
+        <w:rPr>
+          <w:sz w:val="28"/>
+          <w:szCs w:val="28"/>
+        </w:rPr>
+      </w:pPr>
     </w:p>
     <w:p>
       <w:pPr>
@@ -4253,7 +3931,6 @@
           <w:sz w:val="28"/>
           <w:szCs w:val="28"/>
         </w:rPr>
-        <w:lastRenderedPageBreak/>
         <w:t>Areas of Improvement</w:t>
       </w:r>
     </w:p>
@@ -4271,7 +3948,21 @@
           <w:sz w:val="28"/>
           <w:szCs w:val="28"/>
         </w:rPr>
-        <w:t>While the project has met its primary goals, there are opportunities for further enhancement. Future work could explore the integration of additional languages to broaden the application's accessibility. Additionally, expanding the user profile features to include more detailed allergen information could further personalize the user experience.</w:t>
+        <w:t>While the project has met its primary goals, there are opportunities for further enhancement. Future work could explore the integration of additional languages to broaden the application's accessibility</w:t>
+      </w:r>
+      <w:r>
+        <w:rPr>
+          <w:sz w:val="28"/>
+          <w:szCs w:val="28"/>
+        </w:rPr>
+        <w:t xml:space="preserve">. </w:t>
+      </w:r>
+      <w:r>
+        <w:rPr>
+          <w:sz w:val="28"/>
+          <w:szCs w:val="28"/>
+        </w:rPr>
+        <w:t>Next iterations should add more locales, richer profile metadata (e.g., severity notes), and automated widget/unit tests so regressions are caught early.</w:t>
       </w:r>
     </w:p>
     <w:p>
@@ -4375,7 +4066,7 @@
           <w:sz w:val="28"/>
           <w:szCs w:val="28"/>
         </w:rPr>
-        <w:t>The AllerScan project successfully demonstrates the potential of AI-enhanced technologies to improve allergen detection in food products. By leveraging a multi-strategy OCR approach and implementing character whitelisting, the application achieves high accuracy in identifying allergens, particularly in "may contain" sections. This advancement provides a valuable tool for individuals with allergies, enabling them to make informed food choices with greater confidence.</w:t>
+        <w:t>AllerScan demonstrates that a lightweight, offline Flutter application can reliably scan packaged-food labels, normalize English and French text, and surface profile-specific allergens with minimal latency. By combining multi-pass Tesseract OCR configurations, language-aware text normalisation, and curated allergen dictionaries, the project met its core technical goal: delivering trustworthy allergen detection on-device without exposing sensitive data to external services.</w:t>
       </w:r>
     </w:p>
     <w:p>
@@ -4402,7 +4093,7 @@
           <w:sz w:val="28"/>
           <w:szCs w:val="28"/>
         </w:rPr>
-        <w:t>The project's success in meeting its objectives highlights the effectiveness of integrating advanced AI techniques with user-specific filtering. AllerScan not only enhances allergen detection accuracy but also offers a personalized user experience, tailored to individual allergen profiles.</w:t>
+        <w:t>The user experience evolved alongside the technical pipeline. Emoji-only avatars simplified onboarding, the provider-driven localisation framework kept the interface responsive to language changes, and the removal of the confusing “May Contain” section aligned the results screen with stakeholder feedback. Together, these refinements ensured the app stayed approachable while still offering nuanced allergen insights.</w:t>
       </w:r>
     </w:p>
     <w:p>
@@ -4429,7 +4120,15 @@
           <w:sz w:val="28"/>
           <w:szCs w:val="28"/>
         </w:rPr>
-        <w:t>Looking forward, the project opens avenues for future research and development. Expanding language support and further refining user profile features could broaden the application's accessibility and utility. Additionally, exploring the application of similar AI-driven solutions in other areas of consumer safety could yield further benefits.</w:t>
+        <w:t xml:space="preserve">Future work will focus on widening the feature set: expanding the dictionaries beyond English/French, supporting richer profile metadata </w:t>
+      </w:r>
+      <w:r>
+        <w:rPr>
+          <w:sz w:val="28"/>
+          <w:szCs w:val="28"/>
+        </w:rPr>
+        <w:lastRenderedPageBreak/>
+        <w:t>(e.g., severity levels or household sharing), adding automated tests, and exploring secure sync so families can keep their allergen preferences aligned.</w:t>
       </w:r>
     </w:p>
     <w:p>
@@ -4456,7 +4155,7 @@
           <w:sz w:val="28"/>
           <w:szCs w:val="28"/>
         </w:rPr>
-        <w:t>In conclusion, AllerScan represents a significant step forward in the field of allergen detection, providing a reliable and user-friendly solution that addresses a critical need in food safety.</w:t>
+        <w:t>Overall, AllerScan delivers a dependable, bilingual allergen scanner for Android users and lays a solid foundation for a broader suite of consumer food-safety tools.</w:t>
       </w:r>
     </w:p>
     <w:sectPr>
@@ -6455,6 +6154,119 @@
     </w:lvl>
   </w:abstractNum>
   <w:abstractNum w:abstractNumId="18" w15:restartNumberingAfterBreak="0">
+    <w:nsid w:val="42853633"/>
+    <w:multiLevelType w:val="hybridMultilevel"/>
+    <w:tmpl w:val="2436A4A6"/>
+    <w:lvl w:ilvl="0" w:tplc="40090001">
+      <w:start w:val="1"/>
+      <w:numFmt w:val="bullet"/>
+      <w:lvlText w:val=""/>
+      <w:lvlJc w:val="left"/>
+      <w:pPr>
+        <w:ind w:left="2160" w:hanging="360"/>
+      </w:pPr>
+      <w:rPr>
+        <w:rFonts w:ascii="Symbol" w:hAnsi="Symbol" w:hint="default"/>
+      </w:rPr>
+    </w:lvl>
+    <w:lvl w:ilvl="1" w:tplc="40090003" w:tentative="1">
+      <w:start w:val="1"/>
+      <w:numFmt w:val="bullet"/>
+      <w:lvlText w:val="o"/>
+      <w:lvlJc w:val="left"/>
+      <w:pPr>
+        <w:ind w:left="2880" w:hanging="360"/>
+      </w:pPr>
+      <w:rPr>
+        <w:rFonts w:ascii="Courier New" w:hAnsi="Courier New" w:cs="Courier New" w:hint="default"/>
+      </w:rPr>
+    </w:lvl>
+    <w:lvl w:ilvl="2" w:tplc="40090005" w:tentative="1">
+      <w:start w:val="1"/>
+      <w:numFmt w:val="bullet"/>
+      <w:lvlText w:val=""/>
+      <w:lvlJc w:val="left"/>
+      <w:pPr>
+        <w:ind w:left="3600" w:hanging="360"/>
+      </w:pPr>
+      <w:rPr>
+        <w:rFonts w:ascii="Wingdings" w:hAnsi="Wingdings" w:hint="default"/>
+      </w:rPr>
+    </w:lvl>
+    <w:lvl w:ilvl="3" w:tplc="40090001" w:tentative="1">
+      <w:start w:val="1"/>
+      <w:numFmt w:val="bullet"/>
+      <w:lvlText w:val=""/>
+      <w:lvlJc w:val="left"/>
+      <w:pPr>
+        <w:ind w:left="4320" w:hanging="360"/>
+      </w:pPr>
+      <w:rPr>
+        <w:rFonts w:ascii="Symbol" w:hAnsi="Symbol" w:hint="default"/>
+      </w:rPr>
+    </w:lvl>
+    <w:lvl w:ilvl="4" w:tplc="40090003" w:tentative="1">
+      <w:start w:val="1"/>
+      <w:numFmt w:val="bullet"/>
+      <w:lvlText w:val="o"/>
+      <w:lvlJc w:val="left"/>
+      <w:pPr>
+        <w:ind w:left="5040" w:hanging="360"/>
+      </w:pPr>
+      <w:rPr>
+        <w:rFonts w:ascii="Courier New" w:hAnsi="Courier New" w:cs="Courier New" w:hint="default"/>
+      </w:rPr>
+    </w:lvl>
+    <w:lvl w:ilvl="5" w:tplc="40090005" w:tentative="1">
+      <w:start w:val="1"/>
+      <w:numFmt w:val="bullet"/>
+      <w:lvlText w:val=""/>
+      <w:lvlJc w:val="left"/>
+      <w:pPr>
+        <w:ind w:left="5760" w:hanging="360"/>
+      </w:pPr>
+      <w:rPr>
+        <w:rFonts w:ascii="Wingdings" w:hAnsi="Wingdings" w:hint="default"/>
+      </w:rPr>
+    </w:lvl>
+    <w:lvl w:ilvl="6" w:tplc="40090001" w:tentative="1">
+      <w:start w:val="1"/>
+      <w:numFmt w:val="bullet"/>
+      <w:lvlText w:val=""/>
+      <w:lvlJc w:val="left"/>
+      <w:pPr>
+        <w:ind w:left="6480" w:hanging="360"/>
+      </w:pPr>
+      <w:rPr>
+        <w:rFonts w:ascii="Symbol" w:hAnsi="Symbol" w:hint="default"/>
+      </w:rPr>
+    </w:lvl>
+    <w:lvl w:ilvl="7" w:tplc="40090003" w:tentative="1">
+      <w:start w:val="1"/>
+      <w:numFmt w:val="bullet"/>
+      <w:lvlText w:val="o"/>
+      <w:lvlJc w:val="left"/>
+      <w:pPr>
+        <w:ind w:left="7200" w:hanging="360"/>
+      </w:pPr>
+      <w:rPr>
+        <w:rFonts w:ascii="Courier New" w:hAnsi="Courier New" w:cs="Courier New" w:hint="default"/>
+      </w:rPr>
+    </w:lvl>
+    <w:lvl w:ilvl="8" w:tplc="40090005" w:tentative="1">
+      <w:start w:val="1"/>
+      <w:numFmt w:val="bullet"/>
+      <w:lvlText w:val=""/>
+      <w:lvlJc w:val="left"/>
+      <w:pPr>
+        <w:ind w:left="7920" w:hanging="360"/>
+      </w:pPr>
+      <w:rPr>
+        <w:rFonts w:ascii="Wingdings" w:hAnsi="Wingdings" w:hint="default"/>
+      </w:rPr>
+    </w:lvl>
+  </w:abstractNum>
+  <w:abstractNum w:abstractNumId="19" w15:restartNumberingAfterBreak="0">
     <w:nsid w:val="51F74AA1"/>
     <w:multiLevelType w:val="hybridMultilevel"/>
     <w:tmpl w:val="A2DC53F0"/>
@@ -6567,7 +6379,7 @@
       </w:rPr>
     </w:lvl>
   </w:abstractNum>
-  <w:abstractNum w:abstractNumId="19" w15:restartNumberingAfterBreak="0">
+  <w:abstractNum w:abstractNumId="20" w15:restartNumberingAfterBreak="0">
     <w:nsid w:val="55C111ED"/>
     <w:multiLevelType w:val="hybridMultilevel"/>
     <w:tmpl w:val="DC009CC2"/>
@@ -6680,7 +6492,7 @@
       </w:rPr>
     </w:lvl>
   </w:abstractNum>
-  <w:abstractNum w:abstractNumId="20" w15:restartNumberingAfterBreak="0">
+  <w:abstractNum w:abstractNumId="21" w15:restartNumberingAfterBreak="0">
     <w:nsid w:val="5BF2185F"/>
     <w:multiLevelType w:val="multilevel"/>
     <w:tmpl w:val="4600D0D6"/>
@@ -6793,7 +6605,7 @@
       </w:rPr>
     </w:lvl>
   </w:abstractNum>
-  <w:abstractNum w:abstractNumId="21" w15:restartNumberingAfterBreak="0">
+  <w:abstractNum w:abstractNumId="22" w15:restartNumberingAfterBreak="0">
     <w:nsid w:val="60D93AB9"/>
     <w:multiLevelType w:val="multilevel"/>
     <w:tmpl w:val="2C6A5C6E"/>
@@ -6906,7 +6718,7 @@
       </w:rPr>
     </w:lvl>
   </w:abstractNum>
-  <w:abstractNum w:abstractNumId="22" w15:restartNumberingAfterBreak="0">
+  <w:abstractNum w:abstractNumId="23" w15:restartNumberingAfterBreak="0">
     <w:nsid w:val="61C462A9"/>
     <w:multiLevelType w:val="hybridMultilevel"/>
     <w:tmpl w:val="556A37DA"/>
@@ -7019,7 +6831,7 @@
       </w:rPr>
     </w:lvl>
   </w:abstractNum>
-  <w:abstractNum w:abstractNumId="23" w15:restartNumberingAfterBreak="0">
+  <w:abstractNum w:abstractNumId="24" w15:restartNumberingAfterBreak="0">
     <w:nsid w:val="67241B67"/>
     <w:multiLevelType w:val="hybridMultilevel"/>
     <w:tmpl w:val="F70878D8"/>
@@ -7132,7 +6944,7 @@
       </w:rPr>
     </w:lvl>
   </w:abstractNum>
-  <w:abstractNum w:abstractNumId="24" w15:restartNumberingAfterBreak="0">
+  <w:abstractNum w:abstractNumId="25" w15:restartNumberingAfterBreak="0">
     <w:nsid w:val="6BF84C97"/>
     <w:multiLevelType w:val="hybridMultilevel"/>
     <w:tmpl w:val="E360960C"/>
@@ -7245,7 +7057,7 @@
       </w:rPr>
     </w:lvl>
   </w:abstractNum>
-  <w:abstractNum w:abstractNumId="25" w15:restartNumberingAfterBreak="0">
+  <w:abstractNum w:abstractNumId="26" w15:restartNumberingAfterBreak="0">
     <w:nsid w:val="6EE50591"/>
     <w:multiLevelType w:val="hybridMultilevel"/>
     <w:tmpl w:val="8C74C282"/>
@@ -7358,7 +7170,7 @@
       </w:rPr>
     </w:lvl>
   </w:abstractNum>
-  <w:abstractNum w:abstractNumId="26" w15:restartNumberingAfterBreak="0">
+  <w:abstractNum w:abstractNumId="27" w15:restartNumberingAfterBreak="0">
     <w:nsid w:val="700C3F69"/>
     <w:multiLevelType w:val="hybridMultilevel"/>
     <w:tmpl w:val="C22A5598"/>
@@ -7447,7 +7259,7 @@
       </w:pPr>
     </w:lvl>
   </w:abstractNum>
-  <w:abstractNum w:abstractNumId="27" w15:restartNumberingAfterBreak="0">
+  <w:abstractNum w:abstractNumId="28" w15:restartNumberingAfterBreak="0">
     <w:nsid w:val="73595FF5"/>
     <w:multiLevelType w:val="hybridMultilevel"/>
     <w:tmpl w:val="F5349116"/>
@@ -7560,7 +7372,7 @@
       </w:rPr>
     </w:lvl>
   </w:abstractNum>
-  <w:abstractNum w:abstractNumId="28" w15:restartNumberingAfterBreak="0">
+  <w:abstractNum w:abstractNumId="29" w15:restartNumberingAfterBreak="0">
     <w:nsid w:val="7D7135A1"/>
     <w:multiLevelType w:val="multilevel"/>
     <w:tmpl w:val="416EA052"/>
@@ -7673,7 +7485,7 @@
       </w:rPr>
     </w:lvl>
   </w:abstractNum>
-  <w:abstractNum w:abstractNumId="29" w15:restartNumberingAfterBreak="0">
+  <w:abstractNum w:abstractNumId="30" w15:restartNumberingAfterBreak="0">
     <w:nsid w:val="7DB71F99"/>
     <w:multiLevelType w:val="multilevel"/>
     <w:tmpl w:val="EA9E4CBE"/>
@@ -7786,7 +7598,7 @@
       </w:rPr>
     </w:lvl>
   </w:abstractNum>
-  <w:abstractNum w:abstractNumId="30" w15:restartNumberingAfterBreak="0">
+  <w:abstractNum w:abstractNumId="31" w15:restartNumberingAfterBreak="0">
     <w:nsid w:val="7DFF0372"/>
     <w:multiLevelType w:val="multilevel"/>
     <w:tmpl w:val="4009001F"/>
@@ -7877,16 +7689,16 @@
     </w:lvl>
   </w:abstractNum>
   <w:num w:numId="1" w16cid:durableId="895896079">
-    <w:abstractNumId w:val="26"/>
+    <w:abstractNumId w:val="27"/>
   </w:num>
   <w:num w:numId="2" w16cid:durableId="1002585904">
-    <w:abstractNumId w:val="30"/>
+    <w:abstractNumId w:val="31"/>
   </w:num>
   <w:num w:numId="3" w16cid:durableId="1196694263">
     <w:abstractNumId w:val="15"/>
   </w:num>
   <w:num w:numId="4" w16cid:durableId="2047288437">
-    <w:abstractNumId w:val="21"/>
+    <w:abstractNumId w:val="22"/>
   </w:num>
   <w:num w:numId="5" w16cid:durableId="1590389174">
     <w:abstractNumId w:val="3"/>
@@ -7901,7 +7713,7 @@
     <w:abstractNumId w:val="10"/>
   </w:num>
   <w:num w:numId="9" w16cid:durableId="1046103999">
-    <w:abstractNumId w:val="29"/>
+    <w:abstractNumId w:val="30"/>
   </w:num>
   <w:num w:numId="10" w16cid:durableId="24257932">
     <w:abstractNumId w:val="4"/>
@@ -7913,7 +7725,7 @@
     <w:abstractNumId w:val="14"/>
   </w:num>
   <w:num w:numId="13" w16cid:durableId="1682926611">
-    <w:abstractNumId w:val="22"/>
+    <w:abstractNumId w:val="23"/>
   </w:num>
   <w:num w:numId="14" w16cid:durableId="1945503695">
     <w:abstractNumId w:val="16"/>
@@ -7922,13 +7734,13 @@
     <w:abstractNumId w:val="11"/>
   </w:num>
   <w:num w:numId="16" w16cid:durableId="1696034992">
-    <w:abstractNumId w:val="25"/>
+    <w:abstractNumId w:val="26"/>
   </w:num>
   <w:num w:numId="17" w16cid:durableId="1088119966">
-    <w:abstractNumId w:val="19"/>
+    <w:abstractNumId w:val="20"/>
   </w:num>
   <w:num w:numId="18" w16cid:durableId="727267410">
-    <w:abstractNumId w:val="23"/>
+    <w:abstractNumId w:val="24"/>
   </w:num>
   <w:num w:numId="19" w16cid:durableId="624771195">
     <w:abstractNumId w:val="8"/>
@@ -7940,22 +7752,22 @@
     <w:abstractNumId w:val="12"/>
   </w:num>
   <w:num w:numId="22" w16cid:durableId="528643429">
-    <w:abstractNumId w:val="27"/>
+    <w:abstractNumId w:val="28"/>
   </w:num>
   <w:num w:numId="23" w16cid:durableId="90131612">
     <w:abstractNumId w:val="13"/>
   </w:num>
   <w:num w:numId="24" w16cid:durableId="9338009">
-    <w:abstractNumId w:val="18"/>
+    <w:abstractNumId w:val="19"/>
   </w:num>
   <w:num w:numId="25" w16cid:durableId="1999654704">
     <w:abstractNumId w:val="2"/>
   </w:num>
   <w:num w:numId="26" w16cid:durableId="260844996">
-    <w:abstractNumId w:val="20"/>
+    <w:abstractNumId w:val="21"/>
   </w:num>
   <w:num w:numId="27" w16cid:durableId="1044864405">
-    <w:abstractNumId w:val="24"/>
+    <w:abstractNumId w:val="25"/>
   </w:num>
   <w:num w:numId="28" w16cid:durableId="1921065245">
     <w:abstractNumId w:val="0"/>
@@ -7964,10 +7776,13 @@
     <w:abstractNumId w:val="17"/>
   </w:num>
   <w:num w:numId="30" w16cid:durableId="57560676">
-    <w:abstractNumId w:val="28"/>
+    <w:abstractNumId w:val="29"/>
   </w:num>
   <w:num w:numId="31" w16cid:durableId="1856379502">
     <w:abstractNumId w:val="9"/>
+  </w:num>
+  <w:num w:numId="32" w16cid:durableId="574972001">
+    <w:abstractNumId w:val="18"/>
   </w:num>
 </w:numbering>
 </file>

--- a/docs/CapstoneReportAllerScan - ManavPatel.docx
+++ b/docs/CapstoneReportAllerScan - ManavPatel.docx
@@ -322,7 +322,7 @@
           <w:sz w:val="28"/>
           <w:szCs w:val="28"/>
         </w:rPr>
-        <w:t>with support for both English and French ingredient labels.</w:t>
+        <w:t>with support for both English and French ingredient labels</w:t>
       </w:r>
       <w:r>
         <w:rPr>
@@ -1043,23 +1043,7 @@
           <w:sz w:val="28"/>
           <w:szCs w:val="28"/>
         </w:rPr>
-        <w:t xml:space="preserve"> (bundled </w:t>
-      </w:r>
-      <w:proofErr w:type="spellStart"/>
-      <w:r>
-        <w:rPr>
-          <w:sz w:val="28"/>
-          <w:szCs w:val="28"/>
-        </w:rPr>
-        <w:t>tessdata</w:t>
-      </w:r>
-      <w:proofErr w:type="spellEnd"/>
-      <w:r>
-        <w:rPr>
-          <w:sz w:val="28"/>
-          <w:szCs w:val="28"/>
-        </w:rPr>
-        <w:t xml:space="preserve"> configs per language).”</w:t>
+        <w:t xml:space="preserve"> (bundled tessdata configs per language).”</w:t>
       </w:r>
     </w:p>
     <w:p>
@@ -1081,7 +1065,6 @@
         </w:rPr>
         <w:t>Image handling: ‘</w:t>
       </w:r>
-      <w:proofErr w:type="spellStart"/>
       <w:r>
         <w:rPr>
           <w:sz w:val="28"/>
@@ -1089,7 +1072,6 @@
         </w:rPr>
         <w:t>image_picker</w:t>
       </w:r>
-      <w:proofErr w:type="spellEnd"/>
       <w:r>
         <w:rPr>
           <w:sz w:val="28"/>
@@ -1201,7 +1183,6 @@
         </w:rPr>
         <w:t>‘</w:t>
       </w:r>
-      <w:proofErr w:type="spellStart"/>
       <w:r>
         <w:rPr>
           <w:sz w:val="28"/>
@@ -1209,7 +1190,6 @@
         </w:rPr>
         <w:t>shared_preferences</w:t>
       </w:r>
-      <w:proofErr w:type="spellEnd"/>
       <w:r>
         <w:rPr>
           <w:sz w:val="28"/>
@@ -1384,7 +1364,23 @@
           <w:sz w:val="28"/>
           <w:szCs w:val="28"/>
         </w:rPr>
-        <w:t>Confidence heuristics to prioritise high-certainty matches and drop duplicates.</w:t>
+        <w:t xml:space="preserve">Confidence heuristics to prioritise </w:t>
+      </w:r>
+      <w:proofErr w:type="gramStart"/>
+      <w:r>
+        <w:rPr>
+          <w:sz w:val="28"/>
+          <w:szCs w:val="28"/>
+        </w:rPr>
+        <w:t>high-certainty</w:t>
+      </w:r>
+      <w:proofErr w:type="gramEnd"/>
+      <w:r>
+        <w:rPr>
+          <w:sz w:val="28"/>
+          <w:szCs w:val="28"/>
+        </w:rPr>
+        <w:t xml:space="preserve"> matches and drop duplicates.</w:t>
       </w:r>
     </w:p>
     <w:p>
@@ -1881,7 +1877,23 @@
           <w:sz w:val="28"/>
           <w:szCs w:val="28"/>
         </w:rPr>
-        <w:t>English/French JSON sources are filtered through the user’s saved allergen list so only relevant hits appear.</w:t>
+        <w:t xml:space="preserve">English/French JSON sources are filtered through the user’s saved allergen </w:t>
+      </w:r>
+      <w:proofErr w:type="gramStart"/>
+      <w:r>
+        <w:rPr>
+          <w:sz w:val="28"/>
+          <w:szCs w:val="28"/>
+        </w:rPr>
+        <w:t>list</w:t>
+      </w:r>
+      <w:proofErr w:type="gramEnd"/>
+      <w:r>
+        <w:rPr>
+          <w:sz w:val="28"/>
+          <w:szCs w:val="28"/>
+        </w:rPr>
+        <w:t xml:space="preserve"> so only relevant hits appear.</w:t>
       </w:r>
     </w:p>
     <w:p>
@@ -3252,7 +3264,23 @@
           <w:sz w:val="28"/>
           <w:szCs w:val="28"/>
         </w:rPr>
-        <w:t xml:space="preserve">AllerScan stores each user’s allergens, custom entries, language choice, and emoji avatar in SharedPreferences via ProfileService. Onboarding saves the profile, the profile screen updates </w:t>
+        <w:t xml:space="preserve">AllerScan stores each user’s allergens, custom entries, language choice, and emoji avatar in SharedPreferences via ProfileService. Onboarding saves the </w:t>
+      </w:r>
+      <w:proofErr w:type="gramStart"/>
+      <w:r>
+        <w:rPr>
+          <w:sz w:val="28"/>
+          <w:szCs w:val="28"/>
+        </w:rPr>
+        <w:t>profile,</w:t>
+      </w:r>
+      <w:proofErr w:type="gramEnd"/>
+      <w:r>
+        <w:rPr>
+          <w:sz w:val="28"/>
+          <w:szCs w:val="28"/>
+        </w:rPr>
+        <w:t xml:space="preserve"> the profile screen updates </w:t>
       </w:r>
       <w:r>
         <w:rPr>

--- a/docs/CapstoneReportAllerScan - ManavPatel.docx
+++ b/docs/CapstoneReportAllerScan - ManavPatel.docx
@@ -1043,7 +1043,23 @@
           <w:sz w:val="28"/>
           <w:szCs w:val="28"/>
         </w:rPr>
-        <w:t xml:space="preserve"> (bundled tessdata configs per language).”</w:t>
+        <w:t xml:space="preserve"> (bundled </w:t>
+      </w:r>
+      <w:proofErr w:type="spellStart"/>
+      <w:r>
+        <w:rPr>
+          <w:sz w:val="28"/>
+          <w:szCs w:val="28"/>
+        </w:rPr>
+        <w:t>tessdata</w:t>
+      </w:r>
+      <w:proofErr w:type="spellEnd"/>
+      <w:r>
+        <w:rPr>
+          <w:sz w:val="28"/>
+          <w:szCs w:val="28"/>
+        </w:rPr>
+        <w:t xml:space="preserve"> configs per language).”</w:t>
       </w:r>
     </w:p>
     <w:p>
@@ -1065,6 +1081,7 @@
         </w:rPr>
         <w:t>Image handling: ‘</w:t>
       </w:r>
+      <w:proofErr w:type="spellStart"/>
       <w:r>
         <w:rPr>
           <w:sz w:val="28"/>
@@ -1072,6 +1089,7 @@
         </w:rPr>
         <w:t>image_picker</w:t>
       </w:r>
+      <w:proofErr w:type="spellEnd"/>
       <w:r>
         <w:rPr>
           <w:sz w:val="28"/>
@@ -1183,6 +1201,7 @@
         </w:rPr>
         <w:t>‘</w:t>
       </w:r>
+      <w:proofErr w:type="spellStart"/>
       <w:r>
         <w:rPr>
           <w:sz w:val="28"/>
@@ -1190,6 +1209,7 @@
         </w:rPr>
         <w:t>shared_preferences</w:t>
       </w:r>
+      <w:proofErr w:type="spellEnd"/>
       <w:r>
         <w:rPr>
           <w:sz w:val="28"/>
@@ -1364,23 +1384,7 @@
           <w:sz w:val="28"/>
           <w:szCs w:val="28"/>
         </w:rPr>
-        <w:t xml:space="preserve">Confidence heuristics to prioritise </w:t>
-      </w:r>
-      <w:proofErr w:type="gramStart"/>
-      <w:r>
-        <w:rPr>
-          <w:sz w:val="28"/>
-          <w:szCs w:val="28"/>
-        </w:rPr>
-        <w:t>high-certainty</w:t>
-      </w:r>
-      <w:proofErr w:type="gramEnd"/>
-      <w:r>
-        <w:rPr>
-          <w:sz w:val="28"/>
-          <w:szCs w:val="28"/>
-        </w:rPr>
-        <w:t xml:space="preserve"> matches and drop duplicates.</w:t>
+        <w:t>Confidence heuristics to prioritise high-certainty matches and drop duplicates.</w:t>
       </w:r>
     </w:p>
     <w:p>
@@ -1877,23 +1881,7 @@
           <w:sz w:val="28"/>
           <w:szCs w:val="28"/>
         </w:rPr>
-        <w:t xml:space="preserve">English/French JSON sources are filtered through the user’s saved allergen </w:t>
-      </w:r>
-      <w:proofErr w:type="gramStart"/>
-      <w:r>
-        <w:rPr>
-          <w:sz w:val="28"/>
-          <w:szCs w:val="28"/>
-        </w:rPr>
-        <w:t>list</w:t>
-      </w:r>
-      <w:proofErr w:type="gramEnd"/>
-      <w:r>
-        <w:rPr>
-          <w:sz w:val="28"/>
-          <w:szCs w:val="28"/>
-        </w:rPr>
-        <w:t xml:space="preserve"> so only relevant hits appear.</w:t>
+        <w:t>English/French JSON sources are filtered through the user’s saved allergen list so only relevant hits appear.</w:t>
       </w:r>
     </w:p>
     <w:p>
@@ -1942,16 +1930,6 @@
     <w:p>
       <w:pPr>
         <w:pStyle w:val="ListParagraph"/>
-        <w:ind w:left="1440"/>
-        <w:rPr>
-          <w:sz w:val="28"/>
-          <w:szCs w:val="28"/>
-        </w:rPr>
-      </w:pPr>
-    </w:p>
-    <w:p>
-      <w:pPr>
-        <w:pStyle w:val="ListParagraph"/>
         <w:numPr>
           <w:ilvl w:val="1"/>
           <w:numId w:val="26"/>
@@ -1966,7 +1944,6 @@
           <w:sz w:val="28"/>
           <w:szCs w:val="28"/>
         </w:rPr>
-        <w:lastRenderedPageBreak/>
         <w:t>Screenshots</w:t>
       </w:r>
       <w:r>
@@ -1974,1346 +1951,74 @@
           <w:sz w:val="52"/>
           <w:szCs w:val="52"/>
         </w:rPr>
-        <w:t xml:space="preserve">          </w:t>
-      </w:r>
-    </w:p>
-    <w:p>
-      <w:pPr>
-        <w:ind w:left="1440"/>
-        <w:rPr>
-          <w:sz w:val="52"/>
-          <w:szCs w:val="52"/>
-        </w:rPr>
-      </w:pPr>
-    </w:p>
-    <w:p>
-      <w:pPr>
-        <w:ind w:left="1440"/>
-        <w:rPr>
-          <w:sz w:val="52"/>
-          <w:szCs w:val="52"/>
-        </w:rPr>
-      </w:pPr>
-    </w:p>
-    <w:p>
-      <w:pPr>
-        <w:ind w:left="1440"/>
-        <w:rPr>
-          <w:sz w:val="52"/>
-          <w:szCs w:val="52"/>
-        </w:rPr>
-      </w:pPr>
-    </w:p>
-    <w:p>
-      <w:pPr>
-        <w:ind w:left="1440"/>
-        <w:rPr>
-          <w:sz w:val="52"/>
-          <w:szCs w:val="52"/>
-        </w:rPr>
-      </w:pPr>
-    </w:p>
-    <w:p>
-      <w:pPr>
-        <w:ind w:left="1440"/>
-        <w:rPr>
-          <w:sz w:val="28"/>
-          <w:szCs w:val="28"/>
-        </w:rPr>
-      </w:pPr>
-    </w:p>
-    <w:p>
-      <w:pPr>
-        <w:ind w:left="1440"/>
-        <w:rPr>
-          <w:sz w:val="28"/>
-          <w:szCs w:val="28"/>
-        </w:rPr>
-      </w:pPr>
-    </w:p>
-    <w:p>
-      <w:pPr>
-        <w:ind w:left="1440"/>
-        <w:rPr>
-          <w:sz w:val="28"/>
-          <w:szCs w:val="28"/>
-        </w:rPr>
-      </w:pPr>
-    </w:p>
-    <w:p>
-      <w:pPr>
-        <w:ind w:left="1440"/>
-        <w:rPr>
-          <w:sz w:val="28"/>
-          <w:szCs w:val="28"/>
-        </w:rPr>
-      </w:pPr>
-    </w:p>
-    <w:p>
-      <w:pPr>
-        <w:ind w:left="1440"/>
-        <w:rPr>
-          <w:sz w:val="28"/>
-          <w:szCs w:val="28"/>
-        </w:rPr>
-      </w:pPr>
-    </w:p>
-    <w:p>
-      <w:pPr>
-        <w:ind w:left="1440"/>
-        <w:rPr>
-          <w:sz w:val="28"/>
-          <w:szCs w:val="28"/>
-        </w:rPr>
-      </w:pPr>
-    </w:p>
-    <w:p>
-      <w:pPr>
-        <w:ind w:left="1440"/>
-        <w:rPr>
-          <w:sz w:val="28"/>
-          <w:szCs w:val="28"/>
-        </w:rPr>
-      </w:pPr>
-    </w:p>
-    <w:p>
-      <w:pPr>
-        <w:ind w:left="1440"/>
-        <w:rPr>
-          <w:sz w:val="28"/>
-          <w:szCs w:val="28"/>
-        </w:rPr>
-      </w:pPr>
-    </w:p>
-    <w:p>
-      <w:pPr>
-        <w:ind w:left="1440"/>
-        <w:rPr>
-          <w:sz w:val="28"/>
-          <w:szCs w:val="28"/>
-        </w:rPr>
-      </w:pPr>
-    </w:p>
-    <w:p>
-      <w:pPr>
-        <w:ind w:left="1440"/>
-        <w:rPr>
-          <w:sz w:val="28"/>
-          <w:szCs w:val="28"/>
-        </w:rPr>
-      </w:pPr>
-    </w:p>
-    <w:p>
-      <w:pPr>
-        <w:ind w:left="1440"/>
-        <w:rPr>
-          <w:sz w:val="28"/>
-          <w:szCs w:val="28"/>
-        </w:rPr>
-      </w:pPr>
-    </w:p>
-    <w:p>
-      <w:pPr>
-        <w:rPr>
-          <w:sz w:val="28"/>
-          <w:szCs w:val="28"/>
-        </w:rPr>
-      </w:pPr>
-    </w:p>
-    <w:p>
-      <w:pPr>
-        <w:rPr>
-          <w:sz w:val="28"/>
-          <w:szCs w:val="28"/>
-        </w:rPr>
-      </w:pPr>
-    </w:p>
-    <w:p>
-      <w:pPr>
-        <w:rPr>
-          <w:sz w:val="28"/>
-          <w:szCs w:val="28"/>
-        </w:rPr>
-      </w:pPr>
-    </w:p>
-    <w:p>
-      <w:pPr>
-        <w:rPr>
-          <w:sz w:val="28"/>
-          <w:szCs w:val="28"/>
-        </w:rPr>
-      </w:pPr>
-    </w:p>
-    <w:p>
-      <w:pPr>
-        <w:rPr>
-          <w:sz w:val="28"/>
-          <w:szCs w:val="28"/>
-        </w:rPr>
-      </w:pPr>
-    </w:p>
-    <w:p>
-      <w:pPr>
-        <w:rPr>
-          <w:sz w:val="28"/>
-          <w:szCs w:val="28"/>
-        </w:rPr>
-      </w:pPr>
-    </w:p>
-    <w:p>
-      <w:pPr>
-        <w:rPr>
-          <w:sz w:val="28"/>
-          <w:szCs w:val="28"/>
-        </w:rPr>
-      </w:pPr>
-    </w:p>
-    <w:p>
-      <w:pPr>
-        <w:rPr>
-          <w:sz w:val="28"/>
-          <w:szCs w:val="28"/>
-        </w:rPr>
-      </w:pPr>
-    </w:p>
-    <w:p>
-      <w:pPr>
-        <w:rPr>
-          <w:sz w:val="28"/>
-          <w:szCs w:val="28"/>
-        </w:rPr>
-      </w:pPr>
-    </w:p>
-    <w:p>
-      <w:pPr>
-        <w:rPr>
-          <w:sz w:val="28"/>
-          <w:szCs w:val="28"/>
-        </w:rPr>
-      </w:pPr>
-    </w:p>
-    <w:p>
-      <w:pPr>
-        <w:rPr>
-          <w:sz w:val="28"/>
-          <w:szCs w:val="28"/>
-        </w:rPr>
-      </w:pPr>
-    </w:p>
-    <w:p>
-      <w:pPr>
-        <w:rPr>
-          <w:sz w:val="28"/>
-          <w:szCs w:val="28"/>
-        </w:rPr>
-      </w:pPr>
-    </w:p>
-    <w:p>
-      <w:pPr>
-        <w:spacing w:line="600" w:lineRule="auto"/>
-        <w:rPr>
-          <w:b/>
-          <w:bCs/>
-          <w:sz w:val="44"/>
-          <w:szCs w:val="44"/>
-        </w:rPr>
-      </w:pPr>
-    </w:p>
-    <w:p>
-      <w:pPr>
-        <w:spacing w:line="600" w:lineRule="auto"/>
-        <w:ind w:left="1440"/>
-        <w:rPr>
-          <w:b/>
-          <w:bCs/>
-          <w:sz w:val="44"/>
-          <w:szCs w:val="44"/>
-        </w:rPr>
-      </w:pPr>
-      <w:r>
-        <w:rPr>
-          <w:b/>
-          <w:bCs/>
-          <w:sz w:val="44"/>
-          <w:szCs w:val="44"/>
-        </w:rPr>
-        <w:t xml:space="preserve">                    </w:t>
-      </w:r>
-    </w:p>
-    <w:p>
-      <w:pPr>
-        <w:rPr>
-          <w:sz w:val="28"/>
-          <w:szCs w:val="28"/>
-        </w:rPr>
-      </w:pPr>
-    </w:p>
-    <w:p>
-      <w:pPr>
-        <w:pStyle w:val="ListParagraph"/>
-        <w:ind w:left="1440"/>
-        <w:rPr>
-          <w:sz w:val="28"/>
-          <w:szCs w:val="28"/>
-        </w:rPr>
-      </w:pPr>
-      <w:r>
-        <w:rPr>
-          <w:sz w:val="28"/>
-          <w:szCs w:val="28"/>
-        </w:rPr>
-        <w:t xml:space="preserve">              </w:t>
-      </w:r>
-    </w:p>
-    <w:p>
-      <w:pPr>
-        <w:pStyle w:val="ListParagraph"/>
-        <w:ind w:left="1440"/>
-        <w:rPr>
-          <w:sz w:val="28"/>
-          <w:szCs w:val="28"/>
-        </w:rPr>
-      </w:pPr>
-    </w:p>
-    <w:p>
-      <w:pPr>
-        <w:pStyle w:val="ListParagraph"/>
-        <w:ind w:left="1440"/>
-        <w:rPr>
-          <w:sz w:val="28"/>
-          <w:szCs w:val="28"/>
-        </w:rPr>
-      </w:pPr>
-    </w:p>
-    <w:p>
-      <w:pPr>
-        <w:pStyle w:val="ListParagraph"/>
-        <w:ind w:left="1440"/>
-        <w:rPr>
-          <w:sz w:val="28"/>
-          <w:szCs w:val="28"/>
-        </w:rPr>
-      </w:pPr>
-      <w:r>
-        <w:rPr>
-          <w:sz w:val="28"/>
-          <w:szCs w:val="28"/>
-        </w:rPr>
-        <w:t xml:space="preserve">             </w:t>
-      </w:r>
-    </w:p>
-    <w:p>
-      <w:pPr>
-        <w:pStyle w:val="ListParagraph"/>
-        <w:ind w:left="1440"/>
-        <w:rPr>
-          <w:sz w:val="28"/>
-          <w:szCs w:val="28"/>
-        </w:rPr>
-      </w:pPr>
-    </w:p>
-    <w:p>
-      <w:pPr>
-        <w:pStyle w:val="ListParagraph"/>
-        <w:ind w:left="1440"/>
-        <w:rPr>
-          <w:sz w:val="28"/>
-          <w:szCs w:val="28"/>
-        </w:rPr>
-      </w:pPr>
-    </w:p>
-    <w:p>
-      <w:pPr>
-        <w:pStyle w:val="ListParagraph"/>
-        <w:ind w:left="1440"/>
-        <w:rPr>
-          <w:sz w:val="28"/>
-          <w:szCs w:val="28"/>
-        </w:rPr>
-      </w:pPr>
-    </w:p>
-    <w:p>
-      <w:pPr>
-        <w:pStyle w:val="ListParagraph"/>
-        <w:ind w:left="1440"/>
-        <w:rPr>
-          <w:sz w:val="28"/>
-          <w:szCs w:val="28"/>
-        </w:rPr>
-      </w:pPr>
-    </w:p>
-    <w:p>
-      <w:pPr>
-        <w:pStyle w:val="ListParagraph"/>
-        <w:ind w:left="1440"/>
-        <w:rPr>
-          <w:sz w:val="28"/>
-          <w:szCs w:val="28"/>
-        </w:rPr>
-      </w:pPr>
-    </w:p>
-    <w:p>
-      <w:pPr>
-        <w:pStyle w:val="ListParagraph"/>
-        <w:ind w:left="1440"/>
-        <w:rPr>
-          <w:sz w:val="28"/>
-          <w:szCs w:val="28"/>
-        </w:rPr>
-      </w:pPr>
-    </w:p>
-    <w:p>
-      <w:pPr>
-        <w:pStyle w:val="ListParagraph"/>
-        <w:ind w:left="1440"/>
-        <w:rPr>
-          <w:sz w:val="28"/>
-          <w:szCs w:val="28"/>
-        </w:rPr>
-      </w:pPr>
-    </w:p>
-    <w:p>
-      <w:pPr>
-        <w:pStyle w:val="ListParagraph"/>
-        <w:ind w:left="1440"/>
-        <w:rPr>
-          <w:sz w:val="28"/>
-          <w:szCs w:val="28"/>
-        </w:rPr>
-      </w:pPr>
-    </w:p>
-    <w:p>
-      <w:pPr>
-        <w:pStyle w:val="ListParagraph"/>
-        <w:ind w:left="1440"/>
-        <w:rPr>
-          <w:sz w:val="28"/>
-          <w:szCs w:val="28"/>
-        </w:rPr>
-      </w:pPr>
-    </w:p>
-    <w:p>
-      <w:pPr>
-        <w:pStyle w:val="ListParagraph"/>
-        <w:ind w:left="1440"/>
-        <w:rPr>
-          <w:sz w:val="28"/>
-          <w:szCs w:val="28"/>
-        </w:rPr>
-      </w:pPr>
-    </w:p>
-    <w:p>
-      <w:pPr>
-        <w:pStyle w:val="ListParagraph"/>
-        <w:ind w:left="1440"/>
-        <w:rPr>
-          <w:sz w:val="28"/>
-          <w:szCs w:val="28"/>
-        </w:rPr>
-      </w:pPr>
-    </w:p>
-    <w:p>
-      <w:pPr>
-        <w:pStyle w:val="ListParagraph"/>
-        <w:ind w:left="1440"/>
-        <w:rPr>
-          <w:sz w:val="28"/>
-          <w:szCs w:val="28"/>
-        </w:rPr>
-      </w:pPr>
-    </w:p>
-    <w:p>
-      <w:pPr>
-        <w:pStyle w:val="ListParagraph"/>
-        <w:ind w:left="1440"/>
-        <w:rPr>
-          <w:sz w:val="28"/>
-          <w:szCs w:val="28"/>
-        </w:rPr>
-      </w:pPr>
-    </w:p>
-    <w:p>
-      <w:pPr>
-        <w:pStyle w:val="ListParagraph"/>
-        <w:ind w:left="1440"/>
-        <w:rPr>
-          <w:sz w:val="28"/>
-          <w:szCs w:val="28"/>
-        </w:rPr>
-      </w:pPr>
-    </w:p>
-    <w:p>
-      <w:pPr>
-        <w:pStyle w:val="ListParagraph"/>
-        <w:ind w:left="1440"/>
-        <w:rPr>
-          <w:sz w:val="28"/>
-          <w:szCs w:val="28"/>
-        </w:rPr>
-      </w:pPr>
-    </w:p>
-    <w:p>
-      <w:pPr>
-        <w:pStyle w:val="ListParagraph"/>
-        <w:ind w:left="1440"/>
-        <w:rPr>
-          <w:sz w:val="28"/>
-          <w:szCs w:val="28"/>
-        </w:rPr>
-      </w:pPr>
-    </w:p>
-    <w:p>
-      <w:pPr>
-        <w:pStyle w:val="ListParagraph"/>
-        <w:ind w:left="1440"/>
-        <w:rPr>
-          <w:sz w:val="28"/>
-          <w:szCs w:val="28"/>
-        </w:rPr>
-      </w:pPr>
-    </w:p>
-    <w:p>
-      <w:pPr>
-        <w:pStyle w:val="ListParagraph"/>
-        <w:ind w:left="1440"/>
-        <w:rPr>
-          <w:sz w:val="28"/>
-          <w:szCs w:val="28"/>
-        </w:rPr>
-      </w:pPr>
-    </w:p>
-    <w:p>
-      <w:pPr>
-        <w:pStyle w:val="ListParagraph"/>
-        <w:ind w:left="1440"/>
-        <w:rPr>
-          <w:sz w:val="28"/>
-          <w:szCs w:val="28"/>
-        </w:rPr>
-      </w:pPr>
-    </w:p>
-    <w:p>
-      <w:pPr>
-        <w:pStyle w:val="ListParagraph"/>
-        <w:ind w:left="1440"/>
-        <w:rPr>
-          <w:sz w:val="28"/>
-          <w:szCs w:val="28"/>
-        </w:rPr>
-      </w:pPr>
-    </w:p>
-    <w:p>
-      <w:pPr>
-        <w:pStyle w:val="ListParagraph"/>
-        <w:ind w:left="1440"/>
-        <w:rPr>
-          <w:sz w:val="28"/>
-          <w:szCs w:val="28"/>
-        </w:rPr>
-      </w:pPr>
-    </w:p>
-    <w:p>
-      <w:pPr>
-        <w:pStyle w:val="ListParagraph"/>
-        <w:ind w:left="1440"/>
-        <w:rPr>
-          <w:sz w:val="28"/>
-          <w:szCs w:val="28"/>
-        </w:rPr>
-      </w:pPr>
-    </w:p>
-    <w:p>
-      <w:pPr>
-        <w:pStyle w:val="ListParagraph"/>
-        <w:ind w:left="1440"/>
-        <w:rPr>
-          <w:sz w:val="28"/>
-          <w:szCs w:val="28"/>
-        </w:rPr>
-      </w:pPr>
-    </w:p>
-    <w:p>
-      <w:pPr>
-        <w:pStyle w:val="ListParagraph"/>
-        <w:ind w:left="1440"/>
-        <w:rPr>
-          <w:sz w:val="28"/>
-          <w:szCs w:val="28"/>
-        </w:rPr>
-      </w:pPr>
-    </w:p>
-    <w:p>
-      <w:pPr>
-        <w:pStyle w:val="ListParagraph"/>
-        <w:ind w:left="1440"/>
-        <w:rPr>
-          <w:sz w:val="28"/>
-          <w:szCs w:val="28"/>
-        </w:rPr>
-      </w:pPr>
-    </w:p>
-    <w:p>
-      <w:pPr>
-        <w:pStyle w:val="ListParagraph"/>
-        <w:ind w:left="1440"/>
-        <w:rPr>
-          <w:sz w:val="28"/>
-          <w:szCs w:val="28"/>
-        </w:rPr>
-      </w:pPr>
-    </w:p>
-    <w:p>
-      <w:pPr>
-        <w:pStyle w:val="ListParagraph"/>
-        <w:ind w:left="1440"/>
-        <w:rPr>
-          <w:sz w:val="28"/>
-          <w:szCs w:val="28"/>
-        </w:rPr>
-      </w:pPr>
-    </w:p>
-    <w:p>
-      <w:pPr>
-        <w:pStyle w:val="ListParagraph"/>
-        <w:ind w:left="1440"/>
-        <w:rPr>
-          <w:sz w:val="28"/>
-          <w:szCs w:val="28"/>
-        </w:rPr>
-      </w:pPr>
-    </w:p>
-    <w:p>
-      <w:pPr>
-        <w:pStyle w:val="ListParagraph"/>
-        <w:ind w:left="1440"/>
-        <w:rPr>
-          <w:sz w:val="28"/>
-          <w:szCs w:val="28"/>
-        </w:rPr>
-      </w:pPr>
-    </w:p>
-    <w:p>
-      <w:pPr>
-        <w:pStyle w:val="ListParagraph"/>
-        <w:ind w:left="1440"/>
-        <w:rPr>
-          <w:sz w:val="28"/>
-          <w:szCs w:val="28"/>
-        </w:rPr>
-      </w:pPr>
-    </w:p>
-    <w:p>
-      <w:pPr>
-        <w:pStyle w:val="ListParagraph"/>
-        <w:ind w:left="1440"/>
-        <w:rPr>
-          <w:sz w:val="28"/>
-          <w:szCs w:val="28"/>
-        </w:rPr>
-      </w:pPr>
-    </w:p>
-    <w:p>
-      <w:pPr>
-        <w:pStyle w:val="ListParagraph"/>
-        <w:ind w:left="1440"/>
-        <w:rPr>
-          <w:sz w:val="28"/>
-          <w:szCs w:val="28"/>
-        </w:rPr>
-      </w:pPr>
-    </w:p>
-    <w:p>
-      <w:pPr>
-        <w:pStyle w:val="ListParagraph"/>
-        <w:ind w:left="1440"/>
-        <w:rPr>
-          <w:sz w:val="28"/>
-          <w:szCs w:val="28"/>
-        </w:rPr>
-      </w:pPr>
-    </w:p>
-    <w:p>
-      <w:pPr>
-        <w:pStyle w:val="ListParagraph"/>
-        <w:ind w:left="1440"/>
-        <w:rPr>
-          <w:sz w:val="28"/>
-          <w:szCs w:val="28"/>
-        </w:rPr>
-      </w:pPr>
-    </w:p>
-    <w:p>
-      <w:pPr>
-        <w:pStyle w:val="ListParagraph"/>
-        <w:ind w:left="1440"/>
-        <w:rPr>
-          <w:sz w:val="28"/>
-          <w:szCs w:val="28"/>
-        </w:rPr>
-      </w:pPr>
-    </w:p>
-    <w:p>
-      <w:pPr>
-        <w:pStyle w:val="ListParagraph"/>
-        <w:ind w:left="1440"/>
-        <w:rPr>
-          <w:sz w:val="28"/>
-          <w:szCs w:val="28"/>
-        </w:rPr>
-      </w:pPr>
-    </w:p>
-    <w:p>
-      <w:pPr>
-        <w:pStyle w:val="ListParagraph"/>
-        <w:ind w:left="1440"/>
-        <w:rPr>
-          <w:sz w:val="28"/>
-          <w:szCs w:val="28"/>
-        </w:rPr>
-      </w:pPr>
-    </w:p>
-    <w:p>
-      <w:pPr>
-        <w:pStyle w:val="ListParagraph"/>
-        <w:ind w:left="1440"/>
-        <w:rPr>
-          <w:sz w:val="28"/>
-          <w:szCs w:val="28"/>
-        </w:rPr>
-      </w:pPr>
-    </w:p>
-    <w:p>
-      <w:pPr>
-        <w:pStyle w:val="ListParagraph"/>
-        <w:ind w:left="1440"/>
-        <w:rPr>
-          <w:sz w:val="28"/>
-          <w:szCs w:val="28"/>
-        </w:rPr>
-      </w:pPr>
-    </w:p>
-    <w:p>
-      <w:pPr>
-        <w:pStyle w:val="ListParagraph"/>
-        <w:ind w:left="1440"/>
-        <w:rPr>
-          <w:sz w:val="28"/>
-          <w:szCs w:val="28"/>
-        </w:rPr>
-      </w:pPr>
-    </w:p>
-    <w:p>
-      <w:pPr>
-        <w:pStyle w:val="ListParagraph"/>
-        <w:ind w:left="1440"/>
-        <w:rPr>
-          <w:sz w:val="28"/>
-          <w:szCs w:val="28"/>
-        </w:rPr>
-      </w:pPr>
-    </w:p>
-    <w:p>
-      <w:pPr>
-        <w:pStyle w:val="ListParagraph"/>
-        <w:ind w:left="1440"/>
-        <w:rPr>
-          <w:sz w:val="28"/>
-          <w:szCs w:val="28"/>
-        </w:rPr>
-      </w:pPr>
-    </w:p>
-    <w:p>
-      <w:pPr>
-        <w:pStyle w:val="ListParagraph"/>
-        <w:ind w:left="1440"/>
-        <w:rPr>
-          <w:sz w:val="28"/>
-          <w:szCs w:val="28"/>
-        </w:rPr>
-      </w:pPr>
-    </w:p>
-    <w:p>
-      <w:pPr>
-        <w:pStyle w:val="ListParagraph"/>
-        <w:ind w:left="1440"/>
-        <w:rPr>
-          <w:sz w:val="28"/>
-          <w:szCs w:val="28"/>
-        </w:rPr>
-      </w:pPr>
-    </w:p>
-    <w:p>
-      <w:pPr>
-        <w:pStyle w:val="ListParagraph"/>
-        <w:ind w:left="1440"/>
-        <w:rPr>
-          <w:sz w:val="28"/>
-          <w:szCs w:val="28"/>
-        </w:rPr>
-      </w:pPr>
-    </w:p>
-    <w:p>
-      <w:pPr>
-        <w:pStyle w:val="ListParagraph"/>
-        <w:ind w:left="1440"/>
-        <w:rPr>
-          <w:sz w:val="28"/>
-          <w:szCs w:val="28"/>
-        </w:rPr>
-      </w:pPr>
-    </w:p>
-    <w:p>
-      <w:pPr>
-        <w:pStyle w:val="ListParagraph"/>
-        <w:ind w:left="1440"/>
-        <w:rPr>
-          <w:sz w:val="28"/>
-          <w:szCs w:val="28"/>
-        </w:rPr>
-      </w:pPr>
-    </w:p>
-    <w:p>
-      <w:pPr>
-        <w:pStyle w:val="ListParagraph"/>
-        <w:ind w:left="1440"/>
-        <w:rPr>
-          <w:sz w:val="28"/>
-          <w:szCs w:val="28"/>
-        </w:rPr>
-      </w:pPr>
-    </w:p>
-    <w:p>
-      <w:pPr>
-        <w:pStyle w:val="ListParagraph"/>
-        <w:ind w:left="1440"/>
-        <w:rPr>
-          <w:sz w:val="28"/>
-          <w:szCs w:val="28"/>
-        </w:rPr>
-      </w:pPr>
-    </w:p>
-    <w:p>
-      <w:pPr>
-        <w:pStyle w:val="ListParagraph"/>
-        <w:ind w:left="1440"/>
-        <w:rPr>
-          <w:sz w:val="28"/>
-          <w:szCs w:val="28"/>
-        </w:rPr>
-      </w:pPr>
-    </w:p>
-    <w:p>
-      <w:pPr>
-        <w:pStyle w:val="ListParagraph"/>
-        <w:ind w:left="1440"/>
-        <w:rPr>
-          <w:sz w:val="28"/>
-          <w:szCs w:val="28"/>
-        </w:rPr>
-      </w:pPr>
-    </w:p>
-    <w:p>
-      <w:pPr>
-        <w:pStyle w:val="ListParagraph"/>
-        <w:ind w:left="1440"/>
-        <w:rPr>
-          <w:sz w:val="28"/>
-          <w:szCs w:val="28"/>
-        </w:rPr>
-      </w:pPr>
-    </w:p>
-    <w:p>
-      <w:pPr>
-        <w:pStyle w:val="ListParagraph"/>
-        <w:ind w:left="1440"/>
-        <w:rPr>
-          <w:sz w:val="28"/>
-          <w:szCs w:val="28"/>
-        </w:rPr>
-      </w:pPr>
-    </w:p>
-    <w:p>
-      <w:pPr>
-        <w:pStyle w:val="ListParagraph"/>
-        <w:ind w:left="1440"/>
-        <w:rPr>
-          <w:sz w:val="28"/>
-          <w:szCs w:val="28"/>
-        </w:rPr>
-      </w:pPr>
-    </w:p>
-    <w:p>
-      <w:pPr>
-        <w:pStyle w:val="ListParagraph"/>
-        <w:ind w:left="1440"/>
-        <w:rPr>
-          <w:sz w:val="28"/>
-          <w:szCs w:val="28"/>
-        </w:rPr>
-      </w:pPr>
-    </w:p>
-    <w:p>
-      <w:pPr>
-        <w:pStyle w:val="ListParagraph"/>
-        <w:ind w:left="1440"/>
-        <w:rPr>
-          <w:sz w:val="28"/>
-          <w:szCs w:val="28"/>
-        </w:rPr>
-      </w:pPr>
-    </w:p>
-    <w:p>
-      <w:pPr>
-        <w:pStyle w:val="ListParagraph"/>
-        <w:ind w:left="1440"/>
-        <w:rPr>
-          <w:sz w:val="28"/>
-          <w:szCs w:val="28"/>
-        </w:rPr>
-      </w:pPr>
-    </w:p>
-    <w:p>
-      <w:pPr>
-        <w:pStyle w:val="ListParagraph"/>
-        <w:ind w:left="1440"/>
-        <w:rPr>
-          <w:sz w:val="28"/>
-          <w:szCs w:val="28"/>
-        </w:rPr>
-      </w:pPr>
-    </w:p>
-    <w:p>
-      <w:pPr>
-        <w:pStyle w:val="ListParagraph"/>
-        <w:ind w:left="1440"/>
-        <w:rPr>
-          <w:sz w:val="28"/>
-          <w:szCs w:val="28"/>
-        </w:rPr>
-      </w:pPr>
-    </w:p>
-    <w:p>
-      <w:pPr>
-        <w:pStyle w:val="ListParagraph"/>
-        <w:ind w:left="1440"/>
-        <w:rPr>
-          <w:sz w:val="28"/>
-          <w:szCs w:val="28"/>
-        </w:rPr>
-      </w:pPr>
-    </w:p>
-    <w:p>
-      <w:pPr>
-        <w:pStyle w:val="ListParagraph"/>
-        <w:ind w:left="1440"/>
-        <w:rPr>
-          <w:sz w:val="28"/>
-          <w:szCs w:val="28"/>
-        </w:rPr>
-      </w:pPr>
-    </w:p>
-    <w:p>
-      <w:pPr>
-        <w:pStyle w:val="ListParagraph"/>
-        <w:ind w:left="1440"/>
-        <w:rPr>
-          <w:sz w:val="28"/>
-          <w:szCs w:val="28"/>
-        </w:rPr>
-      </w:pPr>
-    </w:p>
-    <w:p>
-      <w:pPr>
-        <w:pStyle w:val="ListParagraph"/>
-        <w:ind w:left="1440"/>
-        <w:rPr>
-          <w:sz w:val="28"/>
-          <w:szCs w:val="28"/>
-        </w:rPr>
-      </w:pPr>
-    </w:p>
-    <w:p>
-      <w:pPr>
-        <w:pStyle w:val="ListParagraph"/>
-        <w:ind w:left="1440"/>
-        <w:rPr>
-          <w:sz w:val="28"/>
-          <w:szCs w:val="28"/>
-        </w:rPr>
-      </w:pPr>
-    </w:p>
-    <w:p>
-      <w:pPr>
-        <w:pStyle w:val="ListParagraph"/>
-        <w:ind w:left="1440"/>
-        <w:rPr>
-          <w:sz w:val="28"/>
-          <w:szCs w:val="28"/>
-        </w:rPr>
-      </w:pPr>
-    </w:p>
-    <w:p>
-      <w:pPr>
-        <w:pStyle w:val="ListParagraph"/>
-        <w:ind w:left="1440"/>
-        <w:rPr>
-          <w:sz w:val="28"/>
-          <w:szCs w:val="28"/>
-        </w:rPr>
-      </w:pPr>
-    </w:p>
-    <w:p>
-      <w:pPr>
-        <w:pStyle w:val="ListParagraph"/>
-        <w:ind w:left="1440"/>
-        <w:rPr>
-          <w:sz w:val="28"/>
-          <w:szCs w:val="28"/>
-        </w:rPr>
-      </w:pPr>
-    </w:p>
-    <w:p>
-      <w:pPr>
-        <w:pStyle w:val="ListParagraph"/>
-        <w:ind w:left="1440"/>
-        <w:rPr>
-          <w:sz w:val="28"/>
-          <w:szCs w:val="28"/>
-        </w:rPr>
-      </w:pPr>
-    </w:p>
-    <w:p>
-      <w:pPr>
-        <w:pStyle w:val="ListParagraph"/>
-        <w:ind w:left="1440"/>
-        <w:rPr>
-          <w:sz w:val="28"/>
-          <w:szCs w:val="28"/>
-        </w:rPr>
-      </w:pPr>
-    </w:p>
-    <w:p>
-      <w:pPr>
-        <w:pStyle w:val="ListParagraph"/>
-        <w:ind w:left="1440"/>
-        <w:rPr>
-          <w:sz w:val="28"/>
-          <w:szCs w:val="28"/>
-        </w:rPr>
-      </w:pPr>
-    </w:p>
-    <w:p>
-      <w:pPr>
-        <w:pStyle w:val="ListParagraph"/>
-        <w:ind w:left="1440"/>
-        <w:rPr>
-          <w:sz w:val="28"/>
-          <w:szCs w:val="28"/>
-        </w:rPr>
-      </w:pPr>
-    </w:p>
-    <w:p>
-      <w:pPr>
-        <w:pStyle w:val="ListParagraph"/>
-        <w:ind w:left="1440"/>
-        <w:rPr>
-          <w:sz w:val="28"/>
-          <w:szCs w:val="28"/>
-        </w:rPr>
-      </w:pPr>
-    </w:p>
-    <w:p>
-      <w:pPr>
-        <w:pStyle w:val="ListParagraph"/>
-        <w:ind w:left="1440"/>
-        <w:rPr>
-          <w:sz w:val="28"/>
-          <w:szCs w:val="28"/>
-        </w:rPr>
-      </w:pPr>
-    </w:p>
-    <w:p>
-      <w:pPr>
-        <w:pStyle w:val="ListParagraph"/>
-        <w:ind w:left="1440"/>
-        <w:rPr>
-          <w:sz w:val="28"/>
-          <w:szCs w:val="28"/>
-        </w:rPr>
-      </w:pPr>
-    </w:p>
-    <w:p>
-      <w:pPr>
-        <w:pStyle w:val="ListParagraph"/>
-        <w:ind w:left="1440"/>
-        <w:rPr>
-          <w:sz w:val="28"/>
-          <w:szCs w:val="28"/>
-        </w:rPr>
-      </w:pPr>
-    </w:p>
-    <w:p>
-      <w:pPr>
-        <w:pStyle w:val="ListParagraph"/>
-        <w:ind w:left="1440"/>
-        <w:rPr>
-          <w:sz w:val="28"/>
-          <w:szCs w:val="28"/>
-        </w:rPr>
-      </w:pPr>
-    </w:p>
-    <w:p>
-      <w:pPr>
-        <w:pStyle w:val="ListParagraph"/>
-        <w:ind w:left="1440"/>
-        <w:rPr>
-          <w:sz w:val="28"/>
-          <w:szCs w:val="28"/>
-        </w:rPr>
-      </w:pPr>
-    </w:p>
-    <w:p>
-      <w:pPr>
-        <w:pStyle w:val="ListParagraph"/>
-        <w:ind w:left="1440"/>
-        <w:rPr>
-          <w:sz w:val="28"/>
-          <w:szCs w:val="28"/>
-        </w:rPr>
-      </w:pPr>
-    </w:p>
-    <w:p>
-      <w:pPr>
-        <w:pStyle w:val="ListParagraph"/>
-        <w:ind w:left="1440"/>
-        <w:rPr>
-          <w:sz w:val="28"/>
-          <w:szCs w:val="28"/>
-        </w:rPr>
-      </w:pPr>
-    </w:p>
-    <w:p>
-      <w:pPr>
-        <w:pStyle w:val="ListParagraph"/>
-        <w:ind w:left="1440"/>
-        <w:rPr>
-          <w:sz w:val="28"/>
-          <w:szCs w:val="28"/>
-        </w:rPr>
-      </w:pPr>
-    </w:p>
-    <w:p>
-      <w:pPr>
-        <w:pStyle w:val="ListParagraph"/>
-        <w:ind w:left="1440"/>
-        <w:rPr>
-          <w:sz w:val="28"/>
-          <w:szCs w:val="28"/>
-        </w:rPr>
-      </w:pPr>
-    </w:p>
-    <w:p>
-      <w:pPr>
-        <w:pStyle w:val="ListParagraph"/>
-        <w:ind w:left="1440"/>
-        <w:rPr>
-          <w:sz w:val="28"/>
-          <w:szCs w:val="28"/>
-        </w:rPr>
-      </w:pPr>
-    </w:p>
-    <w:p>
-      <w:pPr>
-        <w:pStyle w:val="ListParagraph"/>
-        <w:ind w:left="1440"/>
-        <w:rPr>
-          <w:sz w:val="28"/>
-          <w:szCs w:val="28"/>
-        </w:rPr>
-      </w:pPr>
-    </w:p>
-    <w:p>
-      <w:pPr>
-        <w:pStyle w:val="ListParagraph"/>
-        <w:ind w:left="1440"/>
-        <w:rPr>
-          <w:sz w:val="28"/>
-          <w:szCs w:val="28"/>
-        </w:rPr>
-      </w:pPr>
-    </w:p>
-    <w:p>
-      <w:pPr>
-        <w:pStyle w:val="ListParagraph"/>
-        <w:ind w:left="1440"/>
-        <w:rPr>
-          <w:sz w:val="28"/>
-          <w:szCs w:val="28"/>
-        </w:rPr>
-      </w:pPr>
-    </w:p>
-    <w:p>
-      <w:pPr>
-        <w:pStyle w:val="ListParagraph"/>
-        <w:ind w:left="1440"/>
-        <w:rPr>
-          <w:sz w:val="28"/>
-          <w:szCs w:val="28"/>
-        </w:rPr>
-      </w:pPr>
-    </w:p>
-    <w:p>
-      <w:pPr>
-        <w:pStyle w:val="ListParagraph"/>
-        <w:ind w:left="1440"/>
-        <w:rPr>
-          <w:sz w:val="28"/>
-          <w:szCs w:val="28"/>
-        </w:rPr>
-      </w:pPr>
-    </w:p>
-    <w:p>
-      <w:pPr>
-        <w:pStyle w:val="ListParagraph"/>
-        <w:ind w:left="1440"/>
-        <w:rPr>
-          <w:sz w:val="28"/>
-          <w:szCs w:val="28"/>
-        </w:rPr>
-      </w:pPr>
-    </w:p>
-    <w:p>
-      <w:pPr>
-        <w:pStyle w:val="ListParagraph"/>
-        <w:ind w:left="1440"/>
-        <w:rPr>
-          <w:sz w:val="28"/>
-          <w:szCs w:val="28"/>
-        </w:rPr>
-      </w:pPr>
-    </w:p>
-    <w:p>
-      <w:pPr>
-        <w:pStyle w:val="ListParagraph"/>
-        <w:ind w:left="1440"/>
-        <w:rPr>
-          <w:sz w:val="28"/>
-          <w:szCs w:val="28"/>
-        </w:rPr>
-      </w:pPr>
-    </w:p>
-    <w:p>
-      <w:pPr>
-        <w:pStyle w:val="ListParagraph"/>
-        <w:ind w:left="1440"/>
-        <w:rPr>
-          <w:sz w:val="28"/>
-          <w:szCs w:val="28"/>
-        </w:rPr>
-      </w:pPr>
-    </w:p>
-    <w:p>
-      <w:pPr>
-        <w:pStyle w:val="ListParagraph"/>
-        <w:ind w:left="1440"/>
-        <w:rPr>
-          <w:sz w:val="28"/>
-          <w:szCs w:val="28"/>
-        </w:rPr>
-      </w:pPr>
-    </w:p>
-    <w:p>
-      <w:pPr>
-        <w:rPr>
-          <w:sz w:val="28"/>
-          <w:szCs w:val="28"/>
-        </w:rPr>
-      </w:pPr>
-    </w:p>
-    <w:p>
-      <w:pPr>
-        <w:pStyle w:val="ListParagraph"/>
-        <w:numPr>
-          <w:ilvl w:val="1"/>
-          <w:numId w:val="26"/>
-        </w:numPr>
-        <w:rPr>
-          <w:sz w:val="28"/>
-          <w:szCs w:val="28"/>
-        </w:rPr>
-      </w:pPr>
-      <w:r>
-        <w:rPr>
-          <w:sz w:val="28"/>
-          <w:szCs w:val="28"/>
+        <w:t xml:space="preserve">  </w:t>
+      </w:r>
+    </w:p>
+    <w:p>
+      <w:pPr>
+        <w:rPr>
+          <w:sz w:val="28"/>
+          <w:szCs w:val="28"/>
+        </w:rPr>
+      </w:pPr>
+      <w:r>
+        <w:rPr>
+          <w:noProof/>
+          <w:sz w:val="28"/>
+          <w:szCs w:val="28"/>
+          <w14:ligatures w14:val="standardContextual"/>
         </w:rPr>
         <w:lastRenderedPageBreak/>
-        <w:t>Integration with User Profiles</w:t>
-      </w:r>
-    </w:p>
-    <w:p>
-      <w:pPr>
-        <w:ind w:left="1440"/>
-        <w:rPr>
-          <w:sz w:val="28"/>
-          <w:szCs w:val="28"/>
-        </w:rPr>
-      </w:pPr>
-      <w:r>
-        <w:rPr>
-          <w:sz w:val="28"/>
-          <w:szCs w:val="28"/>
-        </w:rPr>
-        <w:t xml:space="preserve">AllerScan stores each user’s allergens, custom entries, language choice, and emoji avatar in SharedPreferences via ProfileService. Onboarding saves the </w:t>
-      </w:r>
-      <w:proofErr w:type="gramStart"/>
-      <w:r>
-        <w:rPr>
-          <w:sz w:val="28"/>
-          <w:szCs w:val="28"/>
-        </w:rPr>
-        <w:t>profile,</w:t>
-      </w:r>
-      <w:proofErr w:type="gramEnd"/>
-      <w:r>
-        <w:rPr>
-          <w:sz w:val="28"/>
-          <w:szCs w:val="28"/>
-        </w:rPr>
-        <w:t xml:space="preserve"> the profile screen updates </w:t>
-      </w:r>
-      <w:r>
-        <w:rPr>
-          <w:sz w:val="28"/>
-          <w:szCs w:val="28"/>
-        </w:rPr>
-        <w:t>it and</w:t>
-      </w:r>
-      <w:r>
-        <w:rPr>
-          <w:sz w:val="28"/>
-          <w:szCs w:val="28"/>
-        </w:rPr>
-        <w:t xml:space="preserve"> deleting it clears the data and resets the language to English.</w:t>
-      </w:r>
-    </w:p>
-    <w:p>
-      <w:pPr>
-        <w:ind w:left="1440"/>
-        <w:rPr>
-          <w:sz w:val="28"/>
-          <w:szCs w:val="28"/>
-        </w:rPr>
-      </w:pPr>
-    </w:p>
-    <w:p>
-      <w:pPr>
-        <w:ind w:left="1440"/>
-        <w:rPr>
-          <w:sz w:val="28"/>
-          <w:szCs w:val="28"/>
-        </w:rPr>
-      </w:pPr>
+        <w:drawing>
+          <wp:anchor distT="0" distB="0" distL="114300" distR="114300" simplePos="0" relativeHeight="251678720" behindDoc="0" locked="0" layoutInCell="1" allowOverlap="1" wp14:anchorId="37D2E38B" wp14:editId="5465843F">
+            <wp:simplePos x="0" y="0"/>
+            <wp:positionH relativeFrom="margin">
+              <wp:align>right</wp:align>
+            </wp:positionH>
+            <wp:positionV relativeFrom="margin">
+              <wp:posOffset>4063365</wp:posOffset>
+            </wp:positionV>
+            <wp:extent cx="1663700" cy="3696970"/>
+            <wp:effectExtent l="0" t="0" r="0" b="0"/>
+            <wp:wrapSquare wrapText="bothSides"/>
+            <wp:docPr id="190325080" name="Picture 18" descr="A screenshot of a chat&#10;&#10;AI-generated content may be incorrect."/>
+            <wp:cNvGraphicFramePr>
+              <a:graphicFrameLocks xmlns:a="http://schemas.openxmlformats.org/drawingml/2006/main" noChangeAspect="1"/>
+            </wp:cNvGraphicFramePr>
+            <a:graphic xmlns:a="http://schemas.openxmlformats.org/drawingml/2006/main">
+              <a:graphicData uri="http://schemas.openxmlformats.org/drawingml/2006/picture">
+                <pic:pic xmlns:pic="http://schemas.openxmlformats.org/drawingml/2006/picture">
+                  <pic:nvPicPr>
+                    <pic:cNvPr id="190325080" name="Picture 18" descr="A screenshot of a chat&#10;&#10;AI-generated content may be incorrect."/>
+                    <pic:cNvPicPr/>
+                  </pic:nvPicPr>
+                  <pic:blipFill>
+                    <a:blip r:embed="rId6" cstate="print">
+                      <a:extLst>
+                        <a:ext uri="{28A0092B-C50C-407E-A947-70E740481C1C}">
+                          <a14:useLocalDpi xmlns:a14="http://schemas.microsoft.com/office/drawing/2010/main" val="0"/>
+                        </a:ext>
+                      </a:extLst>
+                    </a:blip>
+                    <a:stretch>
+                      <a:fillRect/>
+                    </a:stretch>
+                  </pic:blipFill>
+                  <pic:spPr>
+                    <a:xfrm>
+                      <a:off x="0" y="0"/>
+                      <a:ext cx="1663700" cy="3696970"/>
+                    </a:xfrm>
+                    <a:prstGeom prst="rect">
+                      <a:avLst/>
+                    </a:prstGeom>
+                  </pic:spPr>
+                </pic:pic>
+              </a:graphicData>
+            </a:graphic>
+          </wp:anchor>
+        </w:drawing>
+      </w:r>
       <w:r>
         <w:rPr>
           <w:noProof/>
@@ -3322,13 +2027,1007 @@
           <w14:ligatures w14:val="standardContextual"/>
         </w:rPr>
         <w:drawing>
-          <wp:anchor distT="0" distB="0" distL="114300" distR="114300" simplePos="0" relativeHeight="251672576" behindDoc="0" locked="0" layoutInCell="1" allowOverlap="1" wp14:anchorId="6B01B4AB" wp14:editId="3EFD1DB9">
+          <wp:anchor distT="0" distB="0" distL="114300" distR="114300" simplePos="0" relativeHeight="251674624" behindDoc="0" locked="0" layoutInCell="1" allowOverlap="1" wp14:anchorId="156B9BE8" wp14:editId="5D42528B">
             <wp:simplePos x="0" y="0"/>
             <wp:positionH relativeFrom="margin">
               <wp:align>center</wp:align>
             </wp:positionH>
             <wp:positionV relativeFrom="margin">
-              <wp:posOffset>2368770</wp:posOffset>
+              <wp:align>top</wp:align>
+            </wp:positionV>
+            <wp:extent cx="1663714" cy="3697200"/>
+            <wp:effectExtent l="0" t="0" r="0" b="0"/>
+            <wp:wrapSquare wrapText="bothSides"/>
+            <wp:docPr id="12753152" name="Picture 14" descr="A screenshot of a phone&#10;&#10;AI-generated content may be incorrect."/>
+            <wp:cNvGraphicFramePr>
+              <a:graphicFrameLocks xmlns:a="http://schemas.openxmlformats.org/drawingml/2006/main" noChangeAspect="1"/>
+            </wp:cNvGraphicFramePr>
+            <a:graphic xmlns:a="http://schemas.openxmlformats.org/drawingml/2006/main">
+              <a:graphicData uri="http://schemas.openxmlformats.org/drawingml/2006/picture">
+                <pic:pic xmlns:pic="http://schemas.openxmlformats.org/drawingml/2006/picture">
+                  <pic:nvPicPr>
+                    <pic:cNvPr id="12753152" name="Picture 14" descr="A screenshot of a phone&#10;&#10;AI-generated content may be incorrect."/>
+                    <pic:cNvPicPr/>
+                  </pic:nvPicPr>
+                  <pic:blipFill>
+                    <a:blip r:embed="rId7" cstate="print">
+                      <a:extLst>
+                        <a:ext uri="{28A0092B-C50C-407E-A947-70E740481C1C}">
+                          <a14:useLocalDpi xmlns:a14="http://schemas.microsoft.com/office/drawing/2010/main" val="0"/>
+                        </a:ext>
+                      </a:extLst>
+                    </a:blip>
+                    <a:stretch>
+                      <a:fillRect/>
+                    </a:stretch>
+                  </pic:blipFill>
+                  <pic:spPr>
+                    <a:xfrm>
+                      <a:off x="0" y="0"/>
+                      <a:ext cx="1663714" cy="3697200"/>
+                    </a:xfrm>
+                    <a:prstGeom prst="rect">
+                      <a:avLst/>
+                    </a:prstGeom>
+                  </pic:spPr>
+                </pic:pic>
+              </a:graphicData>
+            </a:graphic>
+          </wp:anchor>
+        </w:drawing>
+      </w:r>
+      <w:r>
+        <w:rPr>
+          <w:noProof/>
+          <w:sz w:val="28"/>
+          <w:szCs w:val="28"/>
+          <w14:ligatures w14:val="standardContextual"/>
+        </w:rPr>
+        <w:drawing>
+          <wp:anchor distT="0" distB="0" distL="114300" distR="114300" simplePos="0" relativeHeight="251675648" behindDoc="0" locked="0" layoutInCell="1" allowOverlap="1" wp14:anchorId="2A30ED20" wp14:editId="487C2272">
+            <wp:simplePos x="0" y="0"/>
+            <wp:positionH relativeFrom="margin">
+              <wp:posOffset>4067810</wp:posOffset>
+            </wp:positionH>
+            <wp:positionV relativeFrom="margin">
+              <wp:posOffset>-635</wp:posOffset>
+            </wp:positionV>
+            <wp:extent cx="1663700" cy="3696970"/>
+            <wp:effectExtent l="0" t="0" r="0" b="0"/>
+            <wp:wrapSquare wrapText="bothSides"/>
+            <wp:docPr id="2108418206" name="Picture 15" descr="A screenshot of a phone&#10;&#10;AI-generated content may be incorrect."/>
+            <wp:cNvGraphicFramePr>
+              <a:graphicFrameLocks xmlns:a="http://schemas.openxmlformats.org/drawingml/2006/main" noChangeAspect="1"/>
+            </wp:cNvGraphicFramePr>
+            <a:graphic xmlns:a="http://schemas.openxmlformats.org/drawingml/2006/main">
+              <a:graphicData uri="http://schemas.openxmlformats.org/drawingml/2006/picture">
+                <pic:pic xmlns:pic="http://schemas.openxmlformats.org/drawingml/2006/picture">
+                  <pic:nvPicPr>
+                    <pic:cNvPr id="2108418206" name="Picture 15" descr="A screenshot of a phone&#10;&#10;AI-generated content may be incorrect."/>
+                    <pic:cNvPicPr/>
+                  </pic:nvPicPr>
+                  <pic:blipFill>
+                    <a:blip r:embed="rId8" cstate="print">
+                      <a:extLst>
+                        <a:ext uri="{28A0092B-C50C-407E-A947-70E740481C1C}">
+                          <a14:useLocalDpi xmlns:a14="http://schemas.microsoft.com/office/drawing/2010/main" val="0"/>
+                        </a:ext>
+                      </a:extLst>
+                    </a:blip>
+                    <a:stretch>
+                      <a:fillRect/>
+                    </a:stretch>
+                  </pic:blipFill>
+                  <pic:spPr>
+                    <a:xfrm>
+                      <a:off x="0" y="0"/>
+                      <a:ext cx="1663700" cy="3696970"/>
+                    </a:xfrm>
+                    <a:prstGeom prst="rect">
+                      <a:avLst/>
+                    </a:prstGeom>
+                  </pic:spPr>
+                </pic:pic>
+              </a:graphicData>
+            </a:graphic>
+          </wp:anchor>
+        </w:drawing>
+      </w:r>
+      <w:r>
+        <w:rPr>
+          <w:noProof/>
+          <w:sz w:val="28"/>
+          <w:szCs w:val="28"/>
+          <w14:ligatures w14:val="standardContextual"/>
+        </w:rPr>
+        <w:drawing>
+          <wp:anchor distT="0" distB="0" distL="114300" distR="114300" simplePos="0" relativeHeight="251673600" behindDoc="0" locked="0" layoutInCell="1" allowOverlap="1" wp14:anchorId="43CE1A2F" wp14:editId="7C6BA3E9">
+            <wp:simplePos x="914400" y="914400"/>
+            <wp:positionH relativeFrom="margin">
+              <wp:align>left</wp:align>
+            </wp:positionH>
+            <wp:positionV relativeFrom="margin">
+              <wp:align>top</wp:align>
+            </wp:positionV>
+            <wp:extent cx="1663714" cy="3697200"/>
+            <wp:effectExtent l="0" t="0" r="0" b="0"/>
+            <wp:wrapSquare wrapText="bothSides"/>
+            <wp:docPr id="1912770333" name="Picture 13" descr="A screenshot of a phone&#10;&#10;AI-generated content may be incorrect."/>
+            <wp:cNvGraphicFramePr>
+              <a:graphicFrameLocks xmlns:a="http://schemas.openxmlformats.org/drawingml/2006/main" noChangeAspect="1"/>
+            </wp:cNvGraphicFramePr>
+            <a:graphic xmlns:a="http://schemas.openxmlformats.org/drawingml/2006/main">
+              <a:graphicData uri="http://schemas.openxmlformats.org/drawingml/2006/picture">
+                <pic:pic xmlns:pic="http://schemas.openxmlformats.org/drawingml/2006/picture">
+                  <pic:nvPicPr>
+                    <pic:cNvPr id="1912770333" name="Picture 13" descr="A screenshot of a phone&#10;&#10;AI-generated content may be incorrect."/>
+                    <pic:cNvPicPr/>
+                  </pic:nvPicPr>
+                  <pic:blipFill>
+                    <a:blip r:embed="rId9" cstate="print">
+                      <a:extLst>
+                        <a:ext uri="{28A0092B-C50C-407E-A947-70E740481C1C}">
+                          <a14:useLocalDpi xmlns:a14="http://schemas.microsoft.com/office/drawing/2010/main" val="0"/>
+                        </a:ext>
+                      </a:extLst>
+                    </a:blip>
+                    <a:stretch>
+                      <a:fillRect/>
+                    </a:stretch>
+                  </pic:blipFill>
+                  <pic:spPr>
+                    <a:xfrm>
+                      <a:off x="0" y="0"/>
+                      <a:ext cx="1663714" cy="3697200"/>
+                    </a:xfrm>
+                    <a:prstGeom prst="rect">
+                      <a:avLst/>
+                    </a:prstGeom>
+                  </pic:spPr>
+                </pic:pic>
+              </a:graphicData>
+            </a:graphic>
+          </wp:anchor>
+        </w:drawing>
+      </w:r>
+    </w:p>
+    <w:p>
+      <w:pPr>
+        <w:ind w:left="1440"/>
+        <w:rPr>
+          <w:sz w:val="28"/>
+          <w:szCs w:val="28"/>
+        </w:rPr>
+      </w:pPr>
+      <w:r>
+        <w:rPr>
+          <w:noProof/>
+          <w:sz w:val="28"/>
+          <w:szCs w:val="28"/>
+          <w14:ligatures w14:val="standardContextual"/>
+        </w:rPr>
+        <w:drawing>
+          <wp:anchor distT="0" distB="0" distL="114300" distR="114300" simplePos="0" relativeHeight="251677696" behindDoc="0" locked="0" layoutInCell="1" allowOverlap="1" wp14:anchorId="033AB299" wp14:editId="5A07E867">
+            <wp:simplePos x="0" y="0"/>
+            <wp:positionH relativeFrom="margin">
+              <wp:posOffset>2055170</wp:posOffset>
+            </wp:positionH>
+            <wp:positionV relativeFrom="margin">
+              <wp:posOffset>4039840</wp:posOffset>
+            </wp:positionV>
+            <wp:extent cx="1663714" cy="3697200"/>
+            <wp:effectExtent l="0" t="0" r="0" b="0"/>
+            <wp:wrapSquare wrapText="bothSides"/>
+            <wp:docPr id="967536506" name="Picture 17" descr="A screenshot of a phone&#10;&#10;AI-generated content may be incorrect."/>
+            <wp:cNvGraphicFramePr>
+              <a:graphicFrameLocks xmlns:a="http://schemas.openxmlformats.org/drawingml/2006/main" noChangeAspect="1"/>
+            </wp:cNvGraphicFramePr>
+            <a:graphic xmlns:a="http://schemas.openxmlformats.org/drawingml/2006/main">
+              <a:graphicData uri="http://schemas.openxmlformats.org/drawingml/2006/picture">
+                <pic:pic xmlns:pic="http://schemas.openxmlformats.org/drawingml/2006/picture">
+                  <pic:nvPicPr>
+                    <pic:cNvPr id="967536506" name="Picture 17" descr="A screenshot of a phone&#10;&#10;AI-generated content may be incorrect."/>
+                    <pic:cNvPicPr/>
+                  </pic:nvPicPr>
+                  <pic:blipFill>
+                    <a:blip r:embed="rId10" cstate="print">
+                      <a:extLst>
+                        <a:ext uri="{28A0092B-C50C-407E-A947-70E740481C1C}">
+                          <a14:useLocalDpi xmlns:a14="http://schemas.microsoft.com/office/drawing/2010/main" val="0"/>
+                        </a:ext>
+                      </a:extLst>
+                    </a:blip>
+                    <a:stretch>
+                      <a:fillRect/>
+                    </a:stretch>
+                  </pic:blipFill>
+                  <pic:spPr>
+                    <a:xfrm>
+                      <a:off x="0" y="0"/>
+                      <a:ext cx="1663714" cy="3697200"/>
+                    </a:xfrm>
+                    <a:prstGeom prst="rect">
+                      <a:avLst/>
+                    </a:prstGeom>
+                  </pic:spPr>
+                </pic:pic>
+              </a:graphicData>
+            </a:graphic>
+          </wp:anchor>
+        </w:drawing>
+      </w:r>
+      <w:r>
+        <w:rPr>
+          <w:noProof/>
+          <w:sz w:val="28"/>
+          <w:szCs w:val="28"/>
+          <w14:ligatures w14:val="standardContextual"/>
+        </w:rPr>
+        <w:drawing>
+          <wp:anchor distT="0" distB="0" distL="114300" distR="114300" simplePos="0" relativeHeight="251676672" behindDoc="0" locked="0" layoutInCell="1" allowOverlap="1" wp14:anchorId="5F475F83" wp14:editId="2B0E2E03">
+            <wp:simplePos x="0" y="0"/>
+            <wp:positionH relativeFrom="margin">
+              <wp:align>left</wp:align>
+            </wp:positionH>
+            <wp:positionV relativeFrom="margin">
+              <wp:posOffset>4039841</wp:posOffset>
+            </wp:positionV>
+            <wp:extent cx="1663714" cy="3697200"/>
+            <wp:effectExtent l="0" t="0" r="0" b="0"/>
+            <wp:wrapSquare wrapText="bothSides"/>
+            <wp:docPr id="1134359341" name="Picture 16" descr="A screenshot of a phone&#10;&#10;AI-generated content may be incorrect."/>
+            <wp:cNvGraphicFramePr>
+              <a:graphicFrameLocks xmlns:a="http://schemas.openxmlformats.org/drawingml/2006/main" noChangeAspect="1"/>
+            </wp:cNvGraphicFramePr>
+            <a:graphic xmlns:a="http://schemas.openxmlformats.org/drawingml/2006/main">
+              <a:graphicData uri="http://schemas.openxmlformats.org/drawingml/2006/picture">
+                <pic:pic xmlns:pic="http://schemas.openxmlformats.org/drawingml/2006/picture">
+                  <pic:nvPicPr>
+                    <pic:cNvPr id="1134359341" name="Picture 16" descr="A screenshot of a phone&#10;&#10;AI-generated content may be incorrect."/>
+                    <pic:cNvPicPr/>
+                  </pic:nvPicPr>
+                  <pic:blipFill>
+                    <a:blip r:embed="rId11" cstate="print">
+                      <a:extLst>
+                        <a:ext uri="{28A0092B-C50C-407E-A947-70E740481C1C}">
+                          <a14:useLocalDpi xmlns:a14="http://schemas.microsoft.com/office/drawing/2010/main" val="0"/>
+                        </a:ext>
+                      </a:extLst>
+                    </a:blip>
+                    <a:stretch>
+                      <a:fillRect/>
+                    </a:stretch>
+                  </pic:blipFill>
+                  <pic:spPr>
+                    <a:xfrm>
+                      <a:off x="0" y="0"/>
+                      <a:ext cx="1663714" cy="3697200"/>
+                    </a:xfrm>
+                    <a:prstGeom prst="rect">
+                      <a:avLst/>
+                    </a:prstGeom>
+                  </pic:spPr>
+                </pic:pic>
+              </a:graphicData>
+            </a:graphic>
+          </wp:anchor>
+        </w:drawing>
+      </w:r>
+    </w:p>
+    <w:p>
+      <w:pPr>
+        <w:ind w:left="1440"/>
+        <w:rPr>
+          <w:sz w:val="28"/>
+          <w:szCs w:val="28"/>
+        </w:rPr>
+      </w:pPr>
+    </w:p>
+    <w:p>
+      <w:pPr>
+        <w:rPr>
+          <w:sz w:val="28"/>
+          <w:szCs w:val="28"/>
+        </w:rPr>
+      </w:pPr>
+    </w:p>
+    <w:p>
+      <w:pPr>
+        <w:ind w:left="1440"/>
+        <w:rPr>
+          <w:sz w:val="28"/>
+          <w:szCs w:val="28"/>
+        </w:rPr>
+      </w:pPr>
+      <w:r>
+        <w:rPr>
+          <w:noProof/>
+          <w:sz w:val="28"/>
+          <w:szCs w:val="28"/>
+          <w14:ligatures w14:val="standardContextual"/>
+        </w:rPr>
+        <w:lastRenderedPageBreak/>
+        <w:drawing>
+          <wp:anchor distT="0" distB="0" distL="114300" distR="114300" simplePos="0" relativeHeight="251681792" behindDoc="0" locked="0" layoutInCell="1" allowOverlap="1" wp14:anchorId="5C955AD6" wp14:editId="144ADB93">
+            <wp:simplePos x="0" y="0"/>
+            <wp:positionH relativeFrom="margin">
+              <wp:align>right</wp:align>
+            </wp:positionH>
+            <wp:positionV relativeFrom="margin">
+              <wp:align>top</wp:align>
+            </wp:positionV>
+            <wp:extent cx="1663714" cy="3697200"/>
+            <wp:effectExtent l="0" t="0" r="0" b="0"/>
+            <wp:wrapSquare wrapText="bothSides"/>
+            <wp:docPr id="1805217891" name="Picture 21" descr="A screenshot of a phone&#10;&#10;AI-generated content may be incorrect."/>
+            <wp:cNvGraphicFramePr>
+              <a:graphicFrameLocks xmlns:a="http://schemas.openxmlformats.org/drawingml/2006/main" noChangeAspect="1"/>
+            </wp:cNvGraphicFramePr>
+            <a:graphic xmlns:a="http://schemas.openxmlformats.org/drawingml/2006/main">
+              <a:graphicData uri="http://schemas.openxmlformats.org/drawingml/2006/picture">
+                <pic:pic xmlns:pic="http://schemas.openxmlformats.org/drawingml/2006/picture">
+                  <pic:nvPicPr>
+                    <pic:cNvPr id="1805217891" name="Picture 21" descr="A screenshot of a phone&#10;&#10;AI-generated content may be incorrect."/>
+                    <pic:cNvPicPr/>
+                  </pic:nvPicPr>
+                  <pic:blipFill>
+                    <a:blip r:embed="rId12" cstate="print">
+                      <a:extLst>
+                        <a:ext uri="{28A0092B-C50C-407E-A947-70E740481C1C}">
+                          <a14:useLocalDpi xmlns:a14="http://schemas.microsoft.com/office/drawing/2010/main" val="0"/>
+                        </a:ext>
+                      </a:extLst>
+                    </a:blip>
+                    <a:stretch>
+                      <a:fillRect/>
+                    </a:stretch>
+                  </pic:blipFill>
+                  <pic:spPr>
+                    <a:xfrm>
+                      <a:off x="0" y="0"/>
+                      <a:ext cx="1663714" cy="3697200"/>
+                    </a:xfrm>
+                    <a:prstGeom prst="rect">
+                      <a:avLst/>
+                    </a:prstGeom>
+                  </pic:spPr>
+                </pic:pic>
+              </a:graphicData>
+            </a:graphic>
+          </wp:anchor>
+        </w:drawing>
+      </w:r>
+    </w:p>
+    <w:p>
+      <w:pPr>
+        <w:ind w:left="1440"/>
+        <w:rPr>
+          <w:sz w:val="28"/>
+          <w:szCs w:val="28"/>
+        </w:rPr>
+      </w:pPr>
+      <w:r>
+        <w:rPr>
+          <w:noProof/>
+          <w:sz w:val="28"/>
+          <w:szCs w:val="28"/>
+          <w14:ligatures w14:val="standardContextual"/>
+        </w:rPr>
+        <w:drawing>
+          <wp:anchor distT="0" distB="0" distL="114300" distR="114300" simplePos="0" relativeHeight="251684864" behindDoc="0" locked="0" layoutInCell="1" allowOverlap="1" wp14:anchorId="729B4CD8" wp14:editId="18A789CE">
+            <wp:simplePos x="0" y="0"/>
+            <wp:positionH relativeFrom="margin">
+              <wp:align>right</wp:align>
+            </wp:positionH>
+            <wp:positionV relativeFrom="margin">
+              <wp:posOffset>4297680</wp:posOffset>
+            </wp:positionV>
+            <wp:extent cx="1663700" cy="3696970"/>
+            <wp:effectExtent l="0" t="0" r="0" b="0"/>
+            <wp:wrapSquare wrapText="bothSides"/>
+            <wp:docPr id="1151921050" name="Picture 24" descr="A screenshot of a cell phone&#10;&#10;AI-generated content may be incorrect."/>
+            <wp:cNvGraphicFramePr>
+              <a:graphicFrameLocks xmlns:a="http://schemas.openxmlformats.org/drawingml/2006/main" noChangeAspect="1"/>
+            </wp:cNvGraphicFramePr>
+            <a:graphic xmlns:a="http://schemas.openxmlformats.org/drawingml/2006/main">
+              <a:graphicData uri="http://schemas.openxmlformats.org/drawingml/2006/picture">
+                <pic:pic xmlns:pic="http://schemas.openxmlformats.org/drawingml/2006/picture">
+                  <pic:nvPicPr>
+                    <pic:cNvPr id="1151921050" name="Picture 24" descr="A screenshot of a cell phone&#10;&#10;AI-generated content may be incorrect."/>
+                    <pic:cNvPicPr/>
+                  </pic:nvPicPr>
+                  <pic:blipFill>
+                    <a:blip r:embed="rId13" cstate="print">
+                      <a:extLst>
+                        <a:ext uri="{28A0092B-C50C-407E-A947-70E740481C1C}">
+                          <a14:useLocalDpi xmlns:a14="http://schemas.microsoft.com/office/drawing/2010/main" val="0"/>
+                        </a:ext>
+                      </a:extLst>
+                    </a:blip>
+                    <a:stretch>
+                      <a:fillRect/>
+                    </a:stretch>
+                  </pic:blipFill>
+                  <pic:spPr>
+                    <a:xfrm>
+                      <a:off x="0" y="0"/>
+                      <a:ext cx="1663700" cy="3696970"/>
+                    </a:xfrm>
+                    <a:prstGeom prst="rect">
+                      <a:avLst/>
+                    </a:prstGeom>
+                  </pic:spPr>
+                </pic:pic>
+              </a:graphicData>
+            </a:graphic>
+          </wp:anchor>
+        </w:drawing>
+      </w:r>
+      <w:r>
+        <w:rPr>
+          <w:noProof/>
+          <w:sz w:val="28"/>
+          <w:szCs w:val="28"/>
+          <w14:ligatures w14:val="standardContextual"/>
+        </w:rPr>
+        <w:drawing>
+          <wp:anchor distT="0" distB="0" distL="114300" distR="114300" simplePos="0" relativeHeight="251683840" behindDoc="0" locked="0" layoutInCell="1" allowOverlap="1" wp14:anchorId="11280D97" wp14:editId="1AE35CC9">
+            <wp:simplePos x="0" y="0"/>
+            <wp:positionH relativeFrom="margin">
+              <wp:align>center</wp:align>
+            </wp:positionH>
+            <wp:positionV relativeFrom="margin">
+              <wp:posOffset>4354830</wp:posOffset>
+            </wp:positionV>
+            <wp:extent cx="1663714" cy="3697200"/>
+            <wp:effectExtent l="0" t="0" r="0" b="0"/>
+            <wp:wrapSquare wrapText="bothSides"/>
+            <wp:docPr id="384551880" name="Picture 23" descr="A screenshot of a phone&#10;&#10;AI-generated content may be incorrect."/>
+            <wp:cNvGraphicFramePr>
+              <a:graphicFrameLocks xmlns:a="http://schemas.openxmlformats.org/drawingml/2006/main" noChangeAspect="1"/>
+            </wp:cNvGraphicFramePr>
+            <a:graphic xmlns:a="http://schemas.openxmlformats.org/drawingml/2006/main">
+              <a:graphicData uri="http://schemas.openxmlformats.org/drawingml/2006/picture">
+                <pic:pic xmlns:pic="http://schemas.openxmlformats.org/drawingml/2006/picture">
+                  <pic:nvPicPr>
+                    <pic:cNvPr id="384551880" name="Picture 23" descr="A screenshot of a phone&#10;&#10;AI-generated content may be incorrect."/>
+                    <pic:cNvPicPr/>
+                  </pic:nvPicPr>
+                  <pic:blipFill>
+                    <a:blip r:embed="rId14" cstate="print">
+                      <a:extLst>
+                        <a:ext uri="{28A0092B-C50C-407E-A947-70E740481C1C}">
+                          <a14:useLocalDpi xmlns:a14="http://schemas.microsoft.com/office/drawing/2010/main" val="0"/>
+                        </a:ext>
+                      </a:extLst>
+                    </a:blip>
+                    <a:stretch>
+                      <a:fillRect/>
+                    </a:stretch>
+                  </pic:blipFill>
+                  <pic:spPr>
+                    <a:xfrm>
+                      <a:off x="0" y="0"/>
+                      <a:ext cx="1663714" cy="3697200"/>
+                    </a:xfrm>
+                    <a:prstGeom prst="rect">
+                      <a:avLst/>
+                    </a:prstGeom>
+                  </pic:spPr>
+                </pic:pic>
+              </a:graphicData>
+            </a:graphic>
+          </wp:anchor>
+        </w:drawing>
+      </w:r>
+    </w:p>
+    <w:p>
+      <w:pPr>
+        <w:rPr>
+          <w:sz w:val="28"/>
+          <w:szCs w:val="28"/>
+        </w:rPr>
+      </w:pPr>
+      <w:r>
+        <w:rPr>
+          <w:noProof/>
+          <w:sz w:val="28"/>
+          <w:szCs w:val="28"/>
+          <w14:ligatures w14:val="standardContextual"/>
+        </w:rPr>
+        <w:drawing>
+          <wp:anchor distT="0" distB="0" distL="114300" distR="114300" simplePos="0" relativeHeight="251682816" behindDoc="0" locked="0" layoutInCell="1" allowOverlap="1" wp14:anchorId="1C92830F" wp14:editId="38015B2C">
+            <wp:simplePos x="0" y="0"/>
+            <wp:positionH relativeFrom="margin">
+              <wp:align>left</wp:align>
+            </wp:positionH>
+            <wp:positionV relativeFrom="margin">
+              <wp:posOffset>4373880</wp:posOffset>
+            </wp:positionV>
+            <wp:extent cx="1663700" cy="3696970"/>
+            <wp:effectExtent l="0" t="0" r="0" b="0"/>
+            <wp:wrapSquare wrapText="bothSides"/>
+            <wp:docPr id="1817537435" name="Picture 22" descr="A close-up of a recipe&#10;&#10;AI-generated content may be incorrect."/>
+            <wp:cNvGraphicFramePr>
+              <a:graphicFrameLocks xmlns:a="http://schemas.openxmlformats.org/drawingml/2006/main" noChangeAspect="1"/>
+            </wp:cNvGraphicFramePr>
+            <a:graphic xmlns:a="http://schemas.openxmlformats.org/drawingml/2006/main">
+              <a:graphicData uri="http://schemas.openxmlformats.org/drawingml/2006/picture">
+                <pic:pic xmlns:pic="http://schemas.openxmlformats.org/drawingml/2006/picture">
+                  <pic:nvPicPr>
+                    <pic:cNvPr id="1817537435" name="Picture 22" descr="A close-up of a recipe&#10;&#10;AI-generated content may be incorrect."/>
+                    <pic:cNvPicPr/>
+                  </pic:nvPicPr>
+                  <pic:blipFill>
+                    <a:blip r:embed="rId15" cstate="print">
+                      <a:extLst>
+                        <a:ext uri="{28A0092B-C50C-407E-A947-70E740481C1C}">
+                          <a14:useLocalDpi xmlns:a14="http://schemas.microsoft.com/office/drawing/2010/main" val="0"/>
+                        </a:ext>
+                      </a:extLst>
+                    </a:blip>
+                    <a:stretch>
+                      <a:fillRect/>
+                    </a:stretch>
+                  </pic:blipFill>
+                  <pic:spPr>
+                    <a:xfrm>
+                      <a:off x="0" y="0"/>
+                      <a:ext cx="1663700" cy="3696970"/>
+                    </a:xfrm>
+                    <a:prstGeom prst="rect">
+                      <a:avLst/>
+                    </a:prstGeom>
+                  </pic:spPr>
+                </pic:pic>
+              </a:graphicData>
+            </a:graphic>
+          </wp:anchor>
+        </w:drawing>
+      </w:r>
+      <w:r>
+        <w:rPr>
+          <w:noProof/>
+          <w:sz w:val="28"/>
+          <w:szCs w:val="28"/>
+          <w14:ligatures w14:val="standardContextual"/>
+        </w:rPr>
+        <w:drawing>
+          <wp:anchor distT="0" distB="0" distL="114300" distR="114300" simplePos="0" relativeHeight="251680768" behindDoc="0" locked="0" layoutInCell="1" allowOverlap="1" wp14:anchorId="1784CECA" wp14:editId="51FA2F46">
+            <wp:simplePos x="2686050" y="1581150"/>
+            <wp:positionH relativeFrom="margin">
+              <wp:align>center</wp:align>
+            </wp:positionH>
+            <wp:positionV relativeFrom="margin">
+              <wp:align>top</wp:align>
+            </wp:positionV>
+            <wp:extent cx="1663714" cy="3697200"/>
+            <wp:effectExtent l="0" t="0" r="0" b="0"/>
+            <wp:wrapSquare wrapText="bothSides"/>
+            <wp:docPr id="1259428100" name="Picture 20" descr="A screenshot of a phone&#10;&#10;AI-generated content may be incorrect."/>
+            <wp:cNvGraphicFramePr>
+              <a:graphicFrameLocks xmlns:a="http://schemas.openxmlformats.org/drawingml/2006/main" noChangeAspect="1"/>
+            </wp:cNvGraphicFramePr>
+            <a:graphic xmlns:a="http://schemas.openxmlformats.org/drawingml/2006/main">
+              <a:graphicData uri="http://schemas.openxmlformats.org/drawingml/2006/picture">
+                <pic:pic xmlns:pic="http://schemas.openxmlformats.org/drawingml/2006/picture">
+                  <pic:nvPicPr>
+                    <pic:cNvPr id="1259428100" name="Picture 20" descr="A screenshot of a phone&#10;&#10;AI-generated content may be incorrect."/>
+                    <pic:cNvPicPr/>
+                  </pic:nvPicPr>
+                  <pic:blipFill>
+                    <a:blip r:embed="rId16" cstate="print">
+                      <a:extLst>
+                        <a:ext uri="{28A0092B-C50C-407E-A947-70E740481C1C}">
+                          <a14:useLocalDpi xmlns:a14="http://schemas.microsoft.com/office/drawing/2010/main" val="0"/>
+                        </a:ext>
+                      </a:extLst>
+                    </a:blip>
+                    <a:stretch>
+                      <a:fillRect/>
+                    </a:stretch>
+                  </pic:blipFill>
+                  <pic:spPr>
+                    <a:xfrm>
+                      <a:off x="0" y="0"/>
+                      <a:ext cx="1663714" cy="3697200"/>
+                    </a:xfrm>
+                    <a:prstGeom prst="rect">
+                      <a:avLst/>
+                    </a:prstGeom>
+                  </pic:spPr>
+                </pic:pic>
+              </a:graphicData>
+            </a:graphic>
+          </wp:anchor>
+        </w:drawing>
+      </w:r>
+      <w:r>
+        <w:rPr>
+          <w:noProof/>
+          <w:sz w:val="28"/>
+          <w:szCs w:val="28"/>
+          <w14:ligatures w14:val="standardContextual"/>
+        </w:rPr>
+        <w:drawing>
+          <wp:anchor distT="0" distB="0" distL="114300" distR="114300" simplePos="0" relativeHeight="251679744" behindDoc="0" locked="0" layoutInCell="1" allowOverlap="1" wp14:anchorId="0BCD9FEC" wp14:editId="2A567604">
+            <wp:simplePos x="914400" y="1581150"/>
+            <wp:positionH relativeFrom="margin">
+              <wp:align>left</wp:align>
+            </wp:positionH>
+            <wp:positionV relativeFrom="margin">
+              <wp:align>top</wp:align>
+            </wp:positionV>
+            <wp:extent cx="1663714" cy="3697200"/>
+            <wp:effectExtent l="0" t="0" r="0" b="0"/>
+            <wp:wrapSquare wrapText="bothSides"/>
+            <wp:docPr id="1580650843" name="Picture 19" descr="A screenshot of a phone&#10;&#10;AI-generated content may be incorrect."/>
+            <wp:cNvGraphicFramePr>
+              <a:graphicFrameLocks xmlns:a="http://schemas.openxmlformats.org/drawingml/2006/main" noChangeAspect="1"/>
+            </wp:cNvGraphicFramePr>
+            <a:graphic xmlns:a="http://schemas.openxmlformats.org/drawingml/2006/main">
+              <a:graphicData uri="http://schemas.openxmlformats.org/drawingml/2006/picture">
+                <pic:pic xmlns:pic="http://schemas.openxmlformats.org/drawingml/2006/picture">
+                  <pic:nvPicPr>
+                    <pic:cNvPr id="1580650843" name="Picture 19" descr="A screenshot of a phone&#10;&#10;AI-generated content may be incorrect."/>
+                    <pic:cNvPicPr/>
+                  </pic:nvPicPr>
+                  <pic:blipFill>
+                    <a:blip r:embed="rId17" cstate="print">
+                      <a:extLst>
+                        <a:ext uri="{28A0092B-C50C-407E-A947-70E740481C1C}">
+                          <a14:useLocalDpi xmlns:a14="http://schemas.microsoft.com/office/drawing/2010/main" val="0"/>
+                        </a:ext>
+                      </a:extLst>
+                    </a:blip>
+                    <a:stretch>
+                      <a:fillRect/>
+                    </a:stretch>
+                  </pic:blipFill>
+                  <pic:spPr>
+                    <a:xfrm>
+                      <a:off x="0" y="0"/>
+                      <a:ext cx="1663714" cy="3697200"/>
+                    </a:xfrm>
+                    <a:prstGeom prst="rect">
+                      <a:avLst/>
+                    </a:prstGeom>
+                  </pic:spPr>
+                </pic:pic>
+              </a:graphicData>
+            </a:graphic>
+          </wp:anchor>
+        </w:drawing>
+      </w:r>
+    </w:p>
+    <w:p>
+      <w:pPr>
+        <w:ind w:left="1440"/>
+        <w:rPr>
+          <w:sz w:val="28"/>
+          <w:szCs w:val="28"/>
+        </w:rPr>
+      </w:pPr>
+    </w:p>
+    <w:p>
+      <w:pPr>
+        <w:rPr>
+          <w:sz w:val="28"/>
+          <w:szCs w:val="28"/>
+        </w:rPr>
+      </w:pPr>
+      <w:r>
+        <w:rPr>
+          <w:noProof/>
+          <w:sz w:val="28"/>
+          <w:szCs w:val="28"/>
+          <w14:ligatures w14:val="standardContextual"/>
+        </w:rPr>
+        <w:lastRenderedPageBreak/>
+        <w:drawing>
+          <wp:anchor distT="0" distB="0" distL="114300" distR="114300" simplePos="0" relativeHeight="251685888" behindDoc="0" locked="0" layoutInCell="1" allowOverlap="1" wp14:anchorId="41B483E7" wp14:editId="02429687">
+            <wp:simplePos x="914400" y="914400"/>
+            <wp:positionH relativeFrom="margin">
+              <wp:align>left</wp:align>
+            </wp:positionH>
+            <wp:positionV relativeFrom="margin">
+              <wp:align>top</wp:align>
+            </wp:positionV>
+            <wp:extent cx="1663714" cy="3697200"/>
+            <wp:effectExtent l="0" t="0" r="0" b="0"/>
+            <wp:wrapSquare wrapText="bothSides"/>
+            <wp:docPr id="637803237" name="Picture 25" descr="Screens screenshot of a phone&#10;&#10;AI-generated content may be incorrect."/>
+            <wp:cNvGraphicFramePr>
+              <a:graphicFrameLocks xmlns:a="http://schemas.openxmlformats.org/drawingml/2006/main" noChangeAspect="1"/>
+            </wp:cNvGraphicFramePr>
+            <a:graphic xmlns:a="http://schemas.openxmlformats.org/drawingml/2006/main">
+              <a:graphicData uri="http://schemas.openxmlformats.org/drawingml/2006/picture">
+                <pic:pic xmlns:pic="http://schemas.openxmlformats.org/drawingml/2006/picture">
+                  <pic:nvPicPr>
+                    <pic:cNvPr id="637803237" name="Picture 25" descr="Screens screenshot of a phone&#10;&#10;AI-generated content may be incorrect."/>
+                    <pic:cNvPicPr/>
+                  </pic:nvPicPr>
+                  <pic:blipFill>
+                    <a:blip r:embed="rId18" cstate="print">
+                      <a:extLst>
+                        <a:ext uri="{28A0092B-C50C-407E-A947-70E740481C1C}">
+                          <a14:useLocalDpi xmlns:a14="http://schemas.microsoft.com/office/drawing/2010/main" val="0"/>
+                        </a:ext>
+                      </a:extLst>
+                    </a:blip>
+                    <a:stretch>
+                      <a:fillRect/>
+                    </a:stretch>
+                  </pic:blipFill>
+                  <pic:spPr>
+                    <a:xfrm>
+                      <a:off x="0" y="0"/>
+                      <a:ext cx="1663714" cy="3697200"/>
+                    </a:xfrm>
+                    <a:prstGeom prst="rect">
+                      <a:avLst/>
+                    </a:prstGeom>
+                  </pic:spPr>
+                </pic:pic>
+              </a:graphicData>
+            </a:graphic>
+          </wp:anchor>
+        </w:drawing>
+      </w:r>
+      <w:r>
+        <w:rPr>
+          <w:noProof/>
+          <w:sz w:val="28"/>
+          <w:szCs w:val="28"/>
+          <w14:ligatures w14:val="standardContextual"/>
+        </w:rPr>
+        <w:drawing>
+          <wp:anchor distT="0" distB="0" distL="114300" distR="114300" simplePos="0" relativeHeight="251687936" behindDoc="0" locked="0" layoutInCell="1" allowOverlap="1" wp14:anchorId="635A7875" wp14:editId="06583DAC">
+            <wp:simplePos x="4727643" y="1916349"/>
+            <wp:positionH relativeFrom="margin">
+              <wp:align>right</wp:align>
+            </wp:positionH>
+            <wp:positionV relativeFrom="margin">
+              <wp:align>top</wp:align>
+            </wp:positionV>
+            <wp:extent cx="1663714" cy="3697200"/>
+            <wp:effectExtent l="0" t="0" r="0" b="0"/>
+            <wp:wrapSquare wrapText="bothSides"/>
+            <wp:docPr id="1548712918" name="Picture 27" descr="A screenshot of a cell phone&#10;&#10;AI-generated content may be incorrect."/>
+            <wp:cNvGraphicFramePr>
+              <a:graphicFrameLocks xmlns:a="http://schemas.openxmlformats.org/drawingml/2006/main" noChangeAspect="1"/>
+            </wp:cNvGraphicFramePr>
+            <a:graphic xmlns:a="http://schemas.openxmlformats.org/drawingml/2006/main">
+              <a:graphicData uri="http://schemas.openxmlformats.org/drawingml/2006/picture">
+                <pic:pic xmlns:pic="http://schemas.openxmlformats.org/drawingml/2006/picture">
+                  <pic:nvPicPr>
+                    <pic:cNvPr id="1548712918" name="Picture 27" descr="A screenshot of a cell phone&#10;&#10;AI-generated content may be incorrect."/>
+                    <pic:cNvPicPr/>
+                  </pic:nvPicPr>
+                  <pic:blipFill>
+                    <a:blip r:embed="rId19" cstate="print">
+                      <a:extLst>
+                        <a:ext uri="{28A0092B-C50C-407E-A947-70E740481C1C}">
+                          <a14:useLocalDpi xmlns:a14="http://schemas.microsoft.com/office/drawing/2010/main" val="0"/>
+                        </a:ext>
+                      </a:extLst>
+                    </a:blip>
+                    <a:stretch>
+                      <a:fillRect/>
+                    </a:stretch>
+                  </pic:blipFill>
+                  <pic:spPr>
+                    <a:xfrm>
+                      <a:off x="0" y="0"/>
+                      <a:ext cx="1663714" cy="3697200"/>
+                    </a:xfrm>
+                    <a:prstGeom prst="rect">
+                      <a:avLst/>
+                    </a:prstGeom>
+                  </pic:spPr>
+                </pic:pic>
+              </a:graphicData>
+            </a:graphic>
+          </wp:anchor>
+        </w:drawing>
+      </w:r>
+      <w:r>
+        <w:rPr>
+          <w:noProof/>
+          <w:sz w:val="28"/>
+          <w:szCs w:val="28"/>
+          <w14:ligatures w14:val="standardContextual"/>
+        </w:rPr>
+        <w:drawing>
+          <wp:anchor distT="0" distB="0" distL="114300" distR="114300" simplePos="0" relativeHeight="251686912" behindDoc="0" locked="0" layoutInCell="1" allowOverlap="1" wp14:anchorId="465F927B" wp14:editId="6951E8AE">
+            <wp:simplePos x="2694562" y="2908570"/>
+            <wp:positionH relativeFrom="margin">
+              <wp:align>center</wp:align>
+            </wp:positionH>
+            <wp:positionV relativeFrom="margin">
+              <wp:align>top</wp:align>
+            </wp:positionV>
+            <wp:extent cx="1663714" cy="3697200"/>
+            <wp:effectExtent l="0" t="0" r="0" b="0"/>
+            <wp:wrapSquare wrapText="bothSides"/>
+            <wp:docPr id="1266077365" name="Picture 26" descr="A screenshot of a phone&#10;&#10;AI-generated content may be incorrect."/>
+            <wp:cNvGraphicFramePr>
+              <a:graphicFrameLocks xmlns:a="http://schemas.openxmlformats.org/drawingml/2006/main" noChangeAspect="1"/>
+            </wp:cNvGraphicFramePr>
+            <a:graphic xmlns:a="http://schemas.openxmlformats.org/drawingml/2006/main">
+              <a:graphicData uri="http://schemas.openxmlformats.org/drawingml/2006/picture">
+                <pic:pic xmlns:pic="http://schemas.openxmlformats.org/drawingml/2006/picture">
+                  <pic:nvPicPr>
+                    <pic:cNvPr id="1266077365" name="Picture 26" descr="A screenshot of a phone&#10;&#10;AI-generated content may be incorrect."/>
+                    <pic:cNvPicPr/>
+                  </pic:nvPicPr>
+                  <pic:blipFill>
+                    <a:blip r:embed="rId20" cstate="print">
+                      <a:extLst>
+                        <a:ext uri="{28A0092B-C50C-407E-A947-70E740481C1C}">
+                          <a14:useLocalDpi xmlns:a14="http://schemas.microsoft.com/office/drawing/2010/main" val="0"/>
+                        </a:ext>
+                      </a:extLst>
+                    </a:blip>
+                    <a:stretch>
+                      <a:fillRect/>
+                    </a:stretch>
+                  </pic:blipFill>
+                  <pic:spPr>
+                    <a:xfrm>
+                      <a:off x="0" y="0"/>
+                      <a:ext cx="1663714" cy="3697200"/>
+                    </a:xfrm>
+                    <a:prstGeom prst="rect">
+                      <a:avLst/>
+                    </a:prstGeom>
+                  </pic:spPr>
+                </pic:pic>
+              </a:graphicData>
+            </a:graphic>
+          </wp:anchor>
+        </w:drawing>
+      </w:r>
+    </w:p>
+    <w:p>
+      <w:pPr>
+        <w:rPr>
+          <w:sz w:val="28"/>
+          <w:szCs w:val="28"/>
+        </w:rPr>
+      </w:pPr>
+    </w:p>
+    <w:p>
+      <w:pPr>
+        <w:rPr>
+          <w:sz w:val="28"/>
+          <w:szCs w:val="28"/>
+        </w:rPr>
+      </w:pPr>
+    </w:p>
+    <w:p>
+      <w:pPr>
+        <w:pStyle w:val="ListParagraph"/>
+        <w:numPr>
+          <w:ilvl w:val="1"/>
+          <w:numId w:val="26"/>
+        </w:numPr>
+        <w:rPr>
+          <w:sz w:val="28"/>
+          <w:szCs w:val="28"/>
+        </w:rPr>
+      </w:pPr>
+      <w:r>
+        <w:rPr>
+          <w:sz w:val="28"/>
+          <w:szCs w:val="28"/>
+        </w:rPr>
+        <w:t>Integration with User Profiles</w:t>
+      </w:r>
+    </w:p>
+    <w:p>
+      <w:pPr>
+        <w:ind w:left="1440"/>
+        <w:rPr>
+          <w:sz w:val="28"/>
+          <w:szCs w:val="28"/>
+        </w:rPr>
+      </w:pPr>
+      <w:r>
+        <w:rPr>
+          <w:sz w:val="28"/>
+          <w:szCs w:val="28"/>
+        </w:rPr>
+        <w:t xml:space="preserve">AllerScan stores each user’s allergens, custom entries, language choice, and emoji avatar in SharedPreferences via ProfileService. Onboarding saves the </w:t>
+      </w:r>
+      <w:r>
+        <w:rPr>
+          <w:sz w:val="28"/>
+          <w:szCs w:val="28"/>
+        </w:rPr>
+        <w:t>profile;</w:t>
+      </w:r>
+      <w:r>
+        <w:rPr>
+          <w:sz w:val="28"/>
+          <w:szCs w:val="28"/>
+        </w:rPr>
+        <w:t xml:space="preserve"> the profile screen updates it and deleting it clears the data and resets the language to English.</w:t>
+      </w:r>
+    </w:p>
+    <w:p>
+      <w:pPr>
+        <w:ind w:left="1440"/>
+        <w:rPr>
+          <w:sz w:val="28"/>
+          <w:szCs w:val="28"/>
+        </w:rPr>
+      </w:pPr>
+    </w:p>
+    <w:p>
+      <w:pPr>
+        <w:ind w:left="1440"/>
+        <w:rPr>
+          <w:sz w:val="28"/>
+          <w:szCs w:val="28"/>
+        </w:rPr>
+      </w:pPr>
+    </w:p>
+    <w:p>
+      <w:pPr>
+        <w:rPr>
+          <w:sz w:val="28"/>
+          <w:szCs w:val="28"/>
+        </w:rPr>
+      </w:pPr>
+    </w:p>
+    <w:p>
+      <w:pPr>
+        <w:rPr>
+          <w:sz w:val="28"/>
+          <w:szCs w:val="28"/>
+        </w:rPr>
+      </w:pPr>
+    </w:p>
+    <w:p>
+      <w:pPr>
+        <w:rPr>
+          <w:sz w:val="28"/>
+          <w:szCs w:val="28"/>
+        </w:rPr>
+      </w:pPr>
+    </w:p>
+    <w:p>
+      <w:pPr>
+        <w:rPr>
+          <w:sz w:val="28"/>
+          <w:szCs w:val="28"/>
+        </w:rPr>
+      </w:pPr>
+    </w:p>
+    <w:p>
+      <w:pPr>
+        <w:rPr>
+          <w:sz w:val="28"/>
+          <w:szCs w:val="28"/>
+        </w:rPr>
+      </w:pPr>
+      <w:r>
+        <w:rPr>
+          <w:noProof/>
+          <w:sz w:val="28"/>
+          <w:szCs w:val="28"/>
+          <w14:ligatures w14:val="standardContextual"/>
+        </w:rPr>
+        <w:lastRenderedPageBreak/>
+        <w:drawing>
+          <wp:anchor distT="0" distB="0" distL="114300" distR="114300" simplePos="0" relativeHeight="251672576" behindDoc="0" locked="0" layoutInCell="1" allowOverlap="1" wp14:anchorId="6B01B4AB" wp14:editId="0A4BD28D">
+            <wp:simplePos x="0" y="0"/>
+            <wp:positionH relativeFrom="margin">
+              <wp:posOffset>-591820</wp:posOffset>
+            </wp:positionH>
+            <wp:positionV relativeFrom="margin">
+              <wp:posOffset>473710</wp:posOffset>
             </wp:positionV>
             <wp:extent cx="6981190" cy="3926840"/>
             <wp:effectExtent l="0" t="0" r="0" b="0"/>
@@ -3345,7 +3044,7 @@
                     <pic:cNvPicPr/>
                   </pic:nvPicPr>
                   <pic:blipFill>
-                    <a:blip r:embed="rId6" cstate="print">
+                    <a:blip r:embed="rId21" cstate="print">
                       <a:extLst>
                         <a:ext uri="{28A0092B-C50C-407E-A947-70E740481C1C}">
                           <a14:useLocalDpi xmlns:a14="http://schemas.microsoft.com/office/drawing/2010/main" val="0"/>
@@ -3385,336 +3084,20 @@
           <w:szCs w:val="28"/>
         </w:rPr>
       </w:pPr>
-    </w:p>
-    <w:p>
-      <w:pPr>
-        <w:rPr>
-          <w:sz w:val="28"/>
-          <w:szCs w:val="28"/>
-        </w:rPr>
-      </w:pPr>
-    </w:p>
-    <w:p>
-      <w:pPr>
-        <w:rPr>
-          <w:sz w:val="28"/>
-          <w:szCs w:val="28"/>
-        </w:rPr>
-      </w:pPr>
-    </w:p>
-    <w:p>
-      <w:pPr>
-        <w:rPr>
-          <w:sz w:val="28"/>
-          <w:szCs w:val="28"/>
-        </w:rPr>
-      </w:pPr>
-    </w:p>
-    <w:p>
-      <w:pPr>
-        <w:rPr>
-          <w:sz w:val="28"/>
-          <w:szCs w:val="28"/>
-        </w:rPr>
-      </w:pPr>
-    </w:p>
-    <w:p>
-      <w:pPr>
-        <w:rPr>
-          <w:sz w:val="28"/>
-          <w:szCs w:val="28"/>
-        </w:rPr>
-      </w:pPr>
-    </w:p>
-    <w:p>
-      <w:pPr>
-        <w:rPr>
-          <w:sz w:val="28"/>
-          <w:szCs w:val="28"/>
-        </w:rPr>
-      </w:pPr>
-    </w:p>
-    <w:p>
-      <w:pPr>
-        <w:rPr>
-          <w:sz w:val="28"/>
-          <w:szCs w:val="28"/>
-        </w:rPr>
-      </w:pPr>
-    </w:p>
-    <w:p>
-      <w:pPr>
-        <w:pStyle w:val="ListParagraph"/>
-        <w:numPr>
-          <w:ilvl w:val="0"/>
-          <w:numId w:val="2"/>
-        </w:numPr>
-        <w:rPr>
-          <w:sz w:val="28"/>
-          <w:szCs w:val="28"/>
-        </w:rPr>
-      </w:pPr>
-      <w:r>
-        <w:rPr>
-          <w:b/>
-          <w:bCs/>
-          <w:sz w:val="28"/>
-          <w:szCs w:val="28"/>
-        </w:rPr>
-        <w:lastRenderedPageBreak/>
-        <w:t>Results</w:t>
-      </w:r>
-    </w:p>
-    <w:p>
-      <w:pPr>
-        <w:pStyle w:val="ListParagraph"/>
-        <w:numPr>
-          <w:ilvl w:val="1"/>
-          <w:numId w:val="29"/>
-        </w:numPr>
-        <w:rPr>
-          <w:sz w:val="28"/>
-          <w:szCs w:val="28"/>
-        </w:rPr>
-      </w:pPr>
-      <w:r>
-        <w:rPr>
-          <w:sz w:val="28"/>
-          <w:szCs w:val="28"/>
-        </w:rPr>
-        <w:t>Findings</w:t>
-      </w:r>
-    </w:p>
-    <w:p>
-      <w:pPr>
-        <w:ind w:left="1440"/>
-        <w:rPr>
-          <w:sz w:val="28"/>
-          <w:szCs w:val="28"/>
-        </w:rPr>
-      </w:pPr>
-      <w:r>
-        <w:rPr>
-          <w:sz w:val="28"/>
-          <w:szCs w:val="28"/>
-        </w:rPr>
-        <w:t>Manual testing across English and French labels showed that the multi-pass OCR pipeline consistently surfaced confirmed allergens from the user’s profile while filtering out text that wasn’t relevant, cutting down false positives.</w:t>
-      </w:r>
-    </w:p>
-    <w:p>
-      <w:pPr>
-        <w:pStyle w:val="ListParagraph"/>
-        <w:numPr>
-          <w:ilvl w:val="1"/>
-          <w:numId w:val="29"/>
-        </w:numPr>
-        <w:rPr>
-          <w:sz w:val="28"/>
-          <w:szCs w:val="28"/>
-        </w:rPr>
-      </w:pPr>
-      <w:r>
-        <w:rPr>
-          <w:sz w:val="28"/>
-          <w:szCs w:val="28"/>
-        </w:rPr>
-        <w:t>Performance Metrics</w:t>
-      </w:r>
-    </w:p>
-    <w:p>
-      <w:pPr>
-        <w:pStyle w:val="ListParagraph"/>
-        <w:numPr>
-          <w:ilvl w:val="0"/>
-          <w:numId w:val="31"/>
-        </w:numPr>
-        <w:rPr>
-          <w:sz w:val="28"/>
-          <w:szCs w:val="28"/>
-        </w:rPr>
-      </w:pPr>
-      <w:r>
-        <w:rPr>
-          <w:sz w:val="28"/>
-          <w:szCs w:val="28"/>
-        </w:rPr>
-        <w:t>Detection consistency</w:t>
-      </w:r>
-      <w:r>
-        <w:rPr>
-          <w:sz w:val="28"/>
-          <w:szCs w:val="28"/>
-        </w:rPr>
-        <w:t xml:space="preserve">: </w:t>
-      </w:r>
-      <w:r>
-        <w:rPr>
-          <w:sz w:val="28"/>
-          <w:szCs w:val="28"/>
-        </w:rPr>
-        <w:t>The combined OCR + normalization pipeline reliably extracted ingredients across differently formatted labels.</w:t>
-      </w:r>
-    </w:p>
-    <w:p>
-      <w:pPr>
-        <w:pStyle w:val="ListParagraph"/>
-        <w:numPr>
-          <w:ilvl w:val="0"/>
-          <w:numId w:val="31"/>
-        </w:numPr>
-        <w:rPr>
-          <w:sz w:val="28"/>
-          <w:szCs w:val="28"/>
-        </w:rPr>
-      </w:pPr>
-      <w:r>
-        <w:rPr>
-          <w:sz w:val="28"/>
-          <w:szCs w:val="28"/>
-        </w:rPr>
-        <w:t>Response time: A typical scan (capture → OCR → match) finished within a few seconds on mid-range Android hardware.</w:t>
-      </w:r>
-    </w:p>
-    <w:p>
-      <w:pPr>
-        <w:pStyle w:val="ListParagraph"/>
-        <w:numPr>
-          <w:ilvl w:val="0"/>
-          <w:numId w:val="31"/>
-        </w:numPr>
-        <w:rPr>
-          <w:sz w:val="28"/>
-          <w:szCs w:val="28"/>
-        </w:rPr>
-      </w:pPr>
-      <w:r>
-        <w:rPr>
-          <w:sz w:val="28"/>
-          <w:szCs w:val="28"/>
-        </w:rPr>
-        <w:t>User feedback: Early testers highlighted the localized UI and straightforward allergen alerts as the main usability wins.</w:t>
-      </w:r>
-    </w:p>
-    <w:p>
-      <w:pPr>
-        <w:pStyle w:val="ListParagraph"/>
-        <w:ind w:left="2160"/>
-        <w:rPr>
-          <w:sz w:val="28"/>
-          <w:szCs w:val="28"/>
-        </w:rPr>
-      </w:pPr>
-    </w:p>
-    <w:p>
-      <w:pPr>
-        <w:pStyle w:val="ListParagraph"/>
-        <w:numPr>
-          <w:ilvl w:val="1"/>
-          <w:numId w:val="29"/>
-        </w:numPr>
-        <w:rPr>
-          <w:sz w:val="28"/>
-          <w:szCs w:val="28"/>
-        </w:rPr>
-      </w:pPr>
-      <w:r>
-        <w:rPr>
-          <w:sz w:val="28"/>
-          <w:szCs w:val="28"/>
-        </w:rPr>
-        <w:t>Comparison with In</w:t>
-      </w:r>
-      <w:r>
-        <w:rPr>
-          <w:sz w:val="28"/>
-          <w:szCs w:val="28"/>
-        </w:rPr>
-        <w:t>i</w:t>
-      </w:r>
-      <w:r>
-        <w:rPr>
-          <w:sz w:val="28"/>
-          <w:szCs w:val="28"/>
-        </w:rPr>
-        <w:t>tial</w:t>
-      </w:r>
-      <w:r>
-        <w:rPr>
-          <w:sz w:val="28"/>
-          <w:szCs w:val="28"/>
-        </w:rPr>
-        <w:t xml:space="preserve"> Objectives</w:t>
-      </w:r>
-    </w:p>
-    <w:p>
-      <w:pPr>
-        <w:pStyle w:val="ListParagraph"/>
-        <w:ind w:left="1440"/>
-        <w:rPr>
-          <w:sz w:val="28"/>
-          <w:szCs w:val="28"/>
-        </w:rPr>
-      </w:pPr>
-      <w:r>
-        <w:rPr>
-          <w:sz w:val="28"/>
-          <w:szCs w:val="28"/>
-        </w:rPr>
-        <w:t>AllerScan met its objectives: it delivers accurate, profile-specific allergen flags, keeps everything on-device, and localizes the entire experience through the provider-based language system.</w:t>
-      </w:r>
-    </w:p>
-    <w:p>
-      <w:pPr>
-        <w:pStyle w:val="ListParagraph"/>
-        <w:ind w:left="1440"/>
-        <w:rPr>
-          <w:sz w:val="28"/>
-          <w:szCs w:val="28"/>
-        </w:rPr>
-      </w:pPr>
-    </w:p>
-    <w:p>
-      <w:pPr>
-        <w:pStyle w:val="ListParagraph"/>
-        <w:ind w:left="1440"/>
-        <w:rPr>
-          <w:sz w:val="28"/>
-          <w:szCs w:val="28"/>
-        </w:rPr>
-      </w:pPr>
-    </w:p>
-    <w:p>
-      <w:pPr>
-        <w:pStyle w:val="ListParagraph"/>
-        <w:ind w:left="1440"/>
-        <w:rPr>
-          <w:sz w:val="28"/>
-          <w:szCs w:val="28"/>
-        </w:rPr>
-      </w:pPr>
-    </w:p>
-    <w:p>
-      <w:pPr>
-        <w:rPr>
-          <w:sz w:val="28"/>
-          <w:szCs w:val="28"/>
-        </w:rPr>
-      </w:pPr>
       <w:r>
         <w:rPr>
           <w:noProof/>
         </w:rPr>
-        <w:lastRenderedPageBreak/>
         <w:drawing>
-          <wp:anchor distT="0" distB="0" distL="114300" distR="114300" simplePos="0" relativeHeight="251670528" behindDoc="0" locked="0" layoutInCell="1" allowOverlap="1" wp14:anchorId="1FB445E8" wp14:editId="62E129FA">
-            <wp:simplePos x="914400" y="914400"/>
+          <wp:anchor distT="0" distB="0" distL="114300" distR="114300" simplePos="0" relativeHeight="251670528" behindDoc="0" locked="0" layoutInCell="1" allowOverlap="1" wp14:anchorId="1FB445E8" wp14:editId="5C237F27">
+            <wp:simplePos x="0" y="0"/>
             <wp:positionH relativeFrom="margin">
               <wp:align>center</wp:align>
             </wp:positionH>
             <wp:positionV relativeFrom="margin">
-              <wp:align>top</wp:align>
+              <wp:posOffset>4751070</wp:posOffset>
             </wp:positionV>
-            <wp:extent cx="6142086" cy="3358497"/>
+            <wp:extent cx="6980400" cy="3816888"/>
             <wp:effectExtent l="0" t="0" r="0" b="0"/>
             <wp:wrapSquare wrapText="bothSides"/>
             <wp:docPr id="465476052" name="Picture 24" descr="A white screen with text and colorful boxes&#10;&#10;AI-generated content may be incorrect."/>
@@ -3729,7 +3112,7 @@
                     <pic:cNvPicPr/>
                   </pic:nvPicPr>
                   <pic:blipFill rotWithShape="1">
-                    <a:blip r:embed="rId7">
+                    <a:blip r:embed="rId22">
                       <a:extLst>
                         <a:ext uri="{28A0092B-C50C-407E-A947-70E740481C1C}">
                           <a14:useLocalDpi xmlns:a14="http://schemas.microsoft.com/office/drawing/2010/main" val="0"/>
@@ -3744,7 +3127,7 @@
                   <pic:spPr bwMode="auto">
                     <a:xfrm>
                       <a:off x="0" y="0"/>
-                      <a:ext cx="6142086" cy="3358497"/>
+                      <a:ext cx="6980400" cy="3816888"/>
                     </a:xfrm>
                     <a:prstGeom prst="rect">
                       <a:avLst/>
@@ -3761,14 +3144,26 @@
                 </pic:pic>
               </a:graphicData>
             </a:graphic>
+            <wp14:sizeRelH relativeFrom="margin">
+              <wp14:pctWidth>0</wp14:pctWidth>
+            </wp14:sizeRelH>
+            <wp14:sizeRelV relativeFrom="margin">
+              <wp14:pctHeight>0</wp14:pctHeight>
+            </wp14:sizeRelV>
           </wp:anchor>
         </w:drawing>
       </w:r>
     </w:p>
     <w:p>
       <w:pPr>
-        <w:pStyle w:val="ListParagraph"/>
-        <w:ind w:left="1440"/>
+        <w:rPr>
+          <w:sz w:val="28"/>
+          <w:szCs w:val="28"/>
+        </w:rPr>
+      </w:pPr>
+    </w:p>
+    <w:p>
+      <w:pPr>
         <w:rPr>
           <w:sz w:val="28"/>
           <w:szCs w:val="28"/>
@@ -3794,6 +3189,244 @@
           <w:sz w:val="28"/>
           <w:szCs w:val="28"/>
         </w:rPr>
+        <w:t>Results</w:t>
+      </w:r>
+    </w:p>
+    <w:p>
+      <w:pPr>
+        <w:pStyle w:val="ListParagraph"/>
+        <w:numPr>
+          <w:ilvl w:val="1"/>
+          <w:numId w:val="29"/>
+        </w:numPr>
+        <w:rPr>
+          <w:sz w:val="28"/>
+          <w:szCs w:val="28"/>
+        </w:rPr>
+      </w:pPr>
+      <w:r>
+        <w:rPr>
+          <w:sz w:val="28"/>
+          <w:szCs w:val="28"/>
+        </w:rPr>
+        <w:t>Findings</w:t>
+      </w:r>
+    </w:p>
+    <w:p>
+      <w:pPr>
+        <w:ind w:left="1440"/>
+        <w:rPr>
+          <w:sz w:val="28"/>
+          <w:szCs w:val="28"/>
+        </w:rPr>
+      </w:pPr>
+      <w:r>
+        <w:rPr>
+          <w:sz w:val="28"/>
+          <w:szCs w:val="28"/>
+        </w:rPr>
+        <w:t>Manual testing across English and French labels showed that the multi-pass OCR pipeline consistently surfaced confirmed allergens from the user’s profile while filtering out text that wasn’t relevant, cutting down false positives.</w:t>
+      </w:r>
+    </w:p>
+    <w:p>
+      <w:pPr>
+        <w:pStyle w:val="ListParagraph"/>
+        <w:numPr>
+          <w:ilvl w:val="1"/>
+          <w:numId w:val="29"/>
+        </w:numPr>
+        <w:rPr>
+          <w:sz w:val="28"/>
+          <w:szCs w:val="28"/>
+        </w:rPr>
+      </w:pPr>
+      <w:r>
+        <w:rPr>
+          <w:sz w:val="28"/>
+          <w:szCs w:val="28"/>
+        </w:rPr>
+        <w:t>Performance Metrics</w:t>
+      </w:r>
+    </w:p>
+    <w:p>
+      <w:pPr>
+        <w:pStyle w:val="ListParagraph"/>
+        <w:numPr>
+          <w:ilvl w:val="0"/>
+          <w:numId w:val="31"/>
+        </w:numPr>
+        <w:rPr>
+          <w:sz w:val="28"/>
+          <w:szCs w:val="28"/>
+        </w:rPr>
+      </w:pPr>
+      <w:r>
+        <w:rPr>
+          <w:sz w:val="28"/>
+          <w:szCs w:val="28"/>
+        </w:rPr>
+        <w:t>Detection consistency</w:t>
+      </w:r>
+      <w:r>
+        <w:rPr>
+          <w:sz w:val="28"/>
+          <w:szCs w:val="28"/>
+        </w:rPr>
+        <w:t xml:space="preserve">: </w:t>
+      </w:r>
+      <w:r>
+        <w:rPr>
+          <w:sz w:val="28"/>
+          <w:szCs w:val="28"/>
+        </w:rPr>
+        <w:t>The combined OCR + normalization pipeline reliably extracted ingredients across differently formatted labels.</w:t>
+      </w:r>
+    </w:p>
+    <w:p>
+      <w:pPr>
+        <w:pStyle w:val="ListParagraph"/>
+        <w:numPr>
+          <w:ilvl w:val="0"/>
+          <w:numId w:val="31"/>
+        </w:numPr>
+        <w:rPr>
+          <w:sz w:val="28"/>
+          <w:szCs w:val="28"/>
+        </w:rPr>
+      </w:pPr>
+      <w:r>
+        <w:rPr>
+          <w:sz w:val="28"/>
+          <w:szCs w:val="28"/>
+        </w:rPr>
+        <w:t>Response time: A typical scan (capture → OCR → match) finished within a few seconds on mid-range Android hardware.</w:t>
+      </w:r>
+    </w:p>
+    <w:p>
+      <w:pPr>
+        <w:pStyle w:val="ListParagraph"/>
+        <w:numPr>
+          <w:ilvl w:val="0"/>
+          <w:numId w:val="31"/>
+        </w:numPr>
+        <w:rPr>
+          <w:sz w:val="28"/>
+          <w:szCs w:val="28"/>
+        </w:rPr>
+      </w:pPr>
+      <w:r>
+        <w:rPr>
+          <w:sz w:val="28"/>
+          <w:szCs w:val="28"/>
+        </w:rPr>
+        <w:t>User feedback: Early testers highlighted the localized UI and straightforward allergen alerts as the main usability wins.</w:t>
+      </w:r>
+    </w:p>
+    <w:p>
+      <w:pPr>
+        <w:pStyle w:val="ListParagraph"/>
+        <w:ind w:left="2160"/>
+        <w:rPr>
+          <w:sz w:val="28"/>
+          <w:szCs w:val="28"/>
+        </w:rPr>
+      </w:pPr>
+    </w:p>
+    <w:p>
+      <w:pPr>
+        <w:pStyle w:val="ListParagraph"/>
+        <w:numPr>
+          <w:ilvl w:val="1"/>
+          <w:numId w:val="29"/>
+        </w:numPr>
+        <w:rPr>
+          <w:sz w:val="28"/>
+          <w:szCs w:val="28"/>
+        </w:rPr>
+      </w:pPr>
+      <w:r>
+        <w:rPr>
+          <w:sz w:val="28"/>
+          <w:szCs w:val="28"/>
+        </w:rPr>
+        <w:t>Comparison with In</w:t>
+      </w:r>
+      <w:r>
+        <w:rPr>
+          <w:sz w:val="28"/>
+          <w:szCs w:val="28"/>
+        </w:rPr>
+        <w:t>i</w:t>
+      </w:r>
+      <w:r>
+        <w:rPr>
+          <w:sz w:val="28"/>
+          <w:szCs w:val="28"/>
+        </w:rPr>
+        <w:t>tial</w:t>
+      </w:r>
+      <w:r>
+        <w:rPr>
+          <w:sz w:val="28"/>
+          <w:szCs w:val="28"/>
+        </w:rPr>
+        <w:t xml:space="preserve"> Objectives</w:t>
+      </w:r>
+    </w:p>
+    <w:p>
+      <w:pPr>
+        <w:pStyle w:val="ListParagraph"/>
+        <w:ind w:left="1440"/>
+        <w:rPr>
+          <w:sz w:val="28"/>
+          <w:szCs w:val="28"/>
+        </w:rPr>
+      </w:pPr>
+      <w:r>
+        <w:rPr>
+          <w:sz w:val="28"/>
+          <w:szCs w:val="28"/>
+        </w:rPr>
+        <w:t>AllerScan met its objectives: it delivers accurate, profile-specific allergen flags, keeps everything on-device, and localizes the entire experience through the provider-based language system.</w:t>
+      </w:r>
+    </w:p>
+    <w:p>
+      <w:pPr>
+        <w:rPr>
+          <w:sz w:val="28"/>
+          <w:szCs w:val="28"/>
+        </w:rPr>
+      </w:pPr>
+    </w:p>
+    <w:p>
+      <w:pPr>
+        <w:pStyle w:val="ListParagraph"/>
+        <w:ind w:left="1440"/>
+        <w:rPr>
+          <w:sz w:val="28"/>
+          <w:szCs w:val="28"/>
+        </w:rPr>
+      </w:pPr>
+    </w:p>
+    <w:p>
+      <w:pPr>
+        <w:pStyle w:val="ListParagraph"/>
+        <w:numPr>
+          <w:ilvl w:val="0"/>
+          <w:numId w:val="2"/>
+        </w:numPr>
+        <w:rPr>
+          <w:sz w:val="28"/>
+          <w:szCs w:val="28"/>
+        </w:rPr>
+      </w:pPr>
+      <w:r>
+        <w:rPr>
+          <w:b/>
+          <w:bCs/>
+          <w:sz w:val="28"/>
+          <w:szCs w:val="28"/>
+        </w:rPr>
         <w:t>Discussion</w:t>
       </w:r>
     </w:p>
@@ -3885,7 +3518,15 @@
           <w:sz w:val="28"/>
           <w:szCs w:val="28"/>
         </w:rPr>
-        <w:t>The main hurdles were tuning OCR configs for mixed-language packaging, keeping dictionaries in sync with the current locale, and hardening the provider so language switches persisted reliably.</w:t>
+        <w:t xml:space="preserve">The main hurdles were tuning OCR configs for </w:t>
+      </w:r>
+      <w:r>
+        <w:rPr>
+          <w:sz w:val="28"/>
+          <w:szCs w:val="28"/>
+        </w:rPr>
+        <w:lastRenderedPageBreak/>
+        <w:t>mixed-language packaging, keeping dictionaries in sync with the current locale, and hardening the provider so language switches persisted reliably.</w:t>
       </w:r>
       <w:r>
         <w:rPr>
@@ -4148,15 +3789,7 @@
           <w:sz w:val="28"/>
           <w:szCs w:val="28"/>
         </w:rPr>
-        <w:t xml:space="preserve">Future work will focus on widening the feature set: expanding the dictionaries beyond English/French, supporting richer profile metadata </w:t>
-      </w:r>
-      <w:r>
-        <w:rPr>
-          <w:sz w:val="28"/>
-          <w:szCs w:val="28"/>
-        </w:rPr>
-        <w:lastRenderedPageBreak/>
-        <w:t>(e.g., severity levels or household sharing), adding automated tests, and exploring secure sync so families can keep their allergen preferences aligned.</w:t>
+        <w:t>Future work will focus on widening the feature set: expanding the dictionaries beyond English/French, supporting richer profile metadata (e.g., severity levels or household sharing), adding automated tests, and exploring secure sync so families can keep their allergen preferences aligned.</w:t>
       </w:r>
     </w:p>
     <w:p>
